--- a/papers/itssi_xai_2026/review_3/065_рец_3.docx
+++ b/papers/itssi_xai_2026/review_3/065_рец_3.docx
@@ -2951,7 +2951,14 @@
         <w:rPr>
           <w:lang w:val="ru-RU"/>
         </w:rPr>
-        <w:t xml:space="preserve"> з явним описом фільтра повноти контуру; продемонструвати пояснюваність трасуванням рішення. </w:t>
+        <w:t xml:space="preserve"> з явним описом фільтра повноти контуру; продемонструвати пояснюваність трасуванням </w:t>
+      </w:r>
+      <w:r>
+        <w:rPr>
+          <w:highlight w:val="cyan"/>
+          <w:lang w:val="ru-RU"/>
+        </w:rPr>
+        <w:t xml:space="preserve">рішень. </w:t>
       </w:r>
       <w:r>
         <w:rPr>
@@ -3006,7 +3013,33 @@
         <w:rPr>
           <w:lang w:val="ru-RU"/>
         </w:rPr>
-        <w:t xml:space="preserve">Зображення подано графами з вузлами двох типів і 13 ознаками. Із 76 вручну відібраних оригіналів, розширених до 805 зразків, сформовано 13 концептів-атракторів. У класифікації за відстанню редагування графів вузькі інтервали ознак важать більше. Фільтр повноти контуру допустив 8 707 із 10 000 зображень. Точність становить 91,13 %; зважені влучність, повнота і F-міра дорівнюють 91,92 %, 91,13 % і 91,34 %. Відтворення одного рішення за збереженими даними дає числовий ланцюг від операцій редагування до оцінки. </w:t>
+        <w:t xml:space="preserve">Зображення подано графами з вузлами двох типів і 13 ознаками. Із 76 вручну відібраних оригіналів, розширених до 805 зразків, сформовано 13 концептів-атракторів. У класифікації за відстанню редагування графів вузькі інтервали ознак важать більше. Фільтр повноти контуру допустив 8 707 із 10 000 зображень. Точність становить 91,13 %</w:t>
+      </w:r>
+      <w:r>
+        <w:rPr>
+          <w:highlight w:val="cyan"/>
+          <w:lang w:val="ru-RU"/>
+        </w:rPr>
+        <w:t xml:space="preserve"> (95 % довірчий інтервал 90,52–91,71 %)</w:t>
+      </w:r>
+      <w:r>
+        <w:rPr>
+          <w:lang w:val="ru-RU"/>
+        </w:rPr>
+        <w:t xml:space="preserve">; зважені влучність, повнота і F-міра дорівнюють 91,92 %, 91,13 % і 91,34 %. Відтворення одного рішення за збереженими даними дає числовий ланцюг від операцій редагування до оцінки</w:t>
+      </w:r>
+      <w:r>
+        <w:rPr>
+          <w:highlight w:val="cyan"/>
+          <w:lang w:val="ru-RU"/>
+        </w:rPr>
+        <w:t xml:space="preserve">, а трасування всіх 111 випадків віднесення цифри 2 до класу 7 показало, що у 110 з них петлі немає вже в бінарному зображенні</w:t>
+      </w:r>
+      <w:r>
+        <w:rPr>
+          <w:lang w:val="ru-RU"/>
+        </w:rPr>
+        <w:t xml:space="preserve">. </w:t>
       </w:r>
       <w:r>
         <w:rPr>
@@ -3377,7 +3410,20 @@
         <w:rPr>
           <w:lang w:val="ru-RU"/>
         </w:rPr>
-        <w:t>Ця робота відповідає на запитання, чи можливе розпізнавання без зворотного поширення помилки, за малої кількості навчальних прикладів і так, щоб шлях до рішення можна було простежити за збереженими даними. Така постановка практично цінна там, де навчальних даних мало, а рішення має бути придатним до перевірки вручну.</w:t>
+        <w:t xml:space="preserve">Ця робота відповідає на запитання, чи можливе розпізнавання без зворотного поширення помилки, за малої кількості навчальних прикладів і так, щоб шлях до рішення можна було простежити за збереженими даними. </w:t>
+      </w:r>
+      <w:r>
+        <w:rPr>
+          <w:highlight w:val="cyan"/>
+          <w:lang w:val="ru-RU"/>
+        </w:rPr>
+        <w:t xml:space="preserve">Потенційно така постановка корисна</w:t>
+      </w:r>
+      <w:r>
+        <w:rPr>
+          <w:lang w:val="ru-RU"/>
+        </w:rPr>
+        <w:t xml:space="preserve"> там, де навчальних даних мало, а рішення має бути придатним до перевірки вручну.</w:t>
       </w:r>
     </w:p>
     <w:p>
@@ -3458,45 +3504,13 @@
         <w:spacing w:after="0" w:line="280" w:lineRule="exact"/>
         <w:ind w:firstLine="567"/>
         <w:jc w:val="both"/>
-        <w:rPr>
-          <w:lang w:val="ru-RU"/>
-        </w:rPr>
-      </w:pPr>
-      <w:r>
-        <w:t>Baniecki</w:t>
-      </w:r>
-      <w:r>
-        <w:rPr>
-          <w:lang w:val="ru-RU"/>
-        </w:rPr>
-        <w:t xml:space="preserve"> </w:t>
-      </w:r>
-      <w:r>
-        <w:t>and</w:t>
-      </w:r>
-      <w:r>
-        <w:rPr>
-          <w:lang w:val="ru-RU"/>
-        </w:rPr>
-        <w:t xml:space="preserve"> </w:t>
-      </w:r>
-      <w:r>
-        <w:t>Biecek</w:t>
-      </w:r>
-      <w:r>
-        <w:rPr>
-          <w:lang w:val="ru-RU"/>
-        </w:rPr>
-        <w:t xml:space="preserve"> [6] зводять у спільну систему позначень роботи зі змагального машинного навчання та пояснюваного штучного інтелекту й систематизують атаки на пояснення разом зі способами захисту від них. Автори показують, що маніпуляція поясненням, його підміна та приховування ознак упередженості моделі (</w:t>
-      </w:r>
-      <w:r>
-        <w:t>fairwashing</w:t>
-      </w:r>
-      <w:r>
-        <w:rPr>
-          <w:lang w:val="ru-RU"/>
-        </w:rPr>
-        <w:t>) можливі для більшості поширених методів, і формулюють вимоги до протоколів оцінювання пояснень. Предметом огляду є захист ретроспективних пояснювачів; питання про подання, у якому пояснення неможливо відокремити від обчислення, в огляді не порушено.</w:t>
+      </w:pPr>
+      <w:r>
+        <w:rPr>
+          <w:highlight w:val="cyan"/>
+          <w:lang w:val="uk-UA"/>
+        </w:rPr>
+        <w:t xml:space="preserve">Baniecki and Biecek [6] систематизують атаки на ретроспективні пояснення та способи захисту від них. Вони показують, що маніпуляція поясненням і приховування упередженості моделі (fairwashing) можливі для більшості поширених методів. Подання, у якому пояснення неможливо відокремити від обчислення, огляд не розглядає.</w:t>
       </w:r>
     </w:p>
     <w:p>
@@ -3504,99 +3518,13 @@
         <w:spacing w:after="0" w:line="280" w:lineRule="exact"/>
         <w:ind w:firstLine="567"/>
         <w:jc w:val="both"/>
-        <w:rPr>
-          <w:lang w:val="ru-RU"/>
-        </w:rPr>
-      </w:pPr>
-      <w:r>
-        <w:t>Bello</w:t>
-      </w:r>
-      <w:r>
-        <w:rPr>
-          <w:lang w:val="ru-RU"/>
-        </w:rPr>
-        <w:t xml:space="preserve"> </w:t>
-      </w:r>
-      <w:r>
-        <w:t>et</w:t>
-      </w:r>
-      <w:r>
-        <w:rPr>
-          <w:lang w:val="ru-RU"/>
-        </w:rPr>
-        <w:t xml:space="preserve"> </w:t>
-      </w:r>
-      <w:r>
-        <w:t>al</w:t>
-      </w:r>
-      <w:r>
-        <w:rPr>
-          <w:lang w:val="ru-RU"/>
-        </w:rPr>
-        <w:t xml:space="preserve">. [7] звертаються до головної труднощі кількісного оцінювання пояснень: для пояснення немає еталона, з яким його можна звірити. Автори пропонують міру </w:t>
-      </w:r>
-      <w:r>
-        <w:t>LSE</w:t>
-      </w:r>
-      <w:r>
-        <w:rPr>
-          <w:lang w:val="ru-RU"/>
-        </w:rPr>
-        <w:t xml:space="preserve"> (</w:t>
-      </w:r>
-      <w:r>
-        <w:t>Level</w:t>
-      </w:r>
-      <w:r>
-        <w:rPr>
-          <w:lang w:val="ru-RU"/>
-        </w:rPr>
-        <w:t xml:space="preserve"> </w:t>
-      </w:r>
-      <w:r>
-        <w:t>of</w:t>
-      </w:r>
-      <w:r>
-        <w:rPr>
-          <w:lang w:val="ru-RU"/>
-        </w:rPr>
-        <w:t xml:space="preserve"> </w:t>
-      </w:r>
-      <w:r>
-        <w:t>Strength</w:t>
-      </w:r>
-      <w:r>
-        <w:rPr>
-          <w:lang w:val="ru-RU"/>
-        </w:rPr>
-        <w:t xml:space="preserve"> </w:t>
-      </w:r>
-      <w:r>
-        <w:t>of</w:t>
-      </w:r>
-      <w:r>
-        <w:rPr>
-          <w:lang w:val="ru-RU"/>
-        </w:rPr>
-        <w:t xml:space="preserve"> </w:t>
-      </w:r>
-      <w:r>
-        <w:t>an</w:t>
-      </w:r>
-      <w:r>
-        <w:rPr>
-          <w:lang w:val="ru-RU"/>
-        </w:rPr>
-        <w:t xml:space="preserve"> </w:t>
-      </w:r>
-      <w:r>
-        <w:t>Explanation</w:t>
-      </w:r>
-      <w:r>
-        <w:rPr>
-          <w:lang w:val="ru-RU"/>
-        </w:rPr>
-        <w:t>), яка показує, наскільки пояснення підтримує саме той клас, що його передбачив класифікатор; міру побудовано за аналогією з відношенням правдоподібності в судовій експертизі. Нерозв'язаним лишається те, що якість ретроспективного пояснення доводиться встановлювати опосередковано, окремою процедурою поверх пояснювача, а не читати із самого обчислення.</w:t>
+      </w:pPr>
+      <w:r>
+        <w:rPr>
+          <w:highlight w:val="cyan"/>
+          <w:lang w:val="uk-UA"/>
+        </w:rPr>
+        <w:t xml:space="preserve">Bello et al. [7] зауважують, що для пояснення немає еталона, і пропонують міру LSE (Level of Strength of an Explanation): наскільки пояснення підтримує передбачений клас. Якість ретроспективного пояснення при цьому встановлюють окремою процедурою, а не читають із самого обчислення.</w:t>
       </w:r>
     </w:p>
     <w:p>
@@ -3604,24 +3532,13 @@
         <w:spacing w:after="0" w:line="280" w:lineRule="exact"/>
         <w:ind w:firstLine="567"/>
         <w:jc w:val="both"/>
-        <w:rPr>
-          <w:lang w:val="ru-RU"/>
-        </w:rPr>
-      </w:pPr>
-      <w:r>
-        <w:rPr>
-          <w:lang w:val="ru-RU"/>
-        </w:rPr>
-        <w:t xml:space="preserve">Альтернативний напрям проєктування утворюють моделі, пояснювані за побудовою, на потребі в яких наполягає </w:t>
-      </w:r>
-      <w:r>
-        <w:t>Rudin</w:t>
-      </w:r>
-      <w:r>
-        <w:rPr>
-          <w:lang w:val="ru-RU"/>
-        </w:rPr>
-        <w:t xml:space="preserve"> [5]. Огляд методів пояснюваності на основі графів знань [8] систематизує способи, якими явні структурні подання входять до систем пояснюваного штучного інтелекту: від видобування ознак і відношень до міркування над графом.</w:t>
+      </w:pPr>
+      <w:r>
+        <w:rPr>
+          <w:highlight w:val="cyan"/>
+          <w:lang w:val="uk-UA"/>
+        </w:rPr>
+        <w:t xml:space="preserve">Альтернативу утворюють моделі, пояснювані за побудовою, на потребі в яких наполягає Rudin [5]. Огляд [8] систематизує способи, якими явні структурні подання, зокрема графи знань, входять до систем пояснюваного штучного інтелекту.</w:t>
       </w:r>
     </w:p>
     <w:p>
@@ -3629,63 +3546,13 @@
         <w:spacing w:after="0" w:line="280" w:lineRule="exact"/>
         <w:ind w:firstLine="567"/>
         <w:jc w:val="both"/>
-        <w:rPr>
-          <w:lang w:val="ru-RU"/>
-        </w:rPr>
-      </w:pPr>
-      <w:r>
-        <w:t>Forest</w:t>
-      </w:r>
-      <w:r>
-        <w:rPr>
-          <w:lang w:val="ru-RU"/>
-        </w:rPr>
-        <w:t xml:space="preserve"> </w:t>
-      </w:r>
-      <w:r>
-        <w:t>et</w:t>
-      </w:r>
-      <w:r>
-        <w:rPr>
-          <w:lang w:val="ru-RU"/>
-        </w:rPr>
-        <w:t xml:space="preserve"> </w:t>
-      </w:r>
-      <w:r>
-        <w:t>al</w:t>
-      </w:r>
-      <w:r>
-        <w:rPr>
-          <w:lang w:val="ru-RU"/>
-        </w:rPr>
-        <w:t>. [9] застосовують моделі з концептним вузьким місцем (</w:t>
-      </w:r>
-      <w:r>
-        <w:t>concept</w:t>
-      </w:r>
-      <w:r>
-        <w:rPr>
-          <w:lang w:val="ru-RU"/>
-        </w:rPr>
-        <w:t xml:space="preserve"> </w:t>
-      </w:r>
-      <w:r>
-        <w:t>bottleneck</w:t>
-      </w:r>
-      <w:r>
-        <w:rPr>
-          <w:lang w:val="ru-RU"/>
-        </w:rPr>
-        <w:t xml:space="preserve"> </w:t>
-      </w:r>
-      <w:r>
-        <w:t>models</w:t>
-      </w:r>
-      <w:r>
-        <w:rPr>
-          <w:lang w:val="ru-RU"/>
-        </w:rPr>
-        <w:t>) до прогнозування залишкового ресурсу обладнання, узявши за проміжні концепти режими деградації компонентів. Прогноз завдяки цьому розкладається за станом кожного компонента, а експерт може втрутитися в активації концептів під час випробування без перенавчання моделі. Робота показує практичну користь проміжного шару зрозумілих понять порівняно з методами приписування важливості вхідним ознакам. Відображення входу на концепти в цій схемі лишається навченою нейронною мережею, тому простежити його за елементами подання неможливо.</w:t>
+      </w:pPr>
+      <w:r>
+        <w:rPr>
+          <w:highlight w:val="cyan"/>
+          <w:lang w:val="uk-UA"/>
+        </w:rPr>
+        <w:t xml:space="preserve">Forest et al. [9] застосовують моделі з концептним вузьким місцем (concept bottleneck models) до прогнозування залишкового ресурсу обладнання. Прогноз розкладається за станом компонентів, а експерт може змінити активації концептів без перенавчання. Відображення входу на концепти лишається навченою мережею, тому простежити його за елементами подання неможливо.</w:t>
       </w:r>
     </w:p>
     <w:p>
@@ -3693,45 +3560,13 @@
         <w:spacing w:after="0" w:line="280" w:lineRule="exact"/>
         <w:ind w:firstLine="567"/>
         <w:jc w:val="both"/>
-        <w:rPr>
-          <w:lang w:val="ru-RU"/>
-        </w:rPr>
-      </w:pPr>
-      <w:r>
-        <w:t>Sovatzidi</w:t>
-      </w:r>
-      <w:r>
-        <w:rPr>
-          <w:lang w:val="ru-RU"/>
-        </w:rPr>
-        <w:t xml:space="preserve"> </w:t>
-      </w:r>
-      <w:r>
-        <w:t>et</w:t>
-      </w:r>
-      <w:r>
-        <w:rPr>
-          <w:lang w:val="ru-RU"/>
-        </w:rPr>
-        <w:t xml:space="preserve"> </w:t>
-      </w:r>
-      <w:r>
-        <w:t>al</w:t>
-      </w:r>
-      <w:r>
-        <w:rPr>
-          <w:lang w:val="ru-RU"/>
-        </w:rPr>
-        <w:t>. [10] будують класифікацію зображень на інтуїціоністських нечітких когнітивних картах, структуру графа яких визначає алгоритм навчання за даними. Ступінь вагання (</w:t>
-      </w:r>
-      <w:r>
-        <w:t>hesitancy</w:t>
-      </w:r>
-      <w:r>
-        <w:rPr>
-          <w:lang w:val="ru-RU"/>
-        </w:rPr>
-        <w:t>) є мірою невпевненості, з якою зображення віднесено до класу, а рішення подано лінгвістичними термінами, зрозумілими без додаткового тлумачення. Тут носієм пояснення є граф, а не надбудова над навченою мережею. Вузли графа відповідають ознакам областей зображення, тому геометрія контуру та топологія його зв'язності в подання не входять.</w:t>
+      </w:pPr>
+      <w:r>
+        <w:rPr>
+          <w:highlight w:val="cyan"/>
+          <w:lang w:val="uk-UA"/>
+        </w:rPr>
+        <w:t xml:space="preserve">Sovatzidi et al. [10] класифікують зображення інтуїціоністськими нечіткими когнітивними картами. Носієм пояснення тут є граф, а невпевненість рішення виражає ступінь вагання (hesitancy). Вузли графа відповідають ознакам областей зображення, тому геометрія й топологія контуру в подання не входять.</w:t>
       </w:r>
     </w:p>
     <w:p>
@@ -3739,54 +3574,13 @@
         <w:spacing w:after="0" w:line="280" w:lineRule="exact"/>
         <w:ind w:firstLine="567"/>
         <w:jc w:val="both"/>
-        <w:rPr>
-          <w:lang w:val="ru-RU"/>
-        </w:rPr>
-      </w:pPr>
-      <w:r>
-        <w:t>Garc</w:t>
-      </w:r>
-      <w:r>
-        <w:rPr>
-          <w:lang w:val="ru-RU"/>
-        </w:rPr>
-        <w:t>í</w:t>
-      </w:r>
-      <w:r>
-        <w:t>a</w:t>
-      </w:r>
-      <w:r>
-        <w:rPr>
-          <w:lang w:val="ru-RU"/>
-        </w:rPr>
-        <w:t>-</w:t>
-      </w:r>
-      <w:r>
-        <w:t>Cuesta</w:t>
-      </w:r>
-      <w:r>
-        <w:rPr>
-          <w:lang w:val="ru-RU"/>
-        </w:rPr>
-        <w:t xml:space="preserve"> </w:t>
-      </w:r>
-      <w:r>
-        <w:t>et</w:t>
-      </w:r>
-      <w:r>
-        <w:rPr>
-          <w:lang w:val="ru-RU"/>
-        </w:rPr>
-        <w:t xml:space="preserve"> </w:t>
-      </w:r>
-      <w:r>
-        <w:t>al</w:t>
-      </w:r>
-      <w:r>
-        <w:rPr>
-          <w:lang w:val="ru-RU"/>
-        </w:rPr>
-        <w:t>. [11] показують, що подання прототипів у прототипних мережах можна змінити навмисно або ненавмисно без втрати зовнішньої правдоподібності пояснення. Цей результат спонукає перевіряти, чи має елемент пояснення зміст поза навченим простором вкладень.</w:t>
+      </w:pPr>
+      <w:r>
+        <w:rPr>
+          <w:highlight w:val="cyan"/>
+          <w:lang w:val="uk-UA"/>
+        </w:rPr>
+        <w:t xml:space="preserve">García-Cuesta et al. [11] показують, що прототипи прототипних мереж можна змінити без втрати зовнішньої правдоподібності пояснення. Отже, елемент такого пояснення може не мати змісту поза навченим простором вкладень.</w:t>
       </w:r>
     </w:p>
     <w:p>
@@ -3794,87 +3588,13 @@
         <w:spacing w:after="0" w:line="280" w:lineRule="exact"/>
         <w:ind w:firstLine="567"/>
         <w:jc w:val="both"/>
-        <w:rPr>
-          <w:lang w:val="ru-RU"/>
-        </w:rPr>
-      </w:pPr>
-      <w:r>
-        <w:rPr>
-          <w:lang w:val="ru-RU"/>
-        </w:rPr>
-        <w:t xml:space="preserve">Структурні подання форми мають довгу історію в комп'ютерному зорі. </w:t>
-      </w:r>
-      <w:r>
-        <w:t>Vision</w:t>
-      </w:r>
-      <w:r>
-        <w:rPr>
-          <w:lang w:val="ru-RU"/>
-        </w:rPr>
-        <w:t xml:space="preserve"> </w:t>
-      </w:r>
-      <w:r>
-        <w:t>GNN</w:t>
-      </w:r>
-      <w:r>
-        <w:rPr>
-          <w:lang w:val="ru-RU"/>
-        </w:rPr>
-        <w:t xml:space="preserve"> [12] трактує зображення як граф вузлів-фрагментів і будує на ньому мережу передавання повідомлень. </w:t>
-      </w:r>
-      <w:r>
-        <w:t>Chatbri</w:t>
-      </w:r>
-      <w:r>
-        <w:rPr>
-          <w:lang w:val="ru-RU"/>
-        </w:rPr>
-        <w:t xml:space="preserve"> </w:t>
-      </w:r>
-      <w:r>
-        <w:t>et</w:t>
-      </w:r>
-      <w:r>
-        <w:rPr>
-          <w:lang w:val="ru-RU"/>
-        </w:rPr>
-        <w:t xml:space="preserve"> </w:t>
-      </w:r>
-      <w:r>
-        <w:t>al</w:t>
-      </w:r>
-      <w:r>
-        <w:rPr>
-          <w:lang w:val="ru-RU"/>
-        </w:rPr>
-        <w:t xml:space="preserve">. [13] досліджують контури та скелети як подання форми для зіставлення бінарних зображень. </w:t>
-      </w:r>
-      <w:r>
-        <w:t>Shen</w:t>
-      </w:r>
-      <w:r>
-        <w:rPr>
-          <w:lang w:val="ru-RU"/>
-        </w:rPr>
-        <w:t xml:space="preserve"> </w:t>
-      </w:r>
-      <w:r>
-        <w:t>et</w:t>
-      </w:r>
-      <w:r>
-        <w:rPr>
-          <w:lang w:val="ru-RU"/>
-        </w:rPr>
-        <w:t xml:space="preserve"> </w:t>
-      </w:r>
-      <w:r>
-        <w:t>al</w:t>
-      </w:r>
-      <w:r>
-        <w:rPr>
-          <w:lang w:val="ru-RU"/>
-        </w:rPr>
-        <w:t>. [14] будують розпізнавання форми на наборі контурних частин, пов'язаних зі скелетом. Ці роботи підтверджують доцільність структурного опису, але зупиняються на рівні ознак і не роблять структуру носієм самого пояснення.</w:t>
+      </w:pPr>
+      <w:r>
+        <w:rPr>
+          <w:highlight w:val="cyan"/>
+          <w:lang w:val="uk-UA"/>
+        </w:rPr>
+        <w:t xml:space="preserve">Структурні подання форми мають довгу історію: Vision GNN [12] будує мережу передавання повідомлень на графі фрагментів зображення, а [13, 14] описують форму контурами й скелетами. Ці роботи використовують структуру як ознаки, але не роблять її носієм пояснення.</w:t>
       </w:r>
     </w:p>
     <w:p>
@@ -3882,100 +3602,13 @@
         <w:spacing w:after="0" w:line="280" w:lineRule="exact"/>
         <w:ind w:firstLine="567"/>
         <w:jc w:val="both"/>
-        <w:rPr>
-          <w:lang w:val="ru-RU"/>
-        </w:rPr>
-      </w:pPr>
-      <w:r>
-        <w:lastRenderedPageBreak/>
-        <w:t>Elsharkawi</w:t>
-      </w:r>
-      <w:r>
-        <w:rPr>
-          <w:lang w:val="ru-RU"/>
-        </w:rPr>
-        <w:t xml:space="preserve"> </w:t>
-      </w:r>
-      <w:r>
-        <w:t>et</w:t>
-      </w:r>
-      <w:r>
-        <w:rPr>
-          <w:lang w:val="ru-RU"/>
-        </w:rPr>
-        <w:t xml:space="preserve"> </w:t>
-      </w:r>
-      <w:r>
-        <w:t>al</w:t>
-      </w:r>
-      <w:r>
-        <w:rPr>
-          <w:lang w:val="ru-RU"/>
-        </w:rPr>
-        <w:t xml:space="preserve">. [15] розвивають напрям </w:t>
-      </w:r>
-      <w:r>
-        <w:t>Vision</w:t>
-      </w:r>
-      <w:r>
-        <w:rPr>
-          <w:lang w:val="ru-RU"/>
-        </w:rPr>
-        <w:t xml:space="preserve"> </w:t>
-      </w:r>
-      <w:r>
-        <w:t>GNN</w:t>
-      </w:r>
-      <w:r>
-        <w:rPr>
-          <w:lang w:val="ru-RU"/>
-        </w:rPr>
-        <w:t>. Автори зауважують, що наявні моделі будують граф кожного шару непараметричними статистичними правилами (</w:t>
-      </w:r>
-      <w:r>
-        <w:t>k</w:t>
-      </w:r>
-      <w:r>
-        <w:rPr>
-          <w:lang w:val="ru-RU"/>
-        </w:rPr>
-        <w:t xml:space="preserve"> найближчих сусідів, поріг подібності, гіперграф), і пропонують натомість схему </w:t>
-      </w:r>
-      <w:r>
-        <w:t>LRGC</w:t>
-      </w:r>
-      <w:r>
-        <w:rPr>
-          <w:lang w:val="ru-RU"/>
-        </w:rPr>
-        <w:t xml:space="preserve">: увагу на основі ключів і запитів між усіма парами вузлів з м'яким пороговим репараметруванням, завдяки чому вибір сусідства стає диференційовним і навчаним. На наборі </w:t>
-      </w:r>
-      <w:r>
-        <w:t>ImageNet</w:t>
-      </w:r>
-      <w:r>
-        <w:rPr>
-          <w:lang w:val="ru-RU"/>
-        </w:rPr>
-        <w:t>-1</w:t>
-      </w:r>
-      <w:r>
-        <w:t>k</w:t>
-      </w:r>
-      <w:r>
-        <w:rPr>
-          <w:lang w:val="ru-RU"/>
-        </w:rPr>
-        <w:t xml:space="preserve"> підхід переважає моделі </w:t>
-      </w:r>
-      <w:r>
-        <w:t>ViG</w:t>
-      </w:r>
-      <w:r>
-        <w:rPr>
-          <w:lang w:val="ru-RU"/>
-        </w:rPr>
-        <w:t xml:space="preserve"> порівнянного розміру. Граф тут є проміжним поданням усередині мережі, тому його вузли та ребра не мають значення, яке можна прочитати окремо від ваг.</w:t>
+      </w:pPr>
+      <w:r>
+        <w:rPr>
+          <w:highlight w:val="cyan"/>
+          <w:lang w:val="uk-UA"/>
+        </w:rPr>
+        <w:t xml:space="preserve">Elsharkawi et al. [15] у схемі LRGC роблять вибір сусідства в графі кожного шару Vision GNN диференційовним і навчаним; на ImageNet-1k підхід переважає моделі ViG порівнянного розміру. Граф тут є проміжним поданням мережі, і його вузли та ребра не мають значення окремо від ваг.</w:t>
       </w:r>
     </w:p>
     <w:p>
@@ -3983,36 +3616,13 @@
         <w:spacing w:after="0" w:line="280" w:lineRule="exact"/>
         <w:ind w:firstLine="567"/>
         <w:jc w:val="both"/>
-        <w:rPr>
-          <w:lang w:val="ru-RU"/>
-        </w:rPr>
-      </w:pPr>
-      <w:r>
-        <w:t>Senior</w:t>
-      </w:r>
-      <w:r>
-        <w:rPr>
-          <w:lang w:val="ru-RU"/>
-        </w:rPr>
-        <w:t xml:space="preserve"> </w:t>
-      </w:r>
-      <w:r>
-        <w:t>et</w:t>
-      </w:r>
-      <w:r>
-        <w:rPr>
-          <w:lang w:val="ru-RU"/>
-        </w:rPr>
-        <w:t xml:space="preserve"> </w:t>
-      </w:r>
-      <w:r>
-        <w:t>al</w:t>
-      </w:r>
-      <w:r>
-        <w:rPr>
-          <w:lang w:val="ru-RU"/>
-        </w:rPr>
-        <w:t>. [16] оглядають застосування графових нейронних мереж до розуміння двовимірних зображень і подають систематику типів графів, які використовують у підписуванні зображень, відповідях на запитання за зображенням і пошуку. Огляд фіксує, що граф став типовим складником таких конвеєрів як спосіб описати взаємне розташування об'єктів сцени. Роль графа в оглянутих роботах зводиться до постачання структурованих ознак для подальшого навченого модуля; питання про те, чи може сам граф бути записом ухваленого рішення, в огляді не поставлено.</w:t>
+      </w:pPr>
+      <w:r>
+        <w:rPr>
+          <w:highlight w:val="cyan"/>
+          <w:lang w:val="uk-UA"/>
+        </w:rPr>
+        <w:t xml:space="preserve">Senior et al. [16] в огляді графових нейронних мереж для розуміння зображень показують, що граф описує розташування об'єктів сцени й постачає структуровані ознаки навченому модулю. Граф як запис ухваленого рішення огляд не розглядає.</w:t>
       </w:r>
     </w:p>
     <w:p>
@@ -4020,159 +3630,13 @@
         <w:spacing w:after="0" w:line="280" w:lineRule="exact"/>
         <w:ind w:firstLine="567"/>
         <w:jc w:val="both"/>
-        <w:rPr>
-          <w:lang w:val="ru-RU"/>
-        </w:rPr>
-      </w:pPr>
-      <w:r>
-        <w:rPr>
-          <w:lang w:val="ru-RU"/>
-        </w:rPr>
-        <w:t xml:space="preserve">Задачу зіставлення графів досліджують давно. Оглядова праця </w:t>
-      </w:r>
-      <w:r>
-        <w:t>Conte</w:t>
-      </w:r>
-      <w:r>
-        <w:rPr>
-          <w:lang w:val="ru-RU"/>
-        </w:rPr>
-        <w:t xml:space="preserve"> </w:t>
-      </w:r>
-      <w:r>
-        <w:t>et</w:t>
-      </w:r>
-      <w:r>
-        <w:rPr>
-          <w:lang w:val="ru-RU"/>
-        </w:rPr>
-        <w:t xml:space="preserve"> </w:t>
-      </w:r>
-      <w:r>
-        <w:t>al</w:t>
-      </w:r>
-      <w:r>
-        <w:rPr>
-          <w:lang w:val="ru-RU"/>
-        </w:rPr>
-        <w:t>. [17] систематизує точні й наближені алгоритми зіставлення за тридцять років. Відстань редагування графів (</w:t>
-      </w:r>
-      <w:r>
-        <w:t>Graph</w:t>
-      </w:r>
-      <w:r>
-        <w:rPr>
-          <w:lang w:val="ru-RU"/>
-        </w:rPr>
-        <w:t xml:space="preserve"> </w:t>
-      </w:r>
-      <w:r>
-        <w:t>Edit</w:t>
-      </w:r>
-      <w:r>
-        <w:rPr>
-          <w:lang w:val="ru-RU"/>
-        </w:rPr>
-        <w:t xml:space="preserve"> </w:t>
-      </w:r>
-      <w:r>
-        <w:t>Distance</w:t>
-      </w:r>
-      <w:r>
-        <w:rPr>
-          <w:lang w:val="ru-RU"/>
-        </w:rPr>
-        <w:t xml:space="preserve">, </w:t>
-      </w:r>
-      <w:r>
-        <w:t>GED</w:t>
-      </w:r>
-      <w:r>
-        <w:rPr>
-          <w:lang w:val="ru-RU"/>
-        </w:rPr>
-        <w:t xml:space="preserve">) дає міру подібності з прозорою семантикою: вартість перетворення одного графа на інший розкладається на елементарні операції над вузлами та ребрами. </w:t>
-      </w:r>
-      <w:r>
-        <w:t>Riesen</w:t>
-      </w:r>
-      <w:r>
-        <w:rPr>
-          <w:lang w:val="ru-RU"/>
-        </w:rPr>
-        <w:t xml:space="preserve"> </w:t>
-      </w:r>
-      <w:r>
-        <w:t>and</w:t>
-      </w:r>
-      <w:r>
-        <w:rPr>
-          <w:lang w:val="ru-RU"/>
-        </w:rPr>
-        <w:t xml:space="preserve"> </w:t>
-      </w:r>
-      <w:r>
-        <w:t>Bunke</w:t>
-      </w:r>
-      <w:r>
-        <w:rPr>
-          <w:lang w:val="ru-RU"/>
-        </w:rPr>
-        <w:t xml:space="preserve"> [18] запропонували наближення </w:t>
-      </w:r>
-      <w:r>
-        <w:t>GED</w:t>
-      </w:r>
-      <w:r>
-        <w:rPr>
-          <w:lang w:val="ru-RU"/>
-        </w:rPr>
-        <w:t xml:space="preserve"> за двочастковим призначенням, яке зробило міру придатною для практичних розмірів графів. </w:t>
-      </w:r>
-      <w:r>
-        <w:t>Wang</w:t>
-      </w:r>
-      <w:r>
-        <w:rPr>
-          <w:lang w:val="ru-RU"/>
-        </w:rPr>
-        <w:t xml:space="preserve"> </w:t>
-      </w:r>
-      <w:r>
-        <w:t>et</w:t>
-      </w:r>
-      <w:r>
-        <w:rPr>
-          <w:lang w:val="ru-RU"/>
-        </w:rPr>
-        <w:t xml:space="preserve"> </w:t>
-      </w:r>
-      <w:r>
-        <w:t>al</w:t>
-      </w:r>
-      <w:r>
-        <w:rPr>
-          <w:lang w:val="ru-RU"/>
-        </w:rPr>
-        <w:t xml:space="preserve">. [19] розвивають гібридні схеми обчислення </w:t>
-      </w:r>
-      <w:r>
-        <w:t>GED</w:t>
-      </w:r>
-      <w:r>
-        <w:rPr>
-          <w:lang w:val="ru-RU"/>
-        </w:rPr>
-        <w:t xml:space="preserve">, де частину вартості визначає нейронна мережа. Розклад на операції редагування робить </w:t>
-      </w:r>
-      <w:r>
-        <w:t>GED</w:t>
-      </w:r>
-      <w:r>
-        <w:rPr>
-          <w:lang w:val="ru-RU"/>
-        </w:rPr>
-        <w:t xml:space="preserve"> зручною основою для пояснення: кожен доданок вартості прив'язаний до конкретної пари елементів.</w:t>
+      </w:pPr>
+      <w:r>
+        <w:rPr>
+          <w:highlight w:val="cyan"/>
+          <w:lang w:val="uk-UA"/>
+        </w:rPr>
+        <w:t xml:space="preserve">Зіставлення графів досліджують понад тридцять років [17]. Відстань редагування графів (Graph Edit Distance, GED) розкладає вартість перетворення одного графа на інший на елементарні операції над вузлами та ребрами. Наближення за двочастковим призначенням [18] зробило GED придатною для практичних розмірів графів, а гібридні схеми [19] доручають частину вартості нейронній мережі. Кожен доданок вартості прив'язаний до конкретної пари елементів, тому GED є зручною основою пояснення.</w:t>
       </w:r>
     </w:p>
     <w:p>
@@ -4180,81 +3644,13 @@
         <w:spacing w:after="0" w:line="280" w:lineRule="exact"/>
         <w:ind w:firstLine="567"/>
         <w:jc w:val="both"/>
-        <w:rPr>
-          <w:lang w:val="ru-RU"/>
-        </w:rPr>
-      </w:pPr>
-      <w:r>
-        <w:t>Piao</w:t>
-      </w:r>
-      <w:r>
-        <w:rPr>
-          <w:lang w:val="ru-RU"/>
-        </w:rPr>
-        <w:t xml:space="preserve"> </w:t>
-      </w:r>
-      <w:r>
-        <w:t>et</w:t>
-      </w:r>
-      <w:r>
-        <w:rPr>
-          <w:lang w:val="ru-RU"/>
-        </w:rPr>
-        <w:t xml:space="preserve"> </w:t>
-      </w:r>
-      <w:r>
-        <w:t>al</w:t>
-      </w:r>
-      <w:r>
-        <w:rPr>
-          <w:lang w:val="ru-RU"/>
-        </w:rPr>
-        <w:t xml:space="preserve">. [20] обчислюють </w:t>
-      </w:r>
-      <w:r>
-        <w:t>GED</w:t>
-      </w:r>
-      <w:r>
-        <w:rPr>
-          <w:lang w:val="ru-RU"/>
-        </w:rPr>
-        <w:t xml:space="preserve"> за двоступеневою схемою: мережа </w:t>
-      </w:r>
-      <w:r>
-        <w:t>GEDGNN</w:t>
-      </w:r>
-      <w:r>
-        <w:rPr>
-          <w:lang w:val="ru-RU"/>
-        </w:rPr>
-        <w:t xml:space="preserve"> передбачає значення відстані та матрицю відповідності, а подальша обробка відновлює з неї власне шлях редагування. Мотивом роботи є пряме зауваження авторів: моделі, які зводять </w:t>
-      </w:r>
-      <w:r>
-        <w:t>GED</w:t>
-      </w:r>
-      <w:r>
-        <w:rPr>
-          <w:lang w:val="ru-RU"/>
-        </w:rPr>
-        <w:t xml:space="preserve"> до регресії подібності, досягають вищої числової точності, проте не породжують послідовності операцій, а без неї пояснюваність і практична придатність розв'язку втрачаються. Це формулювання збігається з тим, як </w:t>
-      </w:r>
-      <w:r>
-        <w:t>GED</w:t>
-      </w:r>
-      <w:r>
-        <w:rPr>
-          <w:lang w:val="ru-RU"/>
-        </w:rPr>
-        <w:t xml:space="preserve"> використано в цій статті. </w:t>
-      </w:r>
-      <w:r>
-        <w:t>GEDGNN</w:t>
-      </w:r>
-      <w:r>
-        <w:rPr>
-          <w:lang w:val="ru-RU"/>
-        </w:rPr>
-        <w:t xml:space="preserve"> відновлює шлях редагування засобами навченої мережі, тоді як тут він є прямим результатом самої процедури зіставлення.</w:t>
+      </w:pPr>
+      <w:r>
+        <w:rPr>
+          <w:highlight w:val="cyan"/>
+          <w:lang w:val="uk-UA"/>
+        </w:rPr>
+        <w:t xml:space="preserve">Piao et al. [20] наголошують, що моделі, які зводять GED до регресії подібності, не породжують послідовності операцій, і пояснюваність розв'язку втрачається. Їхня мережа GEDGNN відновлює шлях редагування з передбаченої матриці відповідності. У цій статті шлях редагування є прямим результатом самої процедури зіставлення.</w:t>
       </w:r>
     </w:p>
     <w:p>
@@ -4262,168 +3658,13 @@
         <w:spacing w:after="0" w:line="280" w:lineRule="exact"/>
         <w:ind w:firstLine="567"/>
         <w:jc w:val="both"/>
-        <w:rPr>
-          <w:lang w:val="ru-RU"/>
-        </w:rPr>
-      </w:pPr>
-      <w:r>
-        <w:rPr>
-          <w:lang w:val="ru-RU"/>
-        </w:rPr>
-        <w:t xml:space="preserve">Ще два напрями розвитку </w:t>
-      </w:r>
-      <w:r>
-        <w:t>GED</w:t>
-      </w:r>
-      <w:r>
-        <w:rPr>
-          <w:lang w:val="ru-RU"/>
-        </w:rPr>
-        <w:t xml:space="preserve"> пришвидшують саме обчислення: </w:t>
-      </w:r>
-      <w:r>
-        <w:t>Tang</w:t>
-      </w:r>
-      <w:r>
-        <w:rPr>
-          <w:lang w:val="ru-RU"/>
-        </w:rPr>
-        <w:t xml:space="preserve"> </w:t>
-      </w:r>
-      <w:r>
-        <w:t>et</w:t>
-      </w:r>
-      <w:r>
-        <w:rPr>
-          <w:lang w:val="ru-RU"/>
-        </w:rPr>
-        <w:t xml:space="preserve"> </w:t>
-      </w:r>
-      <w:r>
-        <w:t>al</w:t>
-      </w:r>
-      <w:r>
-        <w:rPr>
-          <w:lang w:val="ru-RU"/>
-        </w:rPr>
-        <w:t xml:space="preserve">. [21] зводять задачу до відстані </w:t>
-      </w:r>
-      <w:r>
-        <w:t>Fused</w:t>
-      </w:r>
-      <w:r>
-        <w:rPr>
-          <w:lang w:val="ru-RU"/>
-        </w:rPr>
-        <w:t xml:space="preserve"> </w:t>
-      </w:r>
-      <w:r>
-        <w:t>Gromov</w:t>
-      </w:r>
-      <w:r>
-        <w:rPr>
-          <w:lang w:val="ru-RU"/>
-        </w:rPr>
-        <w:t>-</w:t>
-      </w:r>
-      <w:r>
-        <w:t>Wasserstein</w:t>
-      </w:r>
-      <w:r>
-        <w:rPr>
-          <w:lang w:val="ru-RU"/>
-        </w:rPr>
-        <w:t xml:space="preserve"> і будують алгоритм </w:t>
-      </w:r>
-      <w:r>
-        <w:t>FGWAlign</w:t>
-      </w:r>
-      <w:r>
-        <w:rPr>
-          <w:lang w:val="ru-RU"/>
-        </w:rPr>
-        <w:t xml:space="preserve"> складності </w:t>
-      </w:r>
-      <w:r>
-        <w:t>O</w:t>
-      </w:r>
-      <w:r>
-        <w:rPr>
-          <w:lang w:val="ru-RU"/>
-        </w:rPr>
-        <w:t>(|</w:t>
-      </w:r>
-      <w:r>
-        <w:t>V</w:t>
-      </w:r>
-      <w:r>
-        <w:rPr>
-          <w:lang w:val="ru-RU"/>
-        </w:rPr>
-        <w:t>||</w:t>
-      </w:r>
-      <w:r>
-        <w:t>E</w:t>
-      </w:r>
-      <w:r>
-        <w:rPr>
-          <w:lang w:val="ru-RU"/>
-        </w:rPr>
-        <w:t>|), який на чотирьох наборах даних зменшує похибку більш ніж на 80</w:t>
-      </w:r>
-      <w:r>
-        <w:t> </w:t>
-      </w:r>
-      <w:r>
-        <w:rPr>
-          <w:lang w:val="ru-RU"/>
-        </w:rPr>
-        <w:t xml:space="preserve">% і прискорює обчислення в 15–60 разів. </w:t>
-      </w:r>
-      <w:r>
-        <w:t>FGWAlign</w:t>
-      </w:r>
-      <w:r>
-        <w:rPr>
-          <w:lang w:val="ru-RU"/>
-        </w:rPr>
-        <w:t xml:space="preserve"> явно задає операції редагування та вартості перемаркування вузлів, але використовує загальні мітки й ребра, а не геометричні ознаки цієї роботи. </w:t>
-      </w:r>
-      <w:r>
-        <w:t>Moscatelli</w:t>
-      </w:r>
-      <w:r>
-        <w:rPr>
-          <w:lang w:val="ru-RU"/>
-        </w:rPr>
-        <w:t xml:space="preserve"> </w:t>
-      </w:r>
-      <w:r>
-        <w:t>et</w:t>
-      </w:r>
-      <w:r>
-        <w:rPr>
-          <w:lang w:val="ru-RU"/>
-        </w:rPr>
-        <w:t xml:space="preserve"> </w:t>
-      </w:r>
-      <w:r>
-        <w:t>al</w:t>
-      </w:r>
-      <w:r>
-        <w:rPr>
-          <w:lang w:val="ru-RU"/>
-        </w:rPr>
-        <w:t>. [22] переформульовують квадратичну задачу про призначення як передбачення ребер на графі екземпляра й наскрізно отримують м'яку матрицю відповідності графовою мережею з виразністю рівня 3-</w:t>
-      </w:r>
-      <w:r>
-        <w:t>WL</w:t>
-      </w:r>
-      <w:r>
-        <w:rPr>
-          <w:lang w:val="ru-RU"/>
-        </w:rPr>
-        <w:t>. Запропонована схема відрізняється розкладом вартості заміщення за наперед визначеними геометричними ознаками вузлів.</w:t>
+      </w:pPr>
+      <w:r>
+        <w:rPr>
+          <w:highlight w:val="cyan"/>
+          <w:lang w:val="uk-UA"/>
+        </w:rPr>
+        <w:t xml:space="preserve">Tang et al. [21] зводять GED до відстані Fused Gromov–Wasserstein і прискорюють обчислення в 15–60 разів, а Moscatelli et al. [22] наскрізно отримують м'яку матрицю відповідності графовою мережею. Обидві роботи пришвидшують або навчають зіставлення, тоді як тут вартість заміщення розкладено за наперед визначеними геометричними ознаками вузлів.</w:t>
       </w:r>
     </w:p>
     <w:p>
@@ -4431,63 +3672,13 @@
         <w:spacing w:after="0" w:line="280" w:lineRule="exact"/>
         <w:ind w:firstLine="567"/>
         <w:jc w:val="both"/>
-        <w:rPr>
-          <w:lang w:val="ru-RU"/>
-        </w:rPr>
-      </w:pPr>
-      <w:r>
-        <w:t>Gan</w:t>
-      </w:r>
-      <w:r>
-        <w:rPr>
-          <w:lang w:val="ru-RU"/>
-        </w:rPr>
-        <w:t xml:space="preserve"> </w:t>
-      </w:r>
-      <w:r>
-        <w:t>et</w:t>
-      </w:r>
-      <w:r>
-        <w:rPr>
-          <w:lang w:val="ru-RU"/>
-        </w:rPr>
-        <w:t xml:space="preserve"> </w:t>
-      </w:r>
-      <w:r>
-        <w:t>al</w:t>
-      </w:r>
-      <w:r>
-        <w:rPr>
-          <w:lang w:val="ru-RU"/>
-        </w:rPr>
-        <w:t xml:space="preserve">. [23] подають рукописні китайські ієрогліфи скелетними графами, а не растровими зображеннями чи часовими траєкторіями, і будують над таким поданням </w:t>
-      </w:r>
-      <w:r>
-        <w:t>Pyramid</w:t>
-      </w:r>
-      <w:r>
-        <w:rPr>
-          <w:lang w:val="ru-RU"/>
-        </w:rPr>
-        <w:t xml:space="preserve"> </w:t>
-      </w:r>
-      <w:r>
-        <w:t>Graph</w:t>
-      </w:r>
-      <w:r>
-        <w:rPr>
-          <w:lang w:val="ru-RU"/>
-        </w:rPr>
-        <w:t xml:space="preserve"> </w:t>
-      </w:r>
-      <w:r>
-        <w:t>Transformer</w:t>
-      </w:r>
-      <w:r>
-        <w:rPr>
-          <w:lang w:val="ru-RU"/>
-        </w:rPr>
-        <w:t>. Вибір мотивовано прямо: растр і траєкторія втрачають геометричну семантику знака, властиву його структурі. За вибором подання це найближча до цієї статті робота, бо в ній скелет знака теж подано графом. Там граф є входом трансформера й рішення визначають його ваги, тоді як тут граф зіставляють з графом концепту, а відповідь складається з переліку заміщень із їхніми вартостями.</w:t>
+      </w:pPr>
+      <w:r>
+        <w:rPr>
+          <w:highlight w:val="cyan"/>
+          <w:lang w:val="uk-UA"/>
+        </w:rPr>
+        <w:t xml:space="preserve">Gan et al. [23] подають рукописні китайські ієрогліфи скелетними графами, бо растр і траєкторія втрачають геометричну семантику знака. За вибором подання це найближча до цієї статті робота. Граф там є входом трансформера, і рішення визначають ваги, а тут відповідь складається з переліку заміщень із їхніми вартостями.</w:t>
       </w:r>
     </w:p>
     <w:p>
@@ -4495,36 +3686,13 @@
         <w:spacing w:after="0" w:line="280" w:lineRule="exact"/>
         <w:ind w:firstLine="567"/>
         <w:jc w:val="both"/>
-        <w:rPr>
-          <w:lang w:val="ru-RU"/>
-        </w:rPr>
-      </w:pPr>
-      <w:r>
-        <w:t>Dong</w:t>
-      </w:r>
-      <w:r>
-        <w:rPr>
-          <w:lang w:val="ru-RU"/>
-        </w:rPr>
-        <w:t xml:space="preserve"> </w:t>
-      </w:r>
-      <w:r>
-        <w:t>et</w:t>
-      </w:r>
-      <w:r>
-        <w:rPr>
-          <w:lang w:val="ru-RU"/>
-        </w:rPr>
-        <w:t xml:space="preserve"> </w:t>
-      </w:r>
-      <w:r>
-        <w:t>al</w:t>
-      </w:r>
-      <w:r>
-        <w:rPr>
-          <w:lang w:val="ru-RU"/>
-        </w:rPr>
-        <w:t>. [24] для розпізнавання ієрогліфів без навчальних прикладів класу будують низхідне орієнтоване дерево радикалів, яке кодує графова нейронна мережа; спрямоване позиційне кодування розрізняє просторові відношення вузлів у межах одного піддерева. Підхід перевірено на рукописних, сценових, художніх і давніх написаннях. Робота показує, що явний структурний опис знака дає змогу впізнавати класи, яких не було в навчальній вибірці. Сам опис, однак, задано наперед словником радикалів, а не виведено із зображень процедурою узагальнення, як алфавіт концептів у цій статті.</w:t>
+      </w:pPr>
+      <w:r>
+        <w:rPr>
+          <w:highlight w:val="cyan"/>
+          <w:lang w:val="uk-UA"/>
+        </w:rPr>
+        <w:t xml:space="preserve">Dong et al. [24] розпізнають ієрогліфи без навчальних прикладів класу за деревом радикалів, яке кодує графова нейронна мережа. Робота показує, що явний структурний опис знака дає змогу впізнавати нові класи, проте сам опис задано словником радикалів, а не виведено із зображень.</w:t>
       </w:r>
     </w:p>
     <w:p>
@@ -4532,51 +3700,13 @@
         <w:spacing w:after="0" w:line="280" w:lineRule="exact"/>
         <w:ind w:firstLine="567"/>
         <w:jc w:val="both"/>
-        <w:rPr>
-          <w:lang w:val="ru-RU"/>
-        </w:rPr>
-      </w:pPr>
-      <w:r>
-        <w:rPr>
-          <w:lang w:val="ru-RU"/>
-        </w:rPr>
-        <w:t xml:space="preserve">Навчання з малої кількості прикладів розвивається переважно в парадигмі метанавчання. Прототипні мережі [25] будують прототип класу як центроїд опорних прикладів у навченому просторі вкладень. </w:t>
-      </w:r>
-      <w:r>
-        <w:t>MAML</w:t>
-      </w:r>
-      <w:r>
-        <w:rPr>
-          <w:lang w:val="ru-RU"/>
-        </w:rPr>
-        <w:t xml:space="preserve"> [26] шукає початкові ваги, з яких кілька кроків градієнтного спуску дають придатну модель для нової задачі. </w:t>
-      </w:r>
-      <w:r>
-        <w:t>Lake</w:t>
-      </w:r>
-      <w:r>
-        <w:rPr>
-          <w:lang w:val="ru-RU"/>
-        </w:rPr>
-        <w:t xml:space="preserve"> </w:t>
-      </w:r>
-      <w:r>
-        <w:t>et</w:t>
-      </w:r>
-      <w:r>
-        <w:rPr>
-          <w:lang w:val="ru-RU"/>
-        </w:rPr>
-        <w:t xml:space="preserve"> </w:t>
-      </w:r>
-      <w:r>
-        <w:t>al</w:t>
-      </w:r>
-      <w:r>
-        <w:rPr>
-          <w:lang w:val="ru-RU"/>
-        </w:rPr>
-        <w:t>. [27] демонструють породжувальну програмну модель, яка засвоює рукописний символ з одного прикладу.</w:t>
+      </w:pPr>
+      <w:r>
+        <w:rPr>
+          <w:highlight w:val="cyan"/>
+          <w:lang w:val="uk-UA"/>
+        </w:rPr>
+        <w:t xml:space="preserve">Навчання з малої кількості прикладів розвивається переважно в парадигмі метанавчання: прототипні мережі [25] будують прототип класу як центроїд вкладень опорних прикладів, MAML [26] шукає початкові ваги для швидкого донавчання, а породжувальна програмна модель [27] засвоює рукописний символ з одного прикладу.</w:t>
       </w:r>
     </w:p>
     <w:p>
@@ -4584,52 +3714,13 @@
         <w:spacing w:after="0" w:line="280" w:lineRule="exact"/>
         <w:ind w:firstLine="567"/>
         <w:jc w:val="both"/>
-        <w:rPr>
-          <w:lang w:val="ru-RU"/>
-        </w:rPr>
-      </w:pPr>
-      <w:r>
-        <w:t>Ji</w:t>
-      </w:r>
-      <w:r>
-        <w:rPr>
-          <w:lang w:val="ru-RU"/>
-        </w:rPr>
-        <w:t xml:space="preserve"> </w:t>
-      </w:r>
-      <w:r>
-        <w:t>et</w:t>
-      </w:r>
-      <w:r>
-        <w:rPr>
-          <w:lang w:val="ru-RU"/>
-        </w:rPr>
-        <w:t xml:space="preserve"> </w:t>
-      </w:r>
-      <w:r>
-        <w:t>al</w:t>
-      </w:r>
-      <w:r>
-        <w:rPr>
-          <w:lang w:val="ru-RU"/>
-        </w:rPr>
-        <w:t xml:space="preserve">. [28] поєднують самопояснювані моделі й навчання з малої кількості прикладів. Автори формулюють дві перешкоди режиму нестачі даних (параметричний дисбаланс і розлад подань) і долають їх </w:t>
-      </w:r>
-      <w:r>
-        <w:rPr>
-          <w:lang w:val="ru-RU"/>
-        </w:rPr>
-        <w:lastRenderedPageBreak/>
-        <w:t xml:space="preserve">сумішшю </w:t>
-      </w:r>
-      <w:r>
-        <w:t>LoRA</w:t>
-      </w:r>
-      <w:r>
-        <w:rPr>
-          <w:lang w:val="ru-RU"/>
-        </w:rPr>
-        <w:t>-експертів, узгодженням ознак кістяка мережі з активаціями прототипних концептів та функцією втрат, яка змушує концепти бути взаємно ортогональними. На шести еталонних наборах підхід переважає порівнювані методи. Дослідження підтверджує, що пояснюваність і мала навчальна вибірка сумісні; концепти при цьому лишаються векторами в навченому просторі, а не структурами, придатними до огляду.</w:t>
+      </w:pPr>
+      <w:r>
+        <w:rPr>
+          <w:highlight w:val="cyan"/>
+          <w:lang w:val="uk-UA"/>
+        </w:rPr>
+        <w:t xml:space="preserve">Ji et al. [28] поєднують самопояснювані моделі з навчанням на малій вибірці: суміш LoRA-експертів узгоджує ознаки мережі з прототипними концептами й на шести еталонних наборах переважає порівнювані методи. Концепти при цьому лишаються векторами в навченому просторі, а не структурами, придатними до огляду.</w:t>
       </w:r>
     </w:p>
     <w:p>
@@ -4637,33 +3728,13 @@
         <w:spacing w:after="0" w:line="280" w:lineRule="exact"/>
         <w:ind w:firstLine="567"/>
         <w:jc w:val="both"/>
-        <w:rPr>
-          <w:lang w:val="ru-RU"/>
-        </w:rPr>
-      </w:pPr>
-      <w:r>
-        <w:rPr>
-          <w:lang w:val="ru-RU"/>
-        </w:rPr>
-        <w:t xml:space="preserve">Окремий напрям становлять альтернативи зворотному поширенню помилки. Алгоритм </w:t>
-      </w:r>
-      <w:r>
-        <w:t>Forward</w:t>
-      </w:r>
-      <w:r>
-        <w:rPr>
-          <w:lang w:val="ru-RU"/>
-        </w:rPr>
-        <w:t>-</w:t>
-      </w:r>
-      <w:r>
-        <w:t>Forward</w:t>
-      </w:r>
-      <w:r>
-        <w:rPr>
-          <w:lang w:val="ru-RU"/>
-        </w:rPr>
-        <w:t xml:space="preserve"> [29] замінює зворотний прохід двома прямими проходами з локальним критерієм. Огляд нейросимвольної інтеграції [30] описує спроби поєднати підсимвольне навчання з явними символьними структурами, де символьна частина відповідає за перевірність висновку.</w:t>
+      </w:pPr>
+      <w:r>
+        <w:rPr>
+          <w:highlight w:val="cyan"/>
+          <w:lang w:val="uk-UA"/>
+        </w:rPr>
+        <w:t xml:space="preserve">Альтернативи зворотному поширенню помилки представлено алгоритмом Forward-Forward [29], який замінює зворотний прохід двома прямими з локальним критерієм, і нейросимвольною інтеграцією [30], де символьна частина відповідає за перевірність висновку.</w:t>
       </w:r>
     </w:p>
     <w:p>
@@ -4671,108 +3742,13 @@
         <w:spacing w:after="0" w:line="280" w:lineRule="exact"/>
         <w:ind w:firstLine="567"/>
         <w:jc w:val="both"/>
-        <w:rPr>
-          <w:lang w:val="ru-RU"/>
-        </w:rPr>
-      </w:pPr>
-      <w:r>
-        <w:t>Ghader</w:t>
-      </w:r>
-      <w:r>
-        <w:rPr>
-          <w:lang w:val="ru-RU"/>
-        </w:rPr>
-        <w:t xml:space="preserve"> </w:t>
-      </w:r>
-      <w:r>
-        <w:t>et</w:t>
-      </w:r>
-      <w:r>
-        <w:rPr>
-          <w:lang w:val="ru-RU"/>
-        </w:rPr>
-        <w:t xml:space="preserve"> </w:t>
-      </w:r>
-      <w:r>
-        <w:t>al</w:t>
-      </w:r>
-      <w:r>
-        <w:rPr>
-          <w:lang w:val="ru-RU"/>
-        </w:rPr>
-        <w:t xml:space="preserve">. [31] навчають імпульсні нейронні мережі алгоритмом </w:t>
-      </w:r>
-      <w:r>
-        <w:t>Forward</w:t>
-      </w:r>
-      <w:r>
-        <w:rPr>
-          <w:lang w:val="ru-RU"/>
-        </w:rPr>
-        <w:t>-</w:t>
-      </w:r>
-      <w:r>
-        <w:t>Forward</w:t>
-      </w:r>
-      <w:r>
-        <w:rPr>
-          <w:lang w:val="ru-RU"/>
-        </w:rPr>
-        <w:t xml:space="preserve">: двома прямими проходами з локальним пошаровим критерієм замість зворотного проходу. На статичних наборах </w:t>
-      </w:r>
-      <w:r>
-        <w:t>MNIST</w:t>
-      </w:r>
-      <w:r>
-        <w:rPr>
-          <w:lang w:val="ru-RU"/>
-        </w:rPr>
-        <w:t xml:space="preserve">, </w:t>
-      </w:r>
-      <w:r>
-        <w:t>Fashion</w:t>
-      </w:r>
-      <w:r>
-        <w:rPr>
-          <w:lang w:val="ru-RU"/>
-        </w:rPr>
-        <w:t>-</w:t>
-      </w:r>
-      <w:r>
-        <w:t>MNIST</w:t>
-      </w:r>
-      <w:r>
-        <w:rPr>
-          <w:lang w:val="ru-RU"/>
-        </w:rPr>
-        <w:t xml:space="preserve"> і </w:t>
-      </w:r>
-      <w:r>
-        <w:t>Kuzushiji</w:t>
-      </w:r>
-      <w:r>
-        <w:rPr>
-          <w:lang w:val="ru-RU"/>
-        </w:rPr>
-        <w:t>-</w:t>
-      </w:r>
-      <w:r>
-        <w:t>MNIST</w:t>
-      </w:r>
-      <w:r>
-        <w:rPr>
-          <w:lang w:val="ru-RU"/>
-        </w:rPr>
-        <w:t xml:space="preserve"> модель переважає попередні мережі цього класу за значно легшої архітектури, а на складніших імпульсних завданнях лишається порівнянною з мережами, навченими зворотним поширенням. Робота засвідчує, що відмова від глобального градієнта не є принциповою перешкодою для точності на задачах рівня </w:t>
-      </w:r>
-      <w:r>
-        <w:t>MNIST</w:t>
-      </w:r>
-      <w:r>
-        <w:rPr>
-          <w:lang w:val="ru-RU"/>
-        </w:rPr>
-        <w:t>. Локальність критерію стосується процедури навчання; подання, з яким працює мережа, лишається розподіленим за вагами й поелементному прочитанню не піддається.</w:t>
+      </w:pPr>
+      <w:r>
+        <w:rPr>
+          <w:highlight w:val="cyan"/>
+          <w:lang w:val="uk-UA"/>
+        </w:rPr>
+        <w:t xml:space="preserve">Ghader et al. [31] навчають імпульсні мережі алгоритмом Forward-Forward і на MNIST, Fashion-MNIST та Kuzushiji-MNIST переважають попередні мережі цього класу. Отже, відмова від глобального градієнта не перешкоджає точності на задачах рівня MNIST, але подання лишається розподіленим за вагами.</w:t>
       </w:r>
     </w:p>
     <w:p>
@@ -4814,24 +3790,13 @@
         <w:spacing w:after="0" w:line="280" w:lineRule="exact"/>
         <w:ind w:firstLine="567"/>
         <w:jc w:val="both"/>
-        <w:rPr>
-          <w:lang w:val="ru-RU"/>
-        </w:rPr>
-      </w:pPr>
-      <w:r>
-        <w:rPr>
-          <w:lang w:val="ru-RU"/>
-        </w:rPr>
-        <w:t xml:space="preserve">Розглянуті роботи різняться тим, де в них розміщено пояснення відносно обчислення. Огляди та методи оцінювання ретроспективних пояснень [6, 7] працюють поза навченою моделлю, тому їхні висновки стосуються надійності сурогату, а не самого рішення. Моделі, пояснювані за побудовою [9, 10, 11], переносять пояснення всередину архітектури, але зберігають навчене відображення від входу до проміжних понять. Роботи, які будують подання зображення графом [15, 16, 23, 24], використовують структуру як джерело ознак для подальшого навченого модуля, тому вузли та ребра не мають значення, яке можна прочитати окремо від ваг. Дослідження відстані редагування графів [20, 21, 22] підтверджують цінність шляху редагування; </w:t>
-      </w:r>
-      <w:r>
-        <w:t>FGWAlign</w:t>
-      </w:r>
-      <w:r>
-        <w:rPr>
-          <w:lang w:val="ru-RU"/>
-        </w:rPr>
-        <w:t xml:space="preserve"> при цьому має визначену семантику операцій. Навчання з малої кількості прикладів [28] і навчання без зворотного поширення помилки [31] знімають окремо взяті обмеження (потребу у великій вибірці та потребу в глобальному градієнті), але подання в обох випадках лишається розподіленим за вагами.</w:t>
+      </w:pPr>
+      <w:r>
+        <w:rPr>
+          <w:highlight w:val="cyan"/>
+          <w:lang w:val="uk-UA"/>
+        </w:rPr>
+        <w:t xml:space="preserve">Отже, розглянуті роботи різняться тим, де розміщено пояснення. Ретроспективні методи та їх оцінювання [6, 7] працюють поза навченою моделлю. Моделі, пояснювані за побудовою [9–11], зберігають навчене відображення від входу до проміжних понять. Графові подання зображень [15, 16, 23, 24] постачають ознаки навченому модулю. Роботи з GED [20–22] підтверджують цінність шляху редагування, а навчання на малій вибірці [28] і без зворотного поширення помилки [31] знімають окремі обмеження, але подання лишається розподіленим за вагами.</w:t>
       </w:r>
     </w:p>
     <w:p>
@@ -4985,48 +3950,13 @@
         <w:spacing w:after="0" w:line="280" w:lineRule="exact"/>
         <w:ind w:firstLine="567"/>
         <w:jc w:val="both"/>
-        <w:rPr>
-          <w:lang w:val="ru-RU"/>
-        </w:rPr>
-      </w:pPr>
-      <w:r>
-        <w:rPr>
-          <w:lang w:val="ru-RU"/>
-        </w:rPr>
-        <w:t>5) продемонструвати пояснюваність числовим трасуванням одного рішення: від операцій редагування й вартостей за окремими ознаками (поознакових вартостей) до підсумкової оцінки.</w:t>
-      </w:r>
-    </w:p>
-    <w:p>
-      <w:pPr>
-        <w:spacing w:before="160" w:after="80" w:line="280" w:lineRule="exact"/>
-        <w:jc w:val="both"/>
-        <w:rPr>
-          <w:lang w:val="ru-RU"/>
-        </w:rPr>
-      </w:pPr>
-      <w:r>
-        <w:rPr>
-          <w:b/>
-          <w:lang w:val="ru-RU"/>
-        </w:rPr>
-        <w:lastRenderedPageBreak/>
-        <w:t>2 Матеріали та методи</w:t>
-      </w:r>
-    </w:p>
-    <w:p>
-      <w:pPr>
-        <w:spacing w:before="160" w:after="80" w:line="280" w:lineRule="exact"/>
-        <w:jc w:val="both"/>
-        <w:rPr>
-          <w:lang w:val="ru-RU"/>
-        </w:rPr>
-      </w:pPr>
-      <w:r>
-        <w:rPr>
-          <w:b/>
-          <w:lang w:val="ru-RU"/>
-        </w:rPr>
-        <w:t>2.1 Графове подання і формування концептів</w:t>
+      </w:pPr>
+      <w:r>
+        <w:rPr>
+          <w:highlight w:val="cyan"/>
+          <w:lang w:val="uk-UA"/>
+        </w:rPr>
+        <w:t xml:space="preserve">5) продемонструвати пояснюваність трасуванням рішень: числовим для одного рішення, від операцій редагування й вартостей за окремими ознаками (поознакових вартостей) до підсумкової оцінки, і поетапним для всіх помилок найчастішої пари сплутування.</w:t>
       </w:r>
     </w:p>
     <w:p>
@@ -5034,15 +3964,46 @@
         <w:spacing w:after="0" w:line="280" w:lineRule="exact"/>
         <w:ind w:firstLine="567"/>
         <w:jc w:val="both"/>
-        <w:rPr>
-          <w:lang w:val="ru-RU"/>
-        </w:rPr>
-      </w:pPr>
-      <w:r>
-        <w:rPr>
-          <w:lang w:val="ru-RU"/>
-        </w:rPr>
-        <w:t>Подання зображення, конвеєр побудови графа та оператор формування концептів-атракторів викладено в [36]. Тут наведено лише те, що потрібно для розуміння результатів, і значення параметрів експерименту; там, де цей опис розходиться з [36], для наведених результатів чинним є цей.</w:t>
+      </w:pPr>
+      <w:r>
+        <w:rPr>
+          <w:highlight w:val="cyan"/>
+          <w:lang w:val="uk-UA"/>
+        </w:rPr>
+        <w:t xml:space="preserve">Мету вважають досягнутою за трьох умов: алфавіт концептів сформовано без зворотного поширення помилки, не більше ніж з 10 оригіналів на концепт; нижня межа 95 % довірчого інтервалу точності на допущеній підмножині перевищує 90 %; рішення відтворюється за збереженими даними від операцій редагування до підсумкової оцінки.</w:t>
+      </w:r>
+    </w:p>
+    <w:p>
+      <w:pPr>
+        <w:spacing w:before="160" w:after="80" w:line="280" w:lineRule="exact"/>
+        <w:jc w:val="both"/>
+        <w:rPr>
+          <w:lang w:val="ru-RU"/>
+        </w:rPr>
+      </w:pPr>
+      <w:r>
+        <w:rPr>
+          <w:b/>
+          <w:lang w:val="ru-RU"/>
+        </w:rPr>
+        <w:lastRenderedPageBreak/>
+        <w:t>2 Матеріали та методи</w:t>
+      </w:r>
+    </w:p>
+    <w:p>
+      <w:pPr>
+        <w:spacing w:before="160" w:after="80" w:line="280" w:lineRule="exact"/>
+        <w:jc w:val="both"/>
+        <w:rPr>
+          <w:lang w:val="ru-RU"/>
+        </w:rPr>
+      </w:pPr>
+      <w:r>
+        <w:rPr>
+          <w:b/>
+          <w:lang w:val="ru-RU"/>
+        </w:rPr>
+        <w:t>2.1 Графове подання і формування концептів</w:t>
       </w:r>
     </w:p>
     <w:p>
@@ -5050,69 +4011,13 @@
         <w:spacing w:after="0" w:line="280" w:lineRule="exact"/>
         <w:ind w:firstLine="567"/>
         <w:jc w:val="both"/>
-        <w:rPr>
-          <w:lang w:val="ru-RU"/>
-        </w:rPr>
-      </w:pPr>
-      <w:r>
-        <w:rPr>
-          <w:lang w:val="ru-RU"/>
-        </w:rPr>
-        <w:t>Зображення цифри подано атрибутованим двочастковим графом. Вузол-точка (</w:t>
-      </w:r>
-      <w:r>
-        <w:t>Point</w:t>
-      </w:r>
-      <w:r>
-        <w:rPr>
-          <w:lang w:val="ru-RU"/>
-        </w:rPr>
-        <w:t>) описує характерну точку контуру: кінець відкритого контуру (</w:t>
-      </w:r>
-      <w:r>
-        <w:t>EndPoint</w:t>
-      </w:r>
-      <w:r>
-        <w:rPr>
-          <w:lang w:val="ru-RU"/>
-        </w:rPr>
-        <w:t>), різку зміну напрямку (</w:t>
-      </w:r>
-      <w:r>
-        <w:t>CornerPoint</w:t>
-      </w:r>
-      <w:r>
-        <w:rPr>
-          <w:lang w:val="ru-RU"/>
-        </w:rPr>
-        <w:t>), перетин ліній (</w:t>
-      </w:r>
-      <w:r>
-        <w:t>IntersectionPoint</w:t>
-      </w:r>
-      <w:r>
-        <w:rPr>
-          <w:lang w:val="ru-RU"/>
-        </w:rPr>
-        <w:t>) або початок обходу (</w:t>
-      </w:r>
-      <w:r>
-        <w:t>StartPoint</w:t>
-      </w:r>
-      <w:r>
-        <w:rPr>
-          <w:lang w:val="ru-RU"/>
-        </w:rPr>
-        <w:t>). Вузол-вектор (</w:t>
-      </w:r>
-      <w:r>
-        <w:t>Vector</w:t>
-      </w:r>
-      <w:r>
-        <w:rPr>
-          <w:lang w:val="ru-RU"/>
-        </w:rPr>
-        <w:t>) описує прямолінійний відрізок між двома сусідніми точками і має власні атрибути довжини та напрямку, тому бере участь у порівнянні нарівні з точками.</w:t>
+      </w:pPr>
+      <w:r>
+        <w:rPr>
+          <w:highlight w:val="cyan"/>
+          <w:lang w:val="uk-UA"/>
+        </w:rPr>
+        <w:t xml:space="preserve">Загальний формалізм подання зображень і формування концептів-атракторів викладено в [36]. Нижче метод описано в обсязі, потрібному для відтворення результатів, а значення всіх параметрів експерименту зведено в табл. 1. Там, де цей опис розходиться з [36], для наведених результатів дійсним є цей.</w:t>
       </w:r>
     </w:p>
     <w:p>
@@ -5120,12 +4025,89 @@
         <w:spacing w:after="0" w:line="280" w:lineRule="exact"/>
         <w:ind w:firstLine="567"/>
         <w:jc w:val="both"/>
-      </w:pPr>
-      <w:r>
-        <w:rPr>
-          <w:lang w:val="ru-RU"/>
-        </w:rPr>
-        <w:t>Граф будують із напівтонового зображення 100×100 пікселів за послідовністю кроків, наведеною на рис.</w:t>
+        <w:rPr>
+          <w:lang w:val="ru-RU"/>
+        </w:rPr>
+      </w:pPr>
+      <w:r>
+        <w:rPr>
+          <w:lang w:val="ru-RU"/>
+        </w:rPr>
+        <w:t>Зображення цифри подано атрибутованим двочастковим графом. Вузол-точка (</w:t>
+      </w:r>
+      <w:r>
+        <w:t>Point</w:t>
+      </w:r>
+      <w:r>
+        <w:rPr>
+          <w:lang w:val="ru-RU"/>
+        </w:rPr>
+        <w:t>) описує характерну точку контуру: кінець відкритого контуру (</w:t>
+      </w:r>
+      <w:r>
+        <w:t>EndPoint</w:t>
+      </w:r>
+      <w:r>
+        <w:rPr>
+          <w:lang w:val="ru-RU"/>
+        </w:rPr>
+        <w:t>), різку зміну напрямку (</w:t>
+      </w:r>
+      <w:r>
+        <w:t>CornerPoint</w:t>
+      </w:r>
+      <w:r>
+        <w:rPr>
+          <w:lang w:val="ru-RU"/>
+        </w:rPr>
+        <w:t>), перетин ліній (</w:t>
+      </w:r>
+      <w:r>
+        <w:t>IntersectionPoint</w:t>
+      </w:r>
+      <w:r>
+        <w:rPr>
+          <w:lang w:val="ru-RU"/>
+        </w:rPr>
+        <w:t>) або початок обходу (</w:t>
+      </w:r>
+      <w:r>
+        <w:t>StartPoint</w:t>
+      </w:r>
+      <w:r>
+        <w:rPr>
+          <w:lang w:val="ru-RU"/>
+        </w:rPr>
+        <w:t>). Вузол-вектор (</w:t>
+      </w:r>
+      <w:r>
+        <w:t>Vector</w:t>
+      </w:r>
+      <w:r>
+        <w:rPr>
+          <w:lang w:val="ru-RU"/>
+        </w:rPr>
+        <w:t>) описує прямолінійний відрізок між двома сусідніми точками і має власні атрибути довжини та напрямку, тому бере участь у порівнянні нарівні з точками.</w:t>
+      </w:r>
+    </w:p>
+    <w:p>
+      <w:pPr>
+        <w:spacing w:after="0" w:line="280" w:lineRule="exact"/>
+        <w:ind w:firstLine="567"/>
+        <w:jc w:val="both"/>
+      </w:pPr>
+      <w:r>
+        <w:rPr>
+          <w:highlight w:val="cyan"/>
+          <w:lang w:val="ru-RU"/>
+        </w:rPr>
+        <w:t xml:space="preserve">Зображення MNIST розміром 28×28 пікселів збільшують до 100×100 пікселів інтерполяцією Ланцоша, і граф будують із цього напівтонового зображення</w:t>
+      </w:r>
+      <w:r>
+        <w:rPr>
+          <w:lang w:val="ru-RU"/>
+        </w:rPr>
+        <w:t xml:space="preserve"> за послідовністю кроків, наведеною на рис.</w:t>
       </w:r>
       <w:r>
         <w:t> </w:t>
@@ -5268,58 +4250,13 @@
         <w:spacing w:after="0" w:line="280" w:lineRule="exact"/>
         <w:ind w:firstLine="567"/>
         <w:jc w:val="both"/>
-        <w:rPr>
-          <w:lang w:val="ru-RU"/>
-        </w:rPr>
-      </w:pPr>
-      <w:r>
-        <w:rPr>
-          <w:lang w:val="ru-RU"/>
-        </w:rPr>
-        <w:t xml:space="preserve">Концепт-атрактор класу формують за один прохід колекцією навчальних графів. Початковим станом концепту є граф першого зразка; кожен наступний зразок уточнює концепт структурною редукцією: вилучають кінцеві точки без відповідника разом зі шляхом до найближчого розгалуження, зливають або перемарковують точки перетину, вилучають надлишкові кутові точки, і в концепті лишається спільна для зразків частина структури. Числові атрибути відповідних вузлів зливають в інтервали з межами </w:t>
-      </w:r>
-      <w:r>
-        <w:t>min</w:t>
-      </w:r>
-      <w:r>
-        <w:rPr>
-          <w:lang w:val="ru-RU"/>
-        </w:rPr>
-        <w:t xml:space="preserve"> і </w:t>
-      </w:r>
-      <w:r>
-        <w:t>max</w:t>
-      </w:r>
-      <w:r>
-        <w:rPr>
-          <w:lang w:val="ru-RU"/>
-        </w:rPr>
-        <w:t xml:space="preserve"> та значенням </w:t>
-      </w:r>
-      <w:r>
-        <w:t>center</w:t>
-      </w:r>
-      <w:r>
-        <w:rPr>
-          <w:lang w:val="ru-RU"/>
-        </w:rPr>
-        <w:t xml:space="preserve"> (середнім значень, поданих на поточний крок злиття). Автоматичної перевірки зміни концепту й умови зупинки цикл формування не має.</w:t>
-      </w:r>
-    </w:p>
-    <w:p>
-      <w:pPr>
-        <w:spacing w:before="160" w:after="80" w:line="280" w:lineRule="exact"/>
-        <w:jc w:val="both"/>
-        <w:rPr>
-          <w:lang w:val="ru-RU"/>
-        </w:rPr>
-      </w:pPr>
-      <w:r>
-        <w:rPr>
-          <w:b/>
-          <w:lang w:val="ru-RU"/>
-        </w:rPr>
-        <w:t>2.2 Навчальні дані та політика відбору оригіналів</w:t>
+      </w:pPr>
+      <w:r>
+        <w:rPr>
+          <w:highlight w:val="cyan"/>
+          <w:lang w:val="uk-UA"/>
+        </w:rPr>
+        <w:t xml:space="preserve">Концепт-атрактор класу формують за один прохід колекцією навчальних графів цього концепту. Кожен крок порівнює поточний стан концепту з графом чергового зразка через їхні критичні графи. Критичний граф лишає вузли з мітками StartPoint, EndPoint, IntersectionPoint і CornerPoint та з'єднує два такі вузли, якщо їх сполучає шлях через інші вузли. Формування складається з таких кроків:</w:t>
       </w:r>
     </w:p>
     <w:p>
@@ -5327,15 +4264,13 @@
         <w:spacing w:after="0" w:line="280" w:lineRule="exact"/>
         <w:ind w:firstLine="567"/>
         <w:jc w:val="both"/>
-        <w:rPr>
-          <w:lang w:val="ru-RU"/>
-        </w:rPr>
-      </w:pPr>
-      <w:r>
-        <w:rPr>
-          <w:lang w:val="ru-RU"/>
-        </w:rPr>
-        <w:t>Алфавіт складається з 13 концептів для 10 класів цифр. Класи 1, 2 і 4 мають по два структурні підконцепти (1_1 і 1_3, 2_1 і 2_2, 4_1 і 4_2), бо ці цифри пишуть у двох топологічно різних стилях, які не зводяться один до одного редукцією. Решта класів мають по одному концепту. Розміри концептів і кількість оригіналів наведено в підрозділі 3.1.</w:t>
+      </w:pPr>
+      <w:r>
+        <w:rPr>
+          <w:highlight w:val="cyan"/>
+          <w:lang w:val="uk-UA"/>
+        </w:rPr>
+        <w:t xml:space="preserve">1) у кожному навчальному графі позначають StartPoint за правилом, спільним для всіх зразків концепту; StartPoint задає точку входу обходу й редукції не підлягає;</w:t>
       </w:r>
     </w:p>
     <w:p>
@@ -5343,31 +4278,13 @@
         <w:spacing w:after="0" w:line="280" w:lineRule="exact"/>
         <w:ind w:firstLine="567"/>
         <w:jc w:val="both"/>
-        <w:rPr>
-          <w:lang w:val="ru-RU"/>
-        </w:rPr>
-      </w:pPr>
-      <w:r>
-        <w:rPr>
-          <w:lang w:val="ru-RU"/>
-        </w:rPr>
-        <w:t xml:space="preserve">На кожен концепт вручну подано від 3 до 9 оригіналів (первинних зображень </w:t>
-      </w:r>
-      <w:r>
-        <w:t>MNIST</w:t>
-      </w:r>
-      <w:r>
-        <w:rPr>
-          <w:lang w:val="ru-RU"/>
-        </w:rPr>
-        <w:t xml:space="preserve">); під час укладання колекції застосовано критерій незмінності концепту. Усі 76 оригіналів доповнено аугментованими варіантами з обертанням і малим зсувом; точні параметри аугментації не збережено. Разом колекція містить 805 зразків. </w:t>
-      </w:r>
-      <w:r>
-        <w:rPr>
-          <w:lang w:val="ru-RU"/>
-        </w:rPr>
-        <w:lastRenderedPageBreak/>
-        <w:t>Оригінали й аугментації спільно проходять структурну редукцію; окремого етапу, де лише аугментації задають інтервали, немає.</w:t>
+      </w:pPr>
+      <w:r>
+        <w:rPr>
+          <w:highlight w:val="cyan"/>
+          <w:lang w:val="uk-UA"/>
+        </w:rPr>
+        <w:t xml:space="preserve">2) початковим станом концепту беруть граф першого зразка;</w:t>
       </w:r>
     </w:p>
     <w:p>
@@ -5375,15 +4292,13 @@
         <w:spacing w:after="0" w:line="280" w:lineRule="exact"/>
         <w:ind w:firstLine="567"/>
         <w:jc w:val="both"/>
-        <w:rPr>
-          <w:lang w:val="ru-RU"/>
-        </w:rPr>
-      </w:pPr>
-      <w:r>
-        <w:rPr>
-          <w:lang w:val="ru-RU"/>
-        </w:rPr>
-        <w:t>Оригінали відібрано вручну, а не випадково. Відбирали найменш спотворені написання без розривів контуру. В основі такого відбору лежить припущення, що правильно розпізнаний представник класу вже містить усі структурні й топологічні ознаки цього класу. Тоді формування концепту потребує не репрезентативної вибірки розподілу, а невеликої кількості структурно повних написань.</w:t>
+      </w:pPr>
+      <w:r>
+        <w:rPr>
+          <w:highlight w:val="cyan"/>
+          <w:lang w:val="uk-UA"/>
+        </w:rPr>
+        <w:t xml:space="preserve">3) поточний стан концепту й граф чергового зразка редукують, доки їхні критичні графи не стануть ізоморфними, але не більше ніж за п'ять раундів: вилучають кінцеві точки без відповідника разом зі шляхом до найближчого розгалуження, перемарковують або вилучають надлишкові точки перетину, знімають мітку CornerPoint з надлишкових кутових точок;</w:t>
       </w:r>
     </w:p>
     <w:p>
@@ -5391,58 +4306,13 @@
         <w:spacing w:after="0" w:line="280" w:lineRule="exact"/>
         <w:ind w:firstLine="567"/>
         <w:jc w:val="both"/>
-        <w:rPr>
-          <w:lang w:val="ru-RU"/>
-        </w:rPr>
-      </w:pPr>
-      <w:r>
-        <w:rPr>
-          <w:lang w:val="ru-RU"/>
-        </w:rPr>
-        <w:t xml:space="preserve">Межі цього припущення відомі лише частково. Чутливість підсумкової точності до конкретного відбору оригіналів у цій роботі не вимірювали. Кількість 76 відновлено групуванням назв файлів. Усі оригінали взято з навчального розбиття </w:t>
-      </w:r>
-      <w:r>
-        <w:t>MNIST</w:t>
-      </w:r>
-      <w:r>
-        <w:rPr>
-          <w:lang w:val="ru-RU"/>
-        </w:rPr>
-        <w:t xml:space="preserve"> (60</w:t>
-      </w:r>
-      <w:r>
-        <w:t> </w:t>
-      </w:r>
-      <w:r>
-        <w:rPr>
-          <w:lang w:val="ru-RU"/>
-        </w:rPr>
-        <w:t>000 зображень), а оцінювання використовує тестове розбиття (10</w:t>
-      </w:r>
-      <w:r>
-        <w:t> </w:t>
-      </w:r>
-      <w:r>
-        <w:rPr>
-          <w:lang w:val="ru-RU"/>
-        </w:rPr>
-        <w:t>000 зображень), тому ці два набори не перетинаються.</w:t>
-      </w:r>
-    </w:p>
-    <w:p>
-      <w:pPr>
-        <w:spacing w:before="160" w:after="80" w:line="280" w:lineRule="exact"/>
-        <w:jc w:val="both"/>
-        <w:rPr>
-          <w:lang w:val="ru-RU"/>
-        </w:rPr>
-      </w:pPr>
-      <w:r>
-        <w:rPr>
-          <w:b/>
-          <w:lang w:val="ru-RU"/>
-        </w:rPr>
-        <w:t>2.3 Класифікація</w:t>
+      </w:pPr>
+      <w:r>
+        <w:rPr>
+          <w:highlight w:val="cyan"/>
+          <w:lang w:val="uk-UA"/>
+        </w:rPr>
+        <w:t xml:space="preserve">4) редуковані графи обходять синхронно від StartPoint, вузли відповідних шляхів між критичними точками вирівнюють один до одного, а вирівняні пари з об'єднаними атрибутами утворюють новий стан концепту;</w:t>
       </w:r>
     </w:p>
     <w:p>
@@ -5450,33 +4320,13 @@
         <w:spacing w:after="0" w:line="280" w:lineRule="exact"/>
         <w:ind w:firstLine="567"/>
         <w:jc w:val="both"/>
-        <w:rPr>
-          <w:lang w:val="ru-RU"/>
-        </w:rPr>
-      </w:pPr>
-      <w:r>
-        <w:rPr>
-          <w:lang w:val="ru-RU"/>
-        </w:rPr>
-        <w:t xml:space="preserve">Класифікація зіставляє граф вхідного зображення з кожним концептом алфавіту в чотири кроки: фільтр складності; окрема для кожного концепту попередня обробка входу з вибором </w:t>
-      </w:r>
-      <w:r>
-        <w:t>StartPoint</w:t>
-      </w:r>
-      <w:r>
-        <w:rPr>
-          <w:lang w:val="ru-RU"/>
-        </w:rPr>
-        <w:t xml:space="preserve">, переобчисленням напрямків і редукцією критичних точок; структурна перевірка; </w:t>
-      </w:r>
-      <w:r>
-        <w:t>GED</w:t>
-      </w:r>
-      <w:r>
-        <w:rPr>
-          <w:lang w:val="ru-RU"/>
-        </w:rPr>
-        <w:t xml:space="preserve"> для пар, що лишилися. Складність графа дорівнює сумі кількості його вузлів і ребер; концепти, складніші за початковий вхідний граф, відкидають до попередньої обробки.</w:t>
+      </w:pPr>
+      <w:r>
+        <w:rPr>
+          <w:highlight w:val="cyan"/>
+          <w:lang w:val="uk-UA"/>
+        </w:rPr>
+        <w:t xml:space="preserve">5) кроки 3 і 4 повторюють для кожного наступного зразка; якщо за п'ять раундів ізоморфізму не досягнуто, формування завершується помилкою.</w:t>
       </w:r>
     </w:p>
     <w:p>
@@ -5484,51 +4334,29 @@
         <w:spacing w:after="0" w:line="280" w:lineRule="exact"/>
         <w:ind w:firstLine="567"/>
         <w:jc w:val="both"/>
-        <w:rPr>
-          <w:lang w:val="ru-RU"/>
-        </w:rPr>
-      </w:pPr>
-      <w:r>
-        <w:rPr>
-          <w:lang w:val="ru-RU"/>
-        </w:rPr>
-        <w:t xml:space="preserve">Міру відмінності двох графів дає </w:t>
-      </w:r>
-      <w:r>
-        <w:t>GED</w:t>
-      </w:r>
-      <w:r>
-        <w:rPr>
-          <w:lang w:val="ru-RU"/>
-        </w:rPr>
-        <w:t xml:space="preserve">, тобто мінімальна сумарна вартість послідовності операцій, яка перетворює один граф на інший. Операціями редагування є вставлення, вилучення та заміщення вузлів і ребер. Точне обчислення </w:t>
-      </w:r>
-      <w:r>
-        <w:t>GED</w:t>
-      </w:r>
-      <w:r>
-        <w:rPr>
-          <w:lang w:val="ru-RU"/>
-        </w:rPr>
-        <w:t xml:space="preserve"> є </w:t>
-      </w:r>
-      <w:r>
-        <w:t>NP</w:t>
-      </w:r>
-      <w:r>
-        <w:rPr>
-          <w:lang w:val="ru-RU"/>
-        </w:rPr>
-        <w:t>-складною задачею, тому практичні системи спираються на наближені алгоритми [18]. У цій роботі відстань обчислює ітеративний розв'язувач із прогресивним уточненням, який шукає оптимальні шляхи редагування в межах часового бюджету 5</w:t>
-      </w:r>
-      <w:r>
-        <w:t> </w:t>
-      </w:r>
-      <w:r>
-        <w:rPr>
-          <w:lang w:val="ru-RU"/>
-        </w:rPr>
-        <w:t>с на одне порівняння зображення з концептом і повертає найкращий знайдений результат. У реалізації експерименту час перевіряють лише після чергового результату генератора, тому це номінальний бюджет, а не гарантована верхня межа.</w:t>
+      </w:pPr>
+      <w:r>
+        <w:rPr>
+          <w:highlight w:val="cyan"/>
+          <w:lang w:val="uk-UA"/>
+        </w:rPr>
+        <w:t xml:space="preserve">Після останнього зразка в концепті лишається частина структури, спільна для всіх зразків. Числові атрибути відповідних вузлів зливають в інтервали з межами min і max та значенням center (середнім значень, поданих на поточний крок злиття); категорійний атрибут зберігається, лише якщо він однаковий в усіх зразках. Автоматичної перевірки зміни концепту й умови зупинки цикл формування не має: процедура використовує всі подані зразки.</w:t>
+      </w:r>
+    </w:p>
+    <w:p>
+      <w:pPr>
+        <w:spacing w:before="160" w:after="80" w:line="280" w:lineRule="exact"/>
+        <w:jc w:val="both"/>
+        <w:rPr>
+          <w:lang w:val="ru-RU"/>
+        </w:rPr>
+      </w:pPr>
+      <w:r>
+        <w:rPr>
+          <w:b/>
+          <w:lang w:val="ru-RU"/>
+        </w:rPr>
+        <w:t>2.2 Навчальні дані та політика відбору оригіналів</w:t>
       </w:r>
     </w:p>
     <w:p>
@@ -5541,13 +4369,10 @@
         </w:rPr>
       </w:pPr>
       <w:r>
-        <w:t xml:space="preserve">Вартості заміщення задано монотонною шкалою: NO_COST = 0, MINOR = 0,25, GENERAL = 0,5, SEVERE = 0,8, NO_MATCH = 1,0 та IMPOSSIBLE = 6,0. </w:t>
-      </w:r>
-      <w:r>
-        <w:rPr>
-          <w:lang w:val="ru-RU"/>
-        </w:rPr>
-        <w:t>Несумісне заміщення й вставлення вузла коштують 6,0, вилучення вузла чи ребра коштує 0,25, вставлення ребра має нульову вартість; атрибутів ребер не порівнюють. Отже, це спрямована схема вартостей для перетворення графа зображення на граф концепту, а не симетрична метрика.</w:t>
+        <w:rPr>
+          <w:lang w:val="ru-RU"/>
+        </w:rPr>
+        <w:t>Алфавіт складається з 13 концептів для 10 класів цифр. Класи 1, 2 і 4 мають по два структурні підконцепти (1_1 і 1_3, 2_1 і 2_2, 4_1 і 4_2), бо ці цифри пишуть у двох топологічно різних стилях, які не зводяться один до одного редукцією. Решта класів мають по одному концепту. Розміри концептів і кількість оригіналів наведено в підрозділі 3.1.</w:t>
       </w:r>
     </w:p>
     <w:p>
@@ -5563,7 +4388,23 @@
         <w:rPr>
           <w:lang w:val="ru-RU"/>
         </w:rPr>
-        <w:t>Порівняння вузлів спирається на 13 ознак: нормалізовані координати, відстань до центроїда, горизонтальний і вертикальний напрямки, кут з віссю абсцис, мінімальний кут у вузлі розгалуження, індикатор кінцевої точки, індикатор кутової точки, відношення довжини до максимальної, середню довжину сусідніх векторів, кількість сусідніх кінцевих точок і кількість сусідніх розгалужень.</w:t>
+        <w:t xml:space="preserve">На кожен концепт вручну подано від 3 до 9 оригіналів (первинних зображень </w:t>
+      </w:r>
+      <w:r>
+        <w:t>MNIST</w:t>
+      </w:r>
+      <w:r>
+        <w:rPr>
+          <w:lang w:val="ru-RU"/>
+        </w:rPr>
+        <w:t xml:space="preserve">); під час укладання колекції застосовано критерій незмінності концепту. Усі 76 оригіналів доповнено аугментованими варіантами з обертанням і малим зсувом; точні параметри аугментації не збережено. Разом колекція містить 805 зразків. </w:t>
+      </w:r>
+      <w:r>
+        <w:rPr>
+          <w:lang w:val="ru-RU"/>
+        </w:rPr>
+        <w:lastRenderedPageBreak/>
+        <w:t>Оригінали й аугментації спільно проходять структурну редукцію; окремого етапу, де лише аугментації задають інтервали, немає.</w:t>
       </w:r>
     </w:p>
     <w:p>
@@ -5571,87 +4412,1161 @@
         <w:spacing w:after="0" w:line="280" w:lineRule="exact"/>
         <w:ind w:firstLine="567"/>
         <w:jc w:val="both"/>
-        <w:rPr>
-          <w:lang w:val="ru-RU"/>
-        </w:rPr>
-      </w:pPr>
-      <w:r>
-        <w:rPr>
-          <w:lang w:val="ru-RU"/>
-        </w:rPr>
-        <w:t xml:space="preserve">Ознаки зважено діагностично: ненормована вага інтервальної ознаки обернено пропорційна ширині її інтервалу у вузлі концепту, збільшеній на сталу </w:t>
-      </w:r>
-      <w:r>
-        <w:rPr>
-          <w:position w:val="-12"/>
-        </w:rPr>
-        <w:object w:dxaOrig="279" w:dyaOrig="360" w14:anchorId="715FD7EC">
-          <v:shapetype id="_x0000_t75" coordsize="21600,21600" o:spt="75" o:preferrelative="t" path="m@4@5l@4@11@9@11@9@5xe" filled="f" stroked="f">
-            <v:stroke joinstyle="miter"/>
-            <v:formulas>
-              <v:f eqn="if lineDrawn pixelLineWidth 0"/>
-              <v:f eqn="sum @0 1 0"/>
-              <v:f eqn="sum 0 0 @1"/>
-              <v:f eqn="prod @2 1 2"/>
-              <v:f eqn="prod @3 21600 pixelWidth"/>
-              <v:f eqn="prod @3 21600 pixelHeight"/>
-              <v:f eqn="sum @0 0 1"/>
-              <v:f eqn="prod @6 1 2"/>
-              <v:f eqn="prod @7 21600 pixelWidth"/>
-              <v:f eqn="sum @8 21600 0"/>
-              <v:f eqn="prod @7 21600 pixelHeight"/>
-              <v:f eqn="sum @10 21600 0"/>
-            </v:formulas>
-            <v:path o:extrusionok="f" gradientshapeok="t" o:connecttype="rect"/>
-            <o:lock v:ext="edit" aspectratio="t"/>
-          </v:shapetype>
-          <v:shape id="_x0000_i1025" type="#_x0000_t75" style="width:14.25pt;height:18.75pt" o:ole="">
-            <v:imagedata r:id="rId7" o:title=""/>
-          </v:shape>
-          <o:OLEObject Type="Embed" ProgID="Equation.DSMT4" ShapeID="_x0000_i1025" DrawAspect="Content" ObjectID="_1854216874" r:id="rId8"/>
-        </w:object>
-      </w:r>
-      <w:r>
-        <w:rPr>
-          <w:lang w:val="ru-RU"/>
-        </w:rPr>
-        <w:t xml:space="preserve"> = 0,1, тому вузькі інтервали важать більше. Категорійні ознаки ширини не мають: вага кожного з двох напрямків дорівнює 0,6, а індикатори кінцевої й кутової точки важать 0,4. Ваги нормують за спільними вибраними ознаками двох вузлів; відсутню ознаку пропускають, а за відсутності спільних ознак призначають </w:t>
-      </w:r>
-      <w:r>
-        <w:t>NO</w:t>
-      </w:r>
-      <w:r>
-        <w:rPr>
-          <w:lang w:val="ru-RU"/>
-        </w:rPr>
-        <w:t>_</w:t>
-      </w:r>
-      <w:r>
-        <w:t>MATCH</w:t>
-      </w:r>
-      <w:r>
-        <w:rPr>
-          <w:lang w:val="ru-RU"/>
-        </w:rPr>
-        <w:t xml:space="preserve">. Вартість значення в межах інтервалу зростає лінійно з відстанню від </w:t>
-      </w:r>
-      <w:r>
-        <w:t>center</w:t>
-      </w:r>
-      <w:r>
-        <w:rPr>
-          <w:lang w:val="ru-RU"/>
-        </w:rPr>
-        <w:t xml:space="preserve">: від нуля в </w:t>
-      </w:r>
-      <w:r>
-        <w:t>center</w:t>
-      </w:r>
-      <w:r>
-        <w:rPr>
-          <w:lang w:val="ru-RU"/>
-        </w:rPr>
-        <w:t xml:space="preserve"> до нормованої ваги ознаки на межі інтервалу; нульова ширина дає точний збіг. Значення поза інтервалом завжди коштує 1,0 незалежно від ширини. Вартість заміщення вузла є сумою вартостей ознак.</w:t>
+      </w:pPr>
+      <w:r>
+        <w:rPr>
+          <w:highlight w:val="cyan"/>
+          <w:lang w:val="uk-UA"/>
+        </w:rPr>
+        <w:t xml:space="preserve">Оригінали відібрано вручну, а не випадково, і цього вимагає сам метод. Концепт-атрактор зберігає лише структуру, спільну для всіх поданих зразків: кожен крок редукції вилучає з концепту елементи, яких немає в черговому зразку. Зразок з розривом контуру, шумовою гілкою чи іншою топологією не додає концепту варіативності, а вилучає з нього частину структури класу. Кількості петель редукція не змінює, тому зразок з розімкненою петлею несумісний з концептом свого класу, і формування завершується помилкою. Через це для формування відбирали найменш спотворені написання без розривів контуру. В основі відбору лежить припущення, що правильно написаний представник класу вже містить усі структурні й топологічні ознаки цього класу. Формуванню тоді потрібна не репрезентативна вибірка розподілу, а кілька структурно повних написань, а мінливість почерку в межах класу задають аугментації та інтервали атрибутів.</w:t>
+      </w:r>
+    </w:p>
+    <w:p>
+      <w:pPr>
+        <w:spacing w:after="0" w:line="280" w:lineRule="exact"/>
+        <w:ind w:firstLine="567"/>
+        <w:jc w:val="both"/>
+        <w:rPr>
+          <w:lang w:val="ru-RU"/>
+        </w:rPr>
+      </w:pPr>
+      <w:r>
+        <w:rPr>
+          <w:highlight w:val="cyan"/>
+          <w:lang w:val="ru-RU"/>
+        </w:rPr>
+        <w:t xml:space="preserve">Відбір оригіналів є обмеженням методу: результат характеризує систему, концепти якої сформовано зі структурно правильних написань. </w:t>
+      </w:r>
+      <w:r>
+        <w:rPr>
+          <w:lang w:val="ru-RU"/>
+        </w:rPr>
+        <w:t xml:space="preserve">Чутливість підсумкової точності до конкретного відбору оригіналів у цій роботі не вимірювали. Кількість 76 відновлено групуванням назв файлів. Усі оригінали взято з навчального розбиття </w:t>
+      </w:r>
+      <w:r>
+        <w:t>MNIST</w:t>
+      </w:r>
+      <w:r>
+        <w:rPr>
+          <w:lang w:val="ru-RU"/>
+        </w:rPr>
+        <w:t xml:space="preserve"> (60</w:t>
+      </w:r>
+      <w:r>
+        <w:t> </w:t>
+      </w:r>
+      <w:r>
+        <w:rPr>
+          <w:lang w:val="ru-RU"/>
+        </w:rPr>
+        <w:t>000 зображень), а оцінювання використовує тестове розбиття (10</w:t>
+      </w:r>
+      <w:r>
+        <w:t> </w:t>
+      </w:r>
+      <w:r>
+        <w:rPr>
+          <w:lang w:val="ru-RU"/>
+        </w:rPr>
+        <w:t>000 зображень), тому ці два набори не перетинаються.</w:t>
+      </w:r>
+    </w:p>
+    <w:p>
+      <w:pPr>
+        <w:spacing w:before="160" w:after="80" w:line="280" w:lineRule="exact"/>
+        <w:jc w:val="both"/>
+        <w:rPr>
+          <w:lang w:val="ru-RU"/>
+        </w:rPr>
+      </w:pPr>
+      <w:r>
+        <w:rPr>
+          <w:b/>
+          <w:lang w:val="ru-RU"/>
+        </w:rPr>
+        <w:t>2.3 Класифікація</w:t>
+      </w:r>
+    </w:p>
+    <w:p>
+      <w:pPr>
+        <w:spacing w:after="0" w:line="280" w:lineRule="exact"/>
+        <w:ind w:firstLine="567"/>
+        <w:jc w:val="both"/>
+        <w:rPr>
+          <w:lang w:val="ru-RU"/>
+        </w:rPr>
+      </w:pPr>
+      <w:r>
+        <w:rPr>
+          <w:lang w:val="ru-RU"/>
+        </w:rPr>
+        <w:t xml:space="preserve">Класифікація зіставляє граф вхідного зображення з кожним концептом алфавіту в чотири кроки: фільтр складності; окрема для кожного концепту попередня обробка входу з вибором </w:t>
+      </w:r>
+      <w:r>
+        <w:t>StartPoint</w:t>
+      </w:r>
+      <w:r>
+        <w:rPr>
+          <w:lang w:val="ru-RU"/>
+        </w:rPr>
+        <w:t xml:space="preserve">, переобчисленням напрямків і редукцією критичних точок; структурна перевірка; </w:t>
+      </w:r>
+      <w:r>
+        <w:t>GED</w:t>
+      </w:r>
+      <w:r>
+        <w:rPr>
+          <w:lang w:val="ru-RU"/>
+        </w:rPr>
+        <w:t xml:space="preserve"> для пар, що лишилися. Складність графа дорівнює сумі кількості його вузлів і ребер; концепти, складніші за початковий вхідний граф, відкидають до попередньої обробки.</w:t>
+      </w:r>
+    </w:p>
+    <w:p>
+      <w:pPr>
+        <w:spacing w:after="0" w:line="280" w:lineRule="exact"/>
+        <w:ind w:firstLine="567"/>
+        <w:jc w:val="both"/>
+        <w:rPr>
+          <w:lang w:val="ru-RU"/>
+        </w:rPr>
+      </w:pPr>
+      <w:r>
+        <w:rPr>
+          <w:lang w:val="ru-RU"/>
+        </w:rPr>
+        <w:t xml:space="preserve">Міру відмінності двох графів дає </w:t>
+      </w:r>
+      <w:r>
+        <w:t>GED</w:t>
+      </w:r>
+      <w:r>
+        <w:rPr>
+          <w:lang w:val="ru-RU"/>
+        </w:rPr>
+        <w:t xml:space="preserve">, тобто мінімальна сумарна вартість послідовності операцій, яка перетворює один граф на інший. Операціями редагування є вставлення, вилучення та заміщення вузлів і ребер. Точне обчислення </w:t>
+      </w:r>
+      <w:r>
+        <w:t>GED</w:t>
+      </w:r>
+      <w:r>
+        <w:rPr>
+          <w:lang w:val="ru-RU"/>
+        </w:rPr>
+        <w:t xml:space="preserve"> є </w:t>
+      </w:r>
+      <w:r>
+        <w:t>NP</w:t>
+      </w:r>
+      <w:r>
+        <w:rPr>
+          <w:lang w:val="ru-RU"/>
+        </w:rPr>
+        <w:t>-складною задачею, тому практичні системи спираються на наближені алгоритми [18]. У цій роботі відстань обчислює ітеративний розв'язувач із прогресивним уточненням, який шукає оптимальні шляхи редагування в межах часового бюджету 5</w:t>
+      </w:r>
+      <w:r>
+        <w:t> </w:t>
+      </w:r>
+      <w:r>
+        <w:rPr>
+          <w:lang w:val="ru-RU"/>
+        </w:rPr>
+        <w:t>с на одне порівняння зображення з концептом і повертає найкращий знайдений результат. У реалізації експерименту час перевіряють лише після чергового результату генератора, тому це номінальний бюджет, а не гарантована верхня межа.</w:t>
+      </w:r>
+    </w:p>
+    <w:p>
+      <w:pPr>
+        <w:spacing w:after="0" w:line="280" w:lineRule="exact"/>
+        <w:ind w:firstLine="567"/>
+        <w:jc w:val="both"/>
+        <w:rPr>
+          <w:lang w:val="ru-RU"/>
+        </w:rPr>
+      </w:pPr>
+      <w:r>
+        <w:t xml:space="preserve">Вартості заміщення задано монотонною шкалою: NO_COST = 0, MINOR = 0,25, GENERAL = 0,5, SEVERE = 0,8, NO_MATCH = 1,0 та IMPOSSIBLE = 6,0. </w:t>
+      </w:r>
+      <w:r>
+        <w:rPr>
+          <w:lang w:val="ru-RU"/>
+        </w:rPr>
+        <w:t>Несумісне заміщення й вставлення вузла коштують 6,0, вилучення вузла чи ребра коштує 0,25, вставлення ребра має нульову вартість; атрибутів ребер не порівнюють. Отже, це спрямована схема вартостей для перетворення графа зображення на граф концепту, а не симетрична метрика.</w:t>
+      </w:r>
+    </w:p>
+    <w:p>
+      <w:pPr>
+        <w:spacing w:after="0" w:line="280" w:lineRule="exact"/>
+        <w:ind w:firstLine="567"/>
+        <w:jc w:val="both"/>
+        <w:rPr>
+          <w:lang w:val="ru-RU"/>
+        </w:rPr>
+      </w:pPr>
+      <w:r>
+        <w:rPr>
+          <w:lang w:val="ru-RU"/>
+        </w:rPr>
+        <w:t>Порівняння вузлів спирається на 13 ознак: нормалізовані координати, відстань до центроїда, горизонтальний і вертикальний напрямки, кут з віссю абсцис, мінімальний кут у вузлі розгалуження, індикатор кінцевої точки, індикатор кутової точки, відношення довжини до максимальної, середню довжину сусідніх векторів, кількість сусідніх кінцевих точок і кількість сусідніх розгалужень.</w:t>
+      </w:r>
+    </w:p>
+    <w:p>
+      <w:pPr>
+        <w:spacing w:after="0" w:line="280" w:lineRule="exact"/>
+        <w:ind w:firstLine="567"/>
+        <w:jc w:val="both"/>
+      </w:pPr>
+      <w:r>
+        <w:rPr>
+          <w:highlight w:val="cyan"/>
+          <w:lang w:val="uk-UA"/>
+        </w:rPr>
+        <w:t xml:space="preserve">Ознаки зважено діагностично. Дев'ять ознак зберігають у вузлі концепту інтервал, і ненормовану вагу такої ознаки </w:t>
+      </w:r>
+      <m:oMath>
+        <m:r>
+          <w:rPr>
+            <w:rFonts w:ascii="Cambria Math" w:hAnsi="Cambria Math"/>
+            <w:highlight w:val="cyan"/>
+            <w:lang w:val="uk-UA"/>
+          </w:rPr>
+          <m:t xml:space="preserve">f</m:t>
+        </m:r>
+      </m:oMath>
+      <w:r>
+        <w:rPr>
+          <w:highlight w:val="cyan"/>
+          <w:lang w:val="uk-UA"/>
+        </w:rPr>
+        <w:t xml:space="preserve"> визначає формула (1):</w:t>
+      </w:r>
+    </w:p>
+    <w:p>
+      <w:pPr>
+        <w:tabs>
+          <w:tab w:val="center" w:pos="4819"/>
+          <w:tab w:val="right" w:pos="9638"/>
+        </w:tabs>
+        <w:spacing w:before="80" w:after="80" w:line="240" w:lineRule="auto"/>
+      </w:pPr>
+      <w:r>
+        <w:tab/>
+      </w:r>
+      <m:oMath>
+        <m:sSub>
+          <m:e>
+            <m:r>
+              <w:rPr>
+                <w:rFonts w:ascii="Cambria Math" w:hAnsi="Cambria Math"/>
+                <w:highlight w:val="cyan"/>
+                <w:lang w:val="uk-UA"/>
+              </w:rPr>
+              <m:t xml:space="preserve">w</m:t>
+            </m:r>
+          </m:e>
+          <m:sub>
+            <m:r>
+              <w:rPr>
+                <w:rFonts w:ascii="Cambria Math" w:hAnsi="Cambria Math"/>
+                <w:highlight w:val="cyan"/>
+                <w:lang w:val="uk-UA"/>
+              </w:rPr>
+              <m:t xml:space="preserve">f</m:t>
+            </m:r>
+          </m:sub>
+        </m:sSub>
+        <m:r>
+          <w:rPr>
+            <w:rFonts w:ascii="Cambria Math" w:hAnsi="Cambria Math"/>
+            <w:highlight w:val="cyan"/>
+            <w:lang w:val="uk-UA"/>
+          </w:rPr>
+          <m:t xml:space="preserve">=</m:t>
+        </m:r>
+        <m:f>
+          <m:num>
+            <m:sSub>
+              <m:e>
+                <m:r>
+                  <w:rPr>
+                    <w:rFonts w:ascii="Cambria Math" w:hAnsi="Cambria Math"/>
+                    <w:highlight w:val="cyan"/>
+                    <w:lang w:val="uk-UA"/>
+                  </w:rPr>
+                  <m:t xml:space="preserve">s</m:t>
+                </m:r>
+              </m:e>
+              <m:sub>
+                <m:r>
+                  <w:rPr>
+                    <w:rFonts w:ascii="Cambria Math" w:hAnsi="Cambria Math"/>
+                    <w:highlight w:val="cyan"/>
+                    <w:lang w:val="uk-UA"/>
+                  </w:rPr>
+                  <m:t xml:space="preserve">f</m:t>
+                </m:r>
+              </m:sub>
+            </m:sSub>
+          </m:num>
+          <m:den>
+            <m:sSub>
+              <m:e>
+                <m:r>
+                  <w:rPr>
+                    <w:rFonts w:ascii="Cambria Math" w:hAnsi="Cambria Math"/>
+                    <w:highlight w:val="cyan"/>
+                    <w:lang w:val="uk-UA"/>
+                  </w:rPr>
+                  <m:t xml:space="preserve">Δ</m:t>
+                </m:r>
+              </m:e>
+              <m:sub>
+                <m:r>
+                  <w:rPr>
+                    <w:rFonts w:ascii="Cambria Math" w:hAnsi="Cambria Math"/>
+                    <w:highlight w:val="cyan"/>
+                    <w:lang w:val="uk-UA"/>
+                  </w:rPr>
+                  <m:t xml:space="preserve">f</m:t>
+                </m:r>
+              </m:sub>
+            </m:sSub>
+            <m:r>
+              <w:rPr>
+                <w:rFonts w:ascii="Cambria Math" w:hAnsi="Cambria Math"/>
+                <w:highlight w:val="cyan"/>
+                <w:lang w:val="uk-UA"/>
+              </w:rPr>
+              <m:t xml:space="preserve">+</m:t>
+            </m:r>
+            <m:r>
+              <w:rPr>
+                <w:rFonts w:ascii="Cambria Math" w:hAnsi="Cambria Math"/>
+                <w:highlight w:val="cyan"/>
+                <w:lang w:val="uk-UA"/>
+              </w:rPr>
+              <m:t xml:space="preserve">ε</m:t>
+            </m:r>
+          </m:den>
+        </m:f>
+      </m:oMath>
+      <w:r>
+        <w:tab/>
+      </w:r>
+      <w:r>
+        <w:rPr>
+          <w:highlight w:val="cyan"/>
+          <w:lang w:val="uk-UA"/>
+        </w:rPr>
+        <w:t>(1)</w:t>
+      </w:r>
+    </w:p>
+    <w:p>
+      <w:pPr>
+        <w:spacing w:after="0" w:line="280" w:lineRule="exact"/>
+        <w:ind w:firstLine="567"/>
+        <w:jc w:val="both"/>
+      </w:pPr>
+      <w:r>
+        <w:rPr>
+          <w:highlight w:val="cyan"/>
+          <w:lang w:val="uk-UA"/>
+        </w:rPr>
+        <w:t xml:space="preserve">де </w:t>
+      </w:r>
+      <m:oMath>
+        <m:sSub>
+          <m:e>
+            <m:r>
+              <w:rPr>
+                <w:rFonts w:ascii="Cambria Math" w:hAnsi="Cambria Math"/>
+                <w:highlight w:val="cyan"/>
+                <w:lang w:val="uk-UA"/>
+              </w:rPr>
+              <m:t xml:space="preserve">Δ</m:t>
+            </m:r>
+          </m:e>
+          <m:sub>
+            <m:r>
+              <w:rPr>
+                <w:rFonts w:ascii="Cambria Math" w:hAnsi="Cambria Math"/>
+                <w:highlight w:val="cyan"/>
+                <w:lang w:val="uk-UA"/>
+              </w:rPr>
+              <m:t xml:space="preserve">f</m:t>
+            </m:r>
+          </m:sub>
+        </m:sSub>
+      </m:oMath>
+      <w:r>
+        <w:rPr>
+          <w:highlight w:val="cyan"/>
+          <w:lang w:val="uk-UA"/>
+        </w:rPr>
+        <w:t xml:space="preserve"> – ширина інтервалу ознаки у вузлі концепту, </w:t>
+      </w:r>
+      <m:oMath>
+        <m:r>
+          <w:rPr>
+            <w:rFonts w:ascii="Cambria Math" w:hAnsi="Cambria Math"/>
+            <w:highlight w:val="cyan"/>
+            <w:lang w:val="uk-UA"/>
+          </w:rPr>
+          <m:t xml:space="preserve">ε</m:t>
+        </m:r>
+      </m:oMath>
+      <w:r>
+        <w:rPr>
+          <w:highlight w:val="cyan"/>
+          <w:lang w:val="uk-UA"/>
+        </w:rPr>
+        <w:t xml:space="preserve"> = 0,1 – стала, що обмежує вагу вузьких інтервалів, </w:t>
+      </w:r>
+      <m:oMath>
+        <m:sSub>
+          <m:e>
+            <m:r>
+              <w:rPr>
+                <w:rFonts w:ascii="Cambria Math" w:hAnsi="Cambria Math"/>
+                <w:highlight w:val="cyan"/>
+                <w:lang w:val="uk-UA"/>
+              </w:rPr>
+              <m:t xml:space="preserve">s</m:t>
+            </m:r>
+          </m:e>
+          <m:sub>
+            <m:r>
+              <w:rPr>
+                <w:rFonts w:ascii="Cambria Math" w:hAnsi="Cambria Math"/>
+                <w:highlight w:val="cyan"/>
+                <w:lang w:val="uk-UA"/>
+              </w:rPr>
+              <m:t xml:space="preserve">f</m:t>
+            </m:r>
+          </m:sub>
+        </m:sSub>
+      </m:oMath>
+      <w:r>
+        <w:rPr>
+          <w:highlight w:val="cyan"/>
+          <w:lang w:val="uk-UA"/>
+        </w:rPr>
+        <w:t xml:space="preserve"> = 1. Ознака з вузьким інтервалом була стабільною в навчальних зразках, тому важить більше. Решта чотири ознаки категорійні й інтервалу не мають, і їхньою вагою є </w:t>
+      </w:r>
+      <m:oMath>
+        <m:sSub>
+          <m:e>
+            <m:r>
+              <w:rPr>
+                <w:rFonts w:ascii="Cambria Math" w:hAnsi="Cambria Math"/>
+                <w:highlight w:val="cyan"/>
+                <w:lang w:val="uk-UA"/>
+              </w:rPr>
+              <m:t xml:space="preserve">s</m:t>
+            </m:r>
+          </m:e>
+          <m:sub>
+            <m:r>
+              <w:rPr>
+                <w:rFonts w:ascii="Cambria Math" w:hAnsi="Cambria Math"/>
+                <w:highlight w:val="cyan"/>
+                <w:lang w:val="uk-UA"/>
+              </w:rPr>
+              <m:t xml:space="preserve">f</m:t>
+            </m:r>
+          </m:sub>
+        </m:sSub>
+      </m:oMath>
+      <w:r>
+        <w:rPr>
+          <w:highlight w:val="cyan"/>
+          <w:lang w:val="uk-UA"/>
+        </w:rPr>
+        <w:t xml:space="preserve">: 0,6 для кожного з двох напрямків і 0,4 для індикаторів кінцевої й кутової точки. Ваги нормують за ознаками, спільними для двох вузлів: </w:t>
+      </w:r>
+      <m:oMath>
+        <m:sSub>
+          <m:e>
+            <m:acc>
+              <m:accPr>
+                <m:chr m:val="̃"/>
+              </m:accPr>
+              <m:e>
+                <m:r>
+                  <w:rPr>
+                    <w:rFonts w:ascii="Cambria Math" w:hAnsi="Cambria Math"/>
+                    <w:highlight w:val="cyan"/>
+                    <w:lang w:val="uk-UA"/>
+                  </w:rPr>
+                  <m:t xml:space="preserve">w</m:t>
+                </m:r>
+              </m:e>
+            </m:acc>
+          </m:e>
+          <m:sub>
+            <m:r>
+              <w:rPr>
+                <w:rFonts w:ascii="Cambria Math" w:hAnsi="Cambria Math"/>
+                <w:highlight w:val="cyan"/>
+                <w:lang w:val="uk-UA"/>
+              </w:rPr>
+              <m:t xml:space="preserve">f</m:t>
+            </m:r>
+          </m:sub>
+        </m:sSub>
+        <m:r>
+          <w:rPr>
+            <w:rFonts w:ascii="Cambria Math" w:hAnsi="Cambria Math"/>
+            <w:highlight w:val="cyan"/>
+            <w:lang w:val="uk-UA"/>
+          </w:rPr>
+          <m:t xml:space="preserve">=</m:t>
+        </m:r>
+        <m:f>
+          <m:fPr>
+            <m:type m:val="lin"/>
+          </m:fPr>
+          <m:num>
+            <m:sSub>
+              <m:e>
+                <m:r>
+                  <w:rPr>
+                    <w:rFonts w:ascii="Cambria Math" w:hAnsi="Cambria Math"/>
+                    <w:highlight w:val="cyan"/>
+                    <w:lang w:val="uk-UA"/>
+                  </w:rPr>
+                  <m:t xml:space="preserve">w</m:t>
+                </m:r>
+              </m:e>
+              <m:sub>
+                <m:r>
+                  <w:rPr>
+                    <w:rFonts w:ascii="Cambria Math" w:hAnsi="Cambria Math"/>
+                    <w:highlight w:val="cyan"/>
+                    <w:lang w:val="uk-UA"/>
+                  </w:rPr>
+                  <m:t xml:space="preserve">f</m:t>
+                </m:r>
+              </m:sub>
+            </m:sSub>
+          </m:num>
+          <m:den>
+            <m:nary>
+              <m:naryPr>
+                <m:chr m:val="∑"/>
+                <m:supHide m:val="1"/>
+              </m:naryPr>
+              <m:sub>
+                <m:r>
+                  <w:rPr>
+                    <w:rFonts w:ascii="Cambria Math" w:hAnsi="Cambria Math"/>
+                    <w:highlight w:val="cyan"/>
+                    <w:lang w:val="uk-UA"/>
+                  </w:rPr>
+                  <m:t xml:space="preserve">g</m:t>
+                </m:r>
+              </m:sub>
+              <m:sup/>
+              <m:e>
+                <m:sSub>
+                  <m:e>
+                    <m:r>
+                      <w:rPr>
+                        <w:rFonts w:ascii="Cambria Math" w:hAnsi="Cambria Math"/>
+                        <w:highlight w:val="cyan"/>
+                        <w:lang w:val="uk-UA"/>
+                      </w:rPr>
+                      <m:t xml:space="preserve">w</m:t>
+                    </m:r>
+                  </m:e>
+                  <m:sub>
+                    <m:r>
+                      <w:rPr>
+                        <w:rFonts w:ascii="Cambria Math" w:hAnsi="Cambria Math"/>
+                        <w:highlight w:val="cyan"/>
+                        <w:lang w:val="uk-UA"/>
+                      </w:rPr>
+                      <m:t xml:space="preserve">g</m:t>
+                    </m:r>
+                  </m:sub>
+                </m:sSub>
+              </m:e>
+            </m:nary>
+          </m:den>
+        </m:f>
+      </m:oMath>
+      <w:r>
+        <w:rPr>
+          <w:highlight w:val="cyan"/>
+          <w:lang w:val="uk-UA"/>
+        </w:rPr>
+        <w:t xml:space="preserve">; відсутню ознаку пропускають, а за відсутності спільних ознак призначають NO_MATCH. Вартість інтервальної ознаки для значення </w:t>
+      </w:r>
+      <m:oMath>
+        <m:r>
+          <w:rPr>
+            <w:rFonts w:ascii="Cambria Math" w:hAnsi="Cambria Math"/>
+            <w:highlight w:val="cyan"/>
+            <w:lang w:val="uk-UA"/>
+          </w:rPr>
+          <m:t xml:space="preserve">v</m:t>
+        </m:r>
+      </m:oMath>
+      <w:r>
+        <w:rPr>
+          <w:highlight w:val="cyan"/>
+          <w:lang w:val="uk-UA"/>
+        </w:rPr>
+        <w:t xml:space="preserve"> вузла зображення визначає формула (2):</w:t>
+      </w:r>
+    </w:p>
+    <w:p>
+      <w:pPr>
+        <w:tabs>
+          <w:tab w:val="center" w:pos="4819"/>
+          <w:tab w:val="right" w:pos="9638"/>
+        </w:tabs>
+        <w:spacing w:before="80" w:after="80" w:line="240" w:lineRule="auto"/>
+      </w:pPr>
+      <w:r>
+        <w:tab/>
+      </w:r>
+      <m:oMath>
+        <m:sSub>
+          <m:e>
+            <m:r>
+              <w:rPr>
+                <w:rFonts w:ascii="Cambria Math" w:hAnsi="Cambria Math"/>
+                <w:highlight w:val="cyan"/>
+                <w:lang w:val="uk-UA"/>
+              </w:rPr>
+              <m:t xml:space="preserve">c</m:t>
+            </m:r>
+          </m:e>
+          <m:sub>
+            <m:r>
+              <w:rPr>
+                <w:rFonts w:ascii="Cambria Math" w:hAnsi="Cambria Math"/>
+                <w:highlight w:val="cyan"/>
+                <w:lang w:val="uk-UA"/>
+              </w:rPr>
+              <m:t xml:space="preserve">f</m:t>
+            </m:r>
+          </m:sub>
+        </m:sSub>
+        <m:d>
+          <m:dPr>
+            <m:begChr m:val="("/>
+            <m:endChr m:val=")"/>
+          </m:dPr>
+          <m:e>
+            <m:r>
+              <w:rPr>
+                <w:rFonts w:ascii="Cambria Math" w:hAnsi="Cambria Math"/>
+                <w:highlight w:val="cyan"/>
+                <w:lang w:val="uk-UA"/>
+              </w:rPr>
+              <m:t xml:space="preserve">v</m:t>
+            </m:r>
+          </m:e>
+        </m:d>
+        <m:r>
+          <w:rPr>
+            <w:rFonts w:ascii="Cambria Math" w:hAnsi="Cambria Math"/>
+            <w:highlight w:val="cyan"/>
+            <w:lang w:val="uk-UA"/>
+          </w:rPr>
+          <m:t xml:space="preserve">=</m:t>
+        </m:r>
+        <m:d>
+          <m:dPr>
+            <m:begChr m:val="{"/>
+            <m:endChr m:val=""/>
+          </m:dPr>
+          <m:e>
+            <m:eqArr>
+              <m:e>
+                <m:func>
+                  <m:fName>
+                    <m:r>
+                      <m:rPr>
+                        <m:sty m:val="p"/>
+                      </m:rPr>
+                      <w:rPr>
+                        <w:rFonts w:ascii="Cambria Math" w:hAnsi="Cambria Math"/>
+                        <w:highlight w:val="cyan"/>
+                        <w:lang w:val="uk-UA"/>
+                      </w:rPr>
+                      <m:t xml:space="preserve">min</m:t>
+                    </m:r>
+                  </m:fName>
+                  <m:e>
+                    <m:d>
+                      <m:dPr>
+                        <m:begChr m:val="("/>
+                        <m:endChr m:val=")"/>
+                      </m:dPr>
+                      <m:e>
+                        <m:sSub>
+                          <m:e>
+                            <m:acc>
+                              <m:accPr>
+                                <m:chr m:val="̃"/>
+                              </m:accPr>
+                              <m:e>
+                                <m:r>
+                                  <w:rPr>
+                                    <w:rFonts w:ascii="Cambria Math" w:hAnsi="Cambria Math"/>
+                                    <w:highlight w:val="cyan"/>
+                                    <w:lang w:val="uk-UA"/>
+                                  </w:rPr>
+                                  <m:t xml:space="preserve">w</m:t>
+                                </m:r>
+                              </m:e>
+                            </m:acc>
+                          </m:e>
+                          <m:sub>
+                            <m:r>
+                              <w:rPr>
+                                <w:rFonts w:ascii="Cambria Math" w:hAnsi="Cambria Math"/>
+                                <w:highlight w:val="cyan"/>
+                                <w:lang w:val="uk-UA"/>
+                              </w:rPr>
+                              <m:t xml:space="preserve">f</m:t>
+                            </m:r>
+                          </m:sub>
+                        </m:sSub>
+                        <m:f>
+                          <m:num>
+                            <m:d>
+                              <m:dPr>
+                                <m:begChr m:val="|"/>
+                                <m:endChr m:val="|"/>
+                              </m:dPr>
+                              <m:e>
+                                <m:r>
+                                  <w:rPr>
+                                    <w:rFonts w:ascii="Cambria Math" w:hAnsi="Cambria Math"/>
+                                    <w:highlight w:val="cyan"/>
+                                    <w:lang w:val="uk-UA"/>
+                                  </w:rPr>
+                                  <m:t xml:space="preserve">v</m:t>
+                                </m:r>
+                                <m:r>
+                                  <w:rPr>
+                                    <w:rFonts w:ascii="Cambria Math" w:hAnsi="Cambria Math"/>
+                                    <w:highlight w:val="cyan"/>
+                                    <w:lang w:val="uk-UA"/>
+                                  </w:rPr>
+                                  <m:t xml:space="preserve">−</m:t>
+                                </m:r>
+                                <m:sSub>
+                                  <m:e>
+                                    <m:r>
+                                      <w:rPr>
+                                        <w:rFonts w:ascii="Cambria Math" w:hAnsi="Cambria Math"/>
+                                        <w:highlight w:val="cyan"/>
+                                        <w:lang w:val="uk-UA"/>
+                                      </w:rPr>
+                                      <m:t xml:space="preserve">m</m:t>
+                                    </m:r>
+                                  </m:e>
+                                  <m:sub>
+                                    <m:r>
+                                      <w:rPr>
+                                        <w:rFonts w:ascii="Cambria Math" w:hAnsi="Cambria Math"/>
+                                        <w:highlight w:val="cyan"/>
+                                        <w:lang w:val="uk-UA"/>
+                                      </w:rPr>
+                                      <m:t xml:space="preserve">f</m:t>
+                                    </m:r>
+                                  </m:sub>
+                                </m:sSub>
+                              </m:e>
+                            </m:d>
+                          </m:num>
+                          <m:den>
+                            <m:sSub>
+                              <m:e>
+                                <m:r>
+                                  <w:rPr>
+                                    <w:rFonts w:ascii="Cambria Math" w:hAnsi="Cambria Math"/>
+                                    <w:highlight w:val="cyan"/>
+                                    <w:lang w:val="uk-UA"/>
+                                  </w:rPr>
+                                  <m:t xml:space="preserve">Δ</m:t>
+                                </m:r>
+                              </m:e>
+                              <m:sub>
+                                <m:r>
+                                  <w:rPr>
+                                    <w:rFonts w:ascii="Cambria Math" w:hAnsi="Cambria Math"/>
+                                    <w:highlight w:val="cyan"/>
+                                    <w:lang w:val="uk-UA"/>
+                                  </w:rPr>
+                                  <m:t xml:space="preserve">f</m:t>
+                                </m:r>
+                              </m:sub>
+                            </m:sSub>
+                            <m:r>
+                              <m:rPr>
+                                <m:sty m:val="p"/>
+                              </m:rPr>
+                              <w:rPr>
+                                <w:rFonts w:ascii="Cambria Math" w:hAnsi="Cambria Math"/>
+                                <w:highlight w:val="cyan"/>
+                                <w:lang w:val="uk-UA"/>
+                              </w:rPr>
+                              <m:t xml:space="preserve">/2</m:t>
+                            </m:r>
+                          </m:den>
+                        </m:f>
+                        <m:r>
+                          <w:rPr>
+                            <w:rFonts w:ascii="Cambria Math" w:hAnsi="Cambria Math"/>
+                            <w:highlight w:val="cyan"/>
+                            <w:lang w:val="uk-UA"/>
+                          </w:rPr>
+                          <m:t xml:space="preserve">; </m:t>
+                        </m:r>
+                        <m:sSub>
+                          <m:e>
+                            <m:acc>
+                              <m:accPr>
+                                <m:chr m:val="̃"/>
+                              </m:accPr>
+                              <m:e>
+                                <m:r>
+                                  <w:rPr>
+                                    <w:rFonts w:ascii="Cambria Math" w:hAnsi="Cambria Math"/>
+                                    <w:highlight w:val="cyan"/>
+                                    <w:lang w:val="uk-UA"/>
+                                  </w:rPr>
+                                  <m:t xml:space="preserve">w</m:t>
+                                </m:r>
+                              </m:e>
+                            </m:acc>
+                          </m:e>
+                          <m:sub>
+                            <m:r>
+                              <w:rPr>
+                                <w:rFonts w:ascii="Cambria Math" w:hAnsi="Cambria Math"/>
+                                <w:highlight w:val="cyan"/>
+                                <w:lang w:val="uk-UA"/>
+                              </w:rPr>
+                              <m:t xml:space="preserve">f</m:t>
+                            </m:r>
+                          </m:sub>
+                        </m:sSub>
+                      </m:e>
+                    </m:d>
+                  </m:e>
+                </m:func>
+                <m:r>
+                  <m:rPr>
+                    <m:sty m:val="p"/>
+                  </m:rPr>
+                  <w:rPr>
+                    <w:rFonts w:ascii="Cambria Math" w:hAnsi="Cambria Math"/>
+                    <w:highlight w:val="cyan"/>
+                    <w:lang w:val="uk-UA"/>
+                  </w:rPr>
+                  <m:t xml:space="preserve">,   якщо </m:t>
+                </m:r>
+                <m:sSub>
+                  <m:e>
+                    <m:r>
+                      <w:rPr>
+                        <w:rFonts w:ascii="Cambria Math" w:hAnsi="Cambria Math"/>
+                        <w:highlight w:val="cyan"/>
+                        <w:lang w:val="uk-UA"/>
+                      </w:rPr>
+                      <m:t xml:space="preserve">a</m:t>
+                    </m:r>
+                  </m:e>
+                  <m:sub>
+                    <m:r>
+                      <w:rPr>
+                        <w:rFonts w:ascii="Cambria Math" w:hAnsi="Cambria Math"/>
+                        <w:highlight w:val="cyan"/>
+                        <w:lang w:val="uk-UA"/>
+                      </w:rPr>
+                      <m:t xml:space="preserve">f</m:t>
+                    </m:r>
+                  </m:sub>
+                </m:sSub>
+                <m:r>
+                  <w:rPr>
+                    <w:rFonts w:ascii="Cambria Math" w:hAnsi="Cambria Math"/>
+                    <w:highlight w:val="cyan"/>
+                    <w:lang w:val="uk-UA"/>
+                  </w:rPr>
+                  <m:t xml:space="preserve">≤</m:t>
+                </m:r>
+                <m:r>
+                  <w:rPr>
+                    <w:rFonts w:ascii="Cambria Math" w:hAnsi="Cambria Math"/>
+                    <w:highlight w:val="cyan"/>
+                    <w:lang w:val="uk-UA"/>
+                  </w:rPr>
+                  <m:t xml:space="preserve">v</m:t>
+                </m:r>
+                <m:r>
+                  <w:rPr>
+                    <w:rFonts w:ascii="Cambria Math" w:hAnsi="Cambria Math"/>
+                    <w:highlight w:val="cyan"/>
+                    <w:lang w:val="uk-UA"/>
+                  </w:rPr>
+                  <m:t xml:space="preserve">≤</m:t>
+                </m:r>
+                <m:sSub>
+                  <m:e>
+                    <m:r>
+                      <w:rPr>
+                        <w:rFonts w:ascii="Cambria Math" w:hAnsi="Cambria Math"/>
+                        <w:highlight w:val="cyan"/>
+                        <w:lang w:val="uk-UA"/>
+                      </w:rPr>
+                      <m:t xml:space="preserve">b</m:t>
+                    </m:r>
+                  </m:e>
+                  <m:sub>
+                    <m:r>
+                      <w:rPr>
+                        <w:rFonts w:ascii="Cambria Math" w:hAnsi="Cambria Math"/>
+                        <w:highlight w:val="cyan"/>
+                        <w:lang w:val="uk-UA"/>
+                      </w:rPr>
+                      <m:t xml:space="preserve">f</m:t>
+                    </m:r>
+                  </m:sub>
+                </m:sSub>
+              </m:e>
+              <m:e>
+                <m:r>
+                  <m:rPr>
+                    <m:sty m:val="p"/>
+                  </m:rPr>
+                  <w:rPr>
+                    <w:rFonts w:ascii="Cambria Math" w:hAnsi="Cambria Math"/>
+                    <w:highlight w:val="cyan"/>
+                    <w:lang w:val="uk-UA"/>
+                  </w:rPr>
+                  <m:t xml:space="preserve">1,0</m:t>
+                </m:r>
+                <m:r>
+                  <m:rPr>
+                    <m:sty m:val="p"/>
+                  </m:rPr>
+                  <w:rPr>
+                    <w:rFonts w:ascii="Cambria Math" w:hAnsi="Cambria Math"/>
+                    <w:highlight w:val="cyan"/>
+                    <w:lang w:val="uk-UA"/>
+                  </w:rPr>
+                  <m:t xml:space="preserve">,   якщо </m:t>
+                </m:r>
+                <m:r>
+                  <w:rPr>
+                    <w:rFonts w:ascii="Cambria Math" w:hAnsi="Cambria Math"/>
+                    <w:highlight w:val="cyan"/>
+                    <w:lang w:val="uk-UA"/>
+                  </w:rPr>
+                  <m:t xml:space="preserve">v</m:t>
+                </m:r>
+                <m:r>
+                  <w:rPr>
+                    <w:rFonts w:ascii="Cambria Math" w:hAnsi="Cambria Math"/>
+                    <w:highlight w:val="cyan"/>
+                    <w:lang w:val="uk-UA"/>
+                  </w:rPr>
+                  <m:t xml:space="preserve">∉</m:t>
+                </m:r>
+                <m:d>
+                  <m:dPr>
+                    <m:begChr m:val="["/>
+                    <m:endChr m:val="]"/>
+                  </m:dPr>
+                  <m:e>
+                    <m:sSub>
+                      <m:e>
+                        <m:r>
+                          <w:rPr>
+                            <w:rFonts w:ascii="Cambria Math" w:hAnsi="Cambria Math"/>
+                            <w:highlight w:val="cyan"/>
+                            <w:lang w:val="uk-UA"/>
+                          </w:rPr>
+                          <m:t xml:space="preserve">a</m:t>
+                        </m:r>
+                      </m:e>
+                      <m:sub>
+                        <m:r>
+                          <w:rPr>
+                            <w:rFonts w:ascii="Cambria Math" w:hAnsi="Cambria Math"/>
+                            <w:highlight w:val="cyan"/>
+                            <w:lang w:val="uk-UA"/>
+                          </w:rPr>
+                          <m:t xml:space="preserve">f</m:t>
+                        </m:r>
+                      </m:sub>
+                    </m:sSub>
+                    <m:r>
+                      <w:rPr>
+                        <w:rFonts w:ascii="Cambria Math" w:hAnsi="Cambria Math"/>
+                        <w:highlight w:val="cyan"/>
+                        <w:lang w:val="uk-UA"/>
+                      </w:rPr>
+                      <m:t xml:space="preserve">; </m:t>
+                    </m:r>
+                    <m:sSub>
+                      <m:e>
+                        <m:r>
+                          <w:rPr>
+                            <w:rFonts w:ascii="Cambria Math" w:hAnsi="Cambria Math"/>
+                            <w:highlight w:val="cyan"/>
+                            <w:lang w:val="uk-UA"/>
+                          </w:rPr>
+                          <m:t xml:space="preserve">b</m:t>
+                        </m:r>
+                      </m:e>
+                      <m:sub>
+                        <m:r>
+                          <w:rPr>
+                            <w:rFonts w:ascii="Cambria Math" w:hAnsi="Cambria Math"/>
+                            <w:highlight w:val="cyan"/>
+                            <w:lang w:val="uk-UA"/>
+                          </w:rPr>
+                          <m:t xml:space="preserve">f</m:t>
+                        </m:r>
+                      </m:sub>
+                    </m:sSub>
+                  </m:e>
+                </m:d>
+              </m:e>
+            </m:eqArr>
+          </m:e>
+        </m:d>
+      </m:oMath>
+      <w:r>
+        <w:tab/>
+      </w:r>
+      <w:r>
+        <w:rPr>
+          <w:highlight w:val="cyan"/>
+          <w:lang w:val="uk-UA"/>
+        </w:rPr>
+        <w:t>(2)</w:t>
+      </w:r>
+    </w:p>
+    <w:p>
+      <w:pPr>
+        <w:spacing w:after="0" w:line="280" w:lineRule="exact"/>
+        <w:ind w:firstLine="567"/>
+        <w:jc w:val="both"/>
+      </w:pPr>
+      <w:r>
+        <w:rPr>
+          <w:highlight w:val="cyan"/>
+          <w:lang w:val="uk-UA"/>
+        </w:rPr>
+        <w:t xml:space="preserve">де </w:t>
+      </w:r>
+      <m:oMath>
+        <m:d>
+          <m:dPr>
+            <m:begChr m:val="["/>
+            <m:endChr m:val="]"/>
+          </m:dPr>
+          <m:e>
+            <m:sSub>
+              <m:e>
+                <m:r>
+                  <w:rPr>
+                    <w:rFonts w:ascii="Cambria Math" w:hAnsi="Cambria Math"/>
+                    <w:highlight w:val="cyan"/>
+                    <w:lang w:val="uk-UA"/>
+                  </w:rPr>
+                  <m:t xml:space="preserve">a</m:t>
+                </m:r>
+              </m:e>
+              <m:sub>
+                <m:r>
+                  <w:rPr>
+                    <w:rFonts w:ascii="Cambria Math" w:hAnsi="Cambria Math"/>
+                    <w:highlight w:val="cyan"/>
+                    <w:lang w:val="uk-UA"/>
+                  </w:rPr>
+                  <m:t xml:space="preserve">f</m:t>
+                </m:r>
+              </m:sub>
+            </m:sSub>
+            <m:r>
+              <w:rPr>
+                <w:rFonts w:ascii="Cambria Math" w:hAnsi="Cambria Math"/>
+                <w:highlight w:val="cyan"/>
+                <w:lang w:val="uk-UA"/>
+              </w:rPr>
+              <m:t xml:space="preserve">; </m:t>
+            </m:r>
+            <m:sSub>
+              <m:e>
+                <m:r>
+                  <w:rPr>
+                    <w:rFonts w:ascii="Cambria Math" w:hAnsi="Cambria Math"/>
+                    <w:highlight w:val="cyan"/>
+                    <w:lang w:val="uk-UA"/>
+                  </w:rPr>
+                  <m:t xml:space="preserve">b</m:t>
+                </m:r>
+              </m:e>
+              <m:sub>
+                <m:r>
+                  <w:rPr>
+                    <w:rFonts w:ascii="Cambria Math" w:hAnsi="Cambria Math"/>
+                    <w:highlight w:val="cyan"/>
+                    <w:lang w:val="uk-UA"/>
+                  </w:rPr>
+                  <m:t xml:space="preserve">f</m:t>
+                </m:r>
+              </m:sub>
+            </m:sSub>
+          </m:e>
+        </m:d>
+      </m:oMath>
+      <w:r>
+        <w:rPr>
+          <w:highlight w:val="cyan"/>
+          <w:lang w:val="uk-UA"/>
+        </w:rPr>
+        <w:t xml:space="preserve"> – інтервал ознаки у вузлі концепту, </w:t>
+      </w:r>
+      <m:oMath>
+        <m:sSub>
+          <m:e>
+            <m:r>
+              <w:rPr>
+                <w:rFonts w:ascii="Cambria Math" w:hAnsi="Cambria Math"/>
+                <w:highlight w:val="cyan"/>
+                <w:lang w:val="uk-UA"/>
+              </w:rPr>
+              <m:t xml:space="preserve">m</m:t>
+            </m:r>
+          </m:e>
+          <m:sub>
+            <m:r>
+              <w:rPr>
+                <w:rFonts w:ascii="Cambria Math" w:hAnsi="Cambria Math"/>
+                <w:highlight w:val="cyan"/>
+                <w:lang w:val="uk-UA"/>
+              </w:rPr>
+              <m:t xml:space="preserve">f</m:t>
+            </m:r>
+          </m:sub>
+        </m:sSub>
+      </m:oMath>
+      <w:r>
+        <w:rPr>
+          <w:highlight w:val="cyan"/>
+          <w:lang w:val="uk-UA"/>
+        </w:rPr>
+        <w:t xml:space="preserve"> – його значення center. Вартість у межах інтервалу зростає від нуля в center до нормованої ваги ознаки на межі; за нульової ширини значення в межах інтервалу дає точний збіг, а значення поза інтервалом коштує 1,0 незалежно від ширини. Вартість заміщення вузла є сумою вартостей його ознак, тому один вихід за інтервал робить її не меншою за 1,0.</w:t>
       </w:r>
     </w:p>
     <w:p>
@@ -5684,7 +5599,10 @@
         <w:t xml:space="preserve"> переводять у подібність за формулою </w:t>
       </w:r>
       <w:r>
-        <w:t>(1):</w:t>
+        <w:rPr>
+          <w:highlight w:val="cyan"/>
+        </w:rPr>
+        <w:t xml:space="preserve">(3):</w:t>
       </w:r>
     </w:p>
     <w:p>
@@ -5719,7 +5637,13 @@
           <w:lang w:val="ru-RU"/>
         </w:rPr>
         <w:tab/>
-        <w:t>(1)</w:t>
+      </w:r>
+      <w:r>
+        <w:rPr>
+          <w:highlight w:val="cyan"/>
+          <w:lang w:val="ru-RU"/>
+        </w:rPr>
+        <w:t xml:space="preserve">(3)</w:t>
       </w:r>
     </w:p>
     <w:p>
@@ -5812,7 +5736,14 @@
         <w:rPr>
           <w:lang w:val="ru-RU"/>
         </w:rPr>
-        <w:t>) з поправкою на складність концепту (2):</w:t>
+        <w:t xml:space="preserve">) з поправкою на складність концепту </w:t>
+      </w:r>
+      <w:r>
+        <w:rPr>
+          <w:highlight w:val="cyan"/>
+          <w:lang w:val="ru-RU"/>
+        </w:rPr>
+        <w:t xml:space="preserve">(4):</w:t>
       </w:r>
     </w:p>
     <w:p>
@@ -5848,7 +5779,13 @@
           <w:lang w:val="ru-RU"/>
         </w:rPr>
         <w:tab/>
-        <w:t>(2)</w:t>
+      </w:r>
+      <w:r>
+        <w:rPr>
+          <w:highlight w:val="cyan"/>
+          <w:lang w:val="ru-RU"/>
+        </w:rPr>
+        <w:t xml:space="preserve">(4)</w:t>
       </w:r>
     </w:p>
     <w:p>
@@ -5913,72 +5850,21 @@
     </w:p>
     <w:p>
       <w:pPr>
-        <w:spacing w:before="160" w:after="80" w:line="280" w:lineRule="exact"/>
-        <w:jc w:val="both"/>
-        <w:rPr>
-          <w:lang w:val="ru-RU"/>
-        </w:rPr>
-      </w:pPr>
-      <w:r>
-        <w:rPr>
-          <w:b/>
-          <w:lang w:val="ru-RU"/>
-        </w:rPr>
-        <w:t>3 Результати</w:t>
-      </w:r>
-    </w:p>
-    <w:p>
-      <w:pPr>
-        <w:spacing w:before="160" w:after="80" w:line="280" w:lineRule="exact"/>
-        <w:jc w:val="both"/>
-        <w:rPr>
-          <w:lang w:val="ru-RU"/>
-        </w:rPr>
-      </w:pPr>
-      <w:r>
-        <w:rPr>
-          <w:b/>
-          <w:lang w:val="ru-RU"/>
-        </w:rPr>
-        <w:t>3.1 Алфавіт концептів-атракторів</w:t>
-      </w:r>
-    </w:p>
-    <w:p>
-      <w:pPr>
         <w:spacing w:after="0" w:line="280" w:lineRule="exact"/>
         <w:ind w:firstLine="567"/>
         <w:jc w:val="both"/>
       </w:pPr>
       <w:r>
         <w:rPr>
-          <w:lang w:val="ru-RU"/>
-        </w:rPr>
-        <w:t xml:space="preserve">Побудовано подання </w:t>
-      </w:r>
-      <w:r>
-        <w:t>Point</w:t>
-      </w:r>
-      <w:r>
-        <w:rPr>
-          <w:lang w:val="ru-RU"/>
-        </w:rPr>
-        <w:t>–</w:t>
-      </w:r>
-      <w:r>
-        <w:t>Vector</w:t>
-      </w:r>
-      <w:r>
-        <w:rPr>
-          <w:lang w:val="ru-RU"/>
-        </w:rPr>
-        <w:t xml:space="preserve"> з двома типами вузлів і 13 вибраними ознаками зіставлення. Структурною редукцією за один прохід колекцією з 76 вручну відібраних оригіналів та їхніх аугментацій, разом 805 зразків, сформовано 13 концептів-атракторів для 10 класів цифр. Концепти містять від 3 до 12 вузлів, на кожен подано від 3 до 9 оригіналів (табл.</w:t>
-      </w:r>
-      <w:r>
-        <w:t> 1).</w:t>
+          <w:highlight w:val="cyan"/>
+          <w:lang w:val="uk-UA"/>
+        </w:rPr>
+        <w:t xml:space="preserve">Значення всіх параметрів побудови графа й класифікації наведено в табл. 1.</w:t>
       </w:r>
     </w:p>
     <w:p>
       <w:pPr>
+        <w:keepNext/>
         <w:spacing w:before="120" w:after="0" w:line="280" w:lineRule="exact"/>
         <w:jc w:val="center"/>
       </w:pPr>
@@ -5987,8 +5873,940 @@
           <w:b/>
           <w:i/>
           <w:sz w:val="18"/>
-        </w:rPr>
-        <w:t>Таблиця 1 – Алфавіт концептів: кількість вузлів і оригіналів</w:t>
+          <w:highlight w:val="cyan"/>
+          <w:lang w:val="uk-UA"/>
+        </w:rPr>
+        <w:t xml:space="preserve">Таблиця 1 – Параметри експерименту</w:t>
+      </w:r>
+    </w:p>
+    <w:tbl>
+      <w:tblPr>
+        <w:tblStyle w:val="aff0"/>
+        <w:tblW w:w="0" w:type="auto"/>
+        <w:jc w:val="center"/>
+        <w:tblLook w:val="04A0" w:firstRow="1" w:lastRow="0" w:firstColumn="1" w:lastColumn="0" w:noHBand="0" w:noVBand="1"/>
+      </w:tblPr>
+      <w:tblGrid>
+        <w:gridCol w:w="2000"/>
+        <w:gridCol w:w="4638"/>
+        <w:gridCol w:w="3000"/>
+      </w:tblGrid>
+      <w:tr>
+        <w:trPr>
+          <w:tblHeader/>
+          <w:jc w:val="center"/>
+        </w:trPr>
+        <w:tc>
+          <w:tcPr>
+            <w:tcW w:w="2000" w:type="dxa"/>
+          </w:tcPr>
+          <w:p>
+            <w:pPr>
+              <w:jc w:val="center"/>
+            </w:pPr>
+            <w:r>
+              <w:rPr>
+                <w:b/>
+                <w:sz w:val="18"/>
+                <w:highlight w:val="cyan"/>
+                <w:lang w:val="uk-UA"/>
+              </w:rPr>
+              <w:t xml:space="preserve">Етап</w:t>
+            </w:r>
+          </w:p>
+        </w:tc>
+        <w:tc>
+          <w:tcPr>
+            <w:tcW w:w="4638" w:type="dxa"/>
+          </w:tcPr>
+          <w:p>
+            <w:pPr>
+              <w:jc w:val="center"/>
+            </w:pPr>
+            <w:r>
+              <w:rPr>
+                <w:b/>
+                <w:sz w:val="18"/>
+                <w:highlight w:val="cyan"/>
+                <w:lang w:val="uk-UA"/>
+              </w:rPr>
+              <w:t xml:space="preserve">Параметр</w:t>
+            </w:r>
+          </w:p>
+        </w:tc>
+        <w:tc>
+          <w:tcPr>
+            <w:tcW w:w="3000" w:type="dxa"/>
+          </w:tcPr>
+          <w:p>
+            <w:pPr>
+              <w:jc w:val="center"/>
+            </w:pPr>
+            <w:r>
+              <w:rPr>
+                <w:b/>
+                <w:sz w:val="18"/>
+                <w:highlight w:val="cyan"/>
+                <w:lang w:val="uk-UA"/>
+              </w:rPr>
+              <w:t xml:space="preserve">Значення</w:t>
+            </w:r>
+          </w:p>
+        </w:tc>
+      </w:tr>
+      <w:tr>
+        <w:trPr>
+          <w:jc w:val="center"/>
+        </w:trPr>
+        <w:tc>
+          <w:tcPr>
+            <w:tcW w:w="2000" w:type="dxa"/>
+            <w:vMerge w:val="restart"/>
+          </w:tcPr>
+          <w:p>
+            <w:r>
+              <w:rPr>
+                <w:sz w:val="18"/>
+                <w:highlight w:val="cyan"/>
+                <w:lang w:val="uk-UA"/>
+              </w:rPr>
+              <w:t xml:space="preserve">Підготовка</w:t>
+            </w:r>
+          </w:p>
+        </w:tc>
+        <w:tc>
+          <w:tcPr>
+            <w:tcW w:w="4638" w:type="dxa"/>
+          </w:tcPr>
+          <w:p>
+            <w:pPr>
+              <w:jc w:val="center"/>
+            </w:pPr>
+            <w:r>
+              <w:rPr>
+                <w:sz w:val="18"/>
+                <w:highlight w:val="cyan"/>
+                <w:lang w:val="uk-UA"/>
+              </w:rPr>
+              <w:t xml:space="preserve">Розмір зображення після збільшення</w:t>
+            </w:r>
+          </w:p>
+        </w:tc>
+        <w:tc>
+          <w:tcPr>
+            <w:tcW w:w="3000" w:type="dxa"/>
+          </w:tcPr>
+          <w:p>
+            <w:pPr>
+              <w:jc w:val="center"/>
+            </w:pPr>
+            <w:r>
+              <w:rPr>
+                <w:sz w:val="18"/>
+                <w:highlight w:val="cyan"/>
+                <w:lang w:val="uk-UA"/>
+              </w:rPr>
+              <w:t xml:space="preserve">100×100 пікселів</w:t>
+            </w:r>
+          </w:p>
+        </w:tc>
+      </w:tr>
+      <w:tr>
+        <w:trPr>
+          <w:jc w:val="center"/>
+        </w:trPr>
+        <w:tc>
+          <w:tcPr>
+            <w:tcW w:w="2000" w:type="dxa"/>
+            <w:vMerge w:val="restart"/>
+          </w:tcPr>
+          <w:p>
+            <w:r>
+              <w:rPr>
+                <w:sz w:val="18"/>
+                <w:highlight w:val="cyan"/>
+                <w:lang w:val="uk-UA"/>
+              </w:rPr>
+              <w:t xml:space="preserve">Побудова графа</w:t>
+            </w:r>
+          </w:p>
+        </w:tc>
+        <w:tc>
+          <w:tcPr>
+            <w:tcW w:w="4638" w:type="dxa"/>
+          </w:tcPr>
+          <w:p>
+            <w:pPr>
+              <w:jc w:val="center"/>
+            </w:pPr>
+            <w:r>
+              <w:rPr>
+                <w:sz w:val="18"/>
+                <w:highlight w:val="cyan"/>
+                <w:lang w:val="uk-UA"/>
+              </w:rPr>
+              <w:t xml:space="preserve">Поріг бінаризації: початковий, крок, мінімум</w:t>
+            </w:r>
+          </w:p>
+        </w:tc>
+        <w:tc>
+          <w:tcPr>
+            <w:tcW w:w="3000" w:type="dxa"/>
+          </w:tcPr>
+          <w:p>
+            <w:pPr>
+              <w:jc w:val="center"/>
+            </w:pPr>
+            <w:r>
+              <w:rPr>
+                <w:sz w:val="18"/>
+                <w:highlight w:val="cyan"/>
+                <w:lang w:val="uk-UA"/>
+              </w:rPr>
+              <w:t xml:space="preserve">110; 5; 20</w:t>
+            </w:r>
+          </w:p>
+        </w:tc>
+      </w:tr>
+      <w:tr>
+        <w:trPr>
+          <w:jc w:val="center"/>
+        </w:trPr>
+        <w:tc>
+          <w:tcPr>
+            <w:tcW w:w="2000" w:type="dxa"/>
+            <w:vMerge/>
+          </w:tcPr>
+          <w:p/>
+        </w:tc>
+        <w:tc>
+          <w:tcPr>
+            <w:tcW w:w="4638" w:type="dxa"/>
+          </w:tcPr>
+          <w:p>
+            <w:pPr>
+              <w:jc w:val="center"/>
+            </w:pPr>
+            <w:r>
+              <w:rPr>
+                <w:sz w:val="18"/>
+                <w:highlight w:val="cyan"/>
+                <w:lang w:val="uk-UA"/>
+              </w:rPr>
+              <w:t xml:space="preserve">Вилучення малих компонентів; ядро замикання</w:t>
+            </w:r>
+          </w:p>
+        </w:tc>
+        <w:tc>
+          <w:tcPr>
+            <w:tcW w:w="3000" w:type="dxa"/>
+          </w:tcPr>
+          <w:p>
+            <w:pPr>
+              <w:jc w:val="center"/>
+            </w:pPr>
+            <w:r>
+              <w:rPr>
+                <w:sz w:val="18"/>
+                <w:highlight w:val="cyan"/>
+                <w:lang w:val="uk-UA"/>
+              </w:rPr>
+              <w:t xml:space="preserve">до 9 пікселів; 3×3</w:t>
+            </w:r>
+          </w:p>
+        </w:tc>
+      </w:tr>
+      <w:tr>
+        <w:trPr>
+          <w:jc w:val="center"/>
+        </w:trPr>
+        <w:tc>
+          <w:tcPr>
+            <w:tcW w:w="2000" w:type="dxa"/>
+            <w:vMerge/>
+          </w:tcPr>
+          <w:p/>
+        </w:tc>
+        <w:tc>
+          <w:tcPr>
+            <w:tcW w:w="4638" w:type="dxa"/>
+          </w:tcPr>
+          <w:p>
+            <w:pPr>
+              <w:jc w:val="center"/>
+            </w:pPr>
+            <w:r>
+              <w:rPr>
+                <w:sz w:val="18"/>
+                <w:highlight w:val="cyan"/>
+                <w:lang w:val="uk-UA"/>
+              </w:rPr>
+              <w:t xml:space="preserve">Обрізання кінцевих гілок, коротших за</w:t>
+            </w:r>
+          </w:p>
+        </w:tc>
+        <w:tc>
+          <w:tcPr>
+            <w:tcW w:w="3000" w:type="dxa"/>
+          </w:tcPr>
+          <w:p>
+            <w:pPr>
+              <w:jc w:val="center"/>
+            </w:pPr>
+            <w:r>
+              <w:rPr>
+                <w:sz w:val="18"/>
+                <w:highlight w:val="cyan"/>
+                <w:lang w:val="uk-UA"/>
+              </w:rPr>
+              <w:t xml:space="preserve">більше з 8 % довжини скелета та 5 пікселів</w:t>
+            </w:r>
+          </w:p>
+        </w:tc>
+      </w:tr>
+      <w:tr>
+        <w:trPr>
+          <w:jc w:val="center"/>
+        </w:trPr>
+        <w:tc>
+          <w:tcPr>
+            <w:tcW w:w="2000" w:type="dxa"/>
+            <w:vMerge/>
+          </w:tcPr>
+          <w:p/>
+        </w:tc>
+        <w:tc>
+          <w:tcPr>
+            <w:tcW w:w="4638" w:type="dxa"/>
+          </w:tcPr>
+          <w:p>
+            <w:pPr>
+              <w:jc w:val="center"/>
+            </w:pPr>
+            <w:r>
+              <w:rPr>
+                <w:sz w:val="18"/>
+                <w:highlight w:val="cyan"/>
+                <w:lang w:val="uk-UA"/>
+              </w:rPr>
+              <w:t xml:space="preserve">Допуск Рамера–Дугласа–Пекера</w:t>
+            </w:r>
+          </w:p>
+        </w:tc>
+        <w:tc>
+          <w:tcPr>
+            <w:tcW w:w="3000" w:type="dxa"/>
+          </w:tcPr>
+          <w:p>
+            <w:pPr>
+              <w:jc w:val="center"/>
+            </w:pPr>
+            <w:r>
+              <w:rPr>
+                <w:sz w:val="18"/>
+                <w:highlight w:val="cyan"/>
+                <w:lang w:val="uk-UA"/>
+              </w:rPr>
+              <w:t xml:space="preserve">4,55</w:t>
+            </w:r>
+          </w:p>
+        </w:tc>
+      </w:tr>
+      <w:tr>
+        <w:trPr>
+          <w:jc w:val="center"/>
+        </w:trPr>
+        <w:tc>
+          <w:tcPr>
+            <w:tcW w:w="2000" w:type="dxa"/>
+            <w:vMerge w:val="restart"/>
+          </w:tcPr>
+          <w:p>
+            <w:r>
+              <w:rPr>
+                <w:sz w:val="18"/>
+                <w:highlight w:val="cyan"/>
+                <w:lang w:val="uk-UA"/>
+              </w:rPr>
+              <w:t xml:space="preserve">Класифікація</w:t>
+            </w:r>
+          </w:p>
+        </w:tc>
+        <w:tc>
+          <w:tcPr>
+            <w:tcW w:w="4638" w:type="dxa"/>
+          </w:tcPr>
+          <w:p>
+            <w:pPr>
+              <w:jc w:val="center"/>
+            </w:pPr>
+            <w:r>
+              <w:rPr>
+                <w:sz w:val="18"/>
+                <w:highlight w:val="cyan"/>
+                <w:lang w:val="uk-UA"/>
+              </w:rPr>
+              <w:t xml:space="preserve">Кількість ознак вузла</w:t>
+            </w:r>
+          </w:p>
+        </w:tc>
+        <w:tc>
+          <w:tcPr>
+            <w:tcW w:w="3000" w:type="dxa"/>
+          </w:tcPr>
+          <w:p>
+            <w:pPr>
+              <w:jc w:val="center"/>
+            </w:pPr>
+            <w:r>
+              <w:rPr>
+                <w:sz w:val="18"/>
+                <w:highlight w:val="cyan"/>
+                <w:lang w:val="uk-UA"/>
+              </w:rPr>
+              <w:t xml:space="preserve">13</w:t>
+            </w:r>
+          </w:p>
+        </w:tc>
+      </w:tr>
+      <w:tr>
+        <w:trPr>
+          <w:jc w:val="center"/>
+        </w:trPr>
+        <w:tc>
+          <w:tcPr>
+            <w:tcW w:w="2000" w:type="dxa"/>
+            <w:vMerge/>
+          </w:tcPr>
+          <w:p/>
+        </w:tc>
+        <w:tc>
+          <w:tcPr>
+            <w:tcW w:w="4638" w:type="dxa"/>
+          </w:tcPr>
+          <w:p>
+            <w:pPr>
+              <w:jc w:val="center"/>
+            </w:pPr>
+            <w:r>
+              <w:rPr>
+                <w:sz w:val="18"/>
+                <w:highlight w:val="cyan"/>
+                <w:lang w:val="uk-UA"/>
+              </w:rPr>
+              <w:t xml:space="preserve">Шкала вартостей заміщення</w:t>
+            </w:r>
+          </w:p>
+        </w:tc>
+        <w:tc>
+          <w:tcPr>
+            <w:tcW w:w="3000" w:type="dxa"/>
+          </w:tcPr>
+          <w:p>
+            <w:pPr>
+              <w:jc w:val="center"/>
+            </w:pPr>
+            <w:r>
+              <w:rPr>
+                <w:sz w:val="18"/>
+                <w:highlight w:val="cyan"/>
+                <w:lang w:val="uk-UA"/>
+              </w:rPr>
+              <w:t xml:space="preserve">0; 0,25; 0,5; 0,8; 1,0; 6,0</w:t>
+            </w:r>
+          </w:p>
+        </w:tc>
+      </w:tr>
+      <w:tr>
+        <w:trPr>
+          <w:jc w:val="center"/>
+        </w:trPr>
+        <w:tc>
+          <w:tcPr>
+            <w:tcW w:w="2000" w:type="dxa"/>
+            <w:vMerge/>
+          </w:tcPr>
+          <w:p/>
+        </w:tc>
+        <w:tc>
+          <w:tcPr>
+            <w:tcW w:w="4638" w:type="dxa"/>
+          </w:tcPr>
+          <w:p>
+            <w:pPr>
+              <w:jc w:val="center"/>
+            </w:pPr>
+            <w:r>
+              <w:rPr>
+                <w:sz w:val="18"/>
+                <w:highlight w:val="cyan"/>
+                <w:lang w:val="uk-UA"/>
+              </w:rPr>
+              <w:t xml:space="preserve">Вартість вилучення вузла й ребра</w:t>
+            </w:r>
+          </w:p>
+        </w:tc>
+        <w:tc>
+          <w:tcPr>
+            <w:tcW w:w="3000" w:type="dxa"/>
+          </w:tcPr>
+          <w:p>
+            <w:pPr>
+              <w:jc w:val="center"/>
+            </w:pPr>
+            <w:r>
+              <w:rPr>
+                <w:sz w:val="18"/>
+                <w:highlight w:val="cyan"/>
+                <w:lang w:val="uk-UA"/>
+              </w:rPr>
+              <w:t xml:space="preserve">0,25</w:t>
+            </w:r>
+          </w:p>
+        </w:tc>
+      </w:tr>
+      <w:tr>
+        <w:trPr>
+          <w:jc w:val="center"/>
+        </w:trPr>
+        <w:tc>
+          <w:tcPr>
+            <w:tcW w:w="2000" w:type="dxa"/>
+            <w:vMerge/>
+          </w:tcPr>
+          <w:p/>
+        </w:tc>
+        <w:tc>
+          <w:tcPr>
+            <w:tcW w:w="4638" w:type="dxa"/>
+          </w:tcPr>
+          <w:p>
+            <w:pPr>
+              <w:jc w:val="center"/>
+            </w:pPr>
+            <w:r>
+              <w:rPr>
+                <w:sz w:val="18"/>
+                <w:highlight w:val="cyan"/>
+                <w:lang w:val="uk-UA"/>
+              </w:rPr>
+              <w:t xml:space="preserve">Вартість вставлення вузла; ребра</w:t>
+            </w:r>
+          </w:p>
+        </w:tc>
+        <w:tc>
+          <w:tcPr>
+            <w:tcW w:w="3000" w:type="dxa"/>
+          </w:tcPr>
+          <w:p>
+            <w:pPr>
+              <w:jc w:val="center"/>
+            </w:pPr>
+            <w:r>
+              <w:rPr>
+                <w:sz w:val="18"/>
+                <w:highlight w:val="cyan"/>
+                <w:lang w:val="uk-UA"/>
+              </w:rPr>
+              <w:t xml:space="preserve">6,0; 0</w:t>
+            </w:r>
+          </w:p>
+        </w:tc>
+      </w:tr>
+      <w:tr>
+        <w:trPr>
+          <w:jc w:val="center"/>
+        </w:trPr>
+        <w:tc>
+          <w:tcPr>
+            <w:tcW w:w="2000" w:type="dxa"/>
+            <w:vMerge/>
+          </w:tcPr>
+          <w:p/>
+        </w:tc>
+        <w:tc>
+          <w:tcPr>
+            <w:tcW w:w="4638" w:type="dxa"/>
+          </w:tcPr>
+          <w:p>
+            <w:pPr>
+              <w:jc w:val="center"/>
+            </w:pPr>
+            <m:oMath>
+              <m:r>
+                <w:rPr>
+                  <w:rFonts w:ascii="Cambria Math" w:hAnsi="Cambria Math"/>
+                  <w:sz w:val="18"/>
+                  <w:highlight w:val="cyan"/>
+                  <w:lang w:val="uk-UA"/>
+                </w:rPr>
+                <m:t xml:space="preserve">ε</m:t>
+              </m:r>
+            </m:oMath>
+            <w:r>
+              <w:rPr>
+                <w:sz w:val="18"/>
+                <w:highlight w:val="cyan"/>
+                <w:lang w:val="uk-UA"/>
+              </w:rPr>
+              <w:t xml:space="preserve"> у формулі (1)</w:t>
+            </w:r>
+          </w:p>
+        </w:tc>
+        <w:tc>
+          <w:tcPr>
+            <w:tcW w:w="3000" w:type="dxa"/>
+          </w:tcPr>
+          <w:p>
+            <w:pPr>
+              <w:jc w:val="center"/>
+            </w:pPr>
+            <w:r>
+              <w:rPr>
+                <w:sz w:val="18"/>
+                <w:highlight w:val="cyan"/>
+                <w:lang w:val="uk-UA"/>
+              </w:rPr>
+              <w:t xml:space="preserve">0,1</w:t>
+            </w:r>
+          </w:p>
+        </w:tc>
+      </w:tr>
+      <w:tr>
+        <w:trPr>
+          <w:jc w:val="center"/>
+        </w:trPr>
+        <w:tc>
+          <w:tcPr>
+            <w:tcW w:w="2000" w:type="dxa"/>
+            <w:vMerge/>
+          </w:tcPr>
+          <w:p/>
+        </w:tc>
+        <w:tc>
+          <w:tcPr>
+            <w:tcW w:w="4638" w:type="dxa"/>
+          </w:tcPr>
+          <w:p>
+            <w:pPr>
+              <w:jc w:val="center"/>
+            </w:pPr>
+            <m:oMath>
+              <m:sSub>
+                <m:e>
+                  <m:r>
+                    <w:rPr>
+                      <w:rFonts w:ascii="Cambria Math" w:hAnsi="Cambria Math"/>
+                      <w:sz w:val="18"/>
+                      <w:highlight w:val="cyan"/>
+                      <w:lang w:val="uk-UA"/>
+                    </w:rPr>
+                    <m:t xml:space="preserve">s</m:t>
+                  </m:r>
+                </m:e>
+                <m:sub>
+                  <m:r>
+                    <w:rPr>
+                      <w:rFonts w:ascii="Cambria Math" w:hAnsi="Cambria Math"/>
+                      <w:sz w:val="18"/>
+                      <w:highlight w:val="cyan"/>
+                      <w:lang w:val="uk-UA"/>
+                    </w:rPr>
+                    <m:t xml:space="preserve">f</m:t>
+                  </m:r>
+                </m:sub>
+              </m:sSub>
+            </m:oMath>
+            <w:r>
+              <w:rPr>
+                <w:sz w:val="18"/>
+                <w:highlight w:val="cyan"/>
+                <w:lang w:val="uk-UA"/>
+              </w:rPr>
+              <w:t xml:space="preserve">: інтервальні ознаки; напрямки; індикатори</w:t>
+            </w:r>
+          </w:p>
+        </w:tc>
+        <w:tc>
+          <w:tcPr>
+            <w:tcW w:w="3000" w:type="dxa"/>
+          </w:tcPr>
+          <w:p>
+            <w:pPr>
+              <w:jc w:val="center"/>
+            </w:pPr>
+            <w:r>
+              <w:rPr>
+                <w:sz w:val="18"/>
+                <w:highlight w:val="cyan"/>
+                <w:lang w:val="uk-UA"/>
+              </w:rPr>
+              <w:t xml:space="preserve">1; 0,6; 0,4</w:t>
+            </w:r>
+          </w:p>
+        </w:tc>
+      </w:tr>
+      <w:tr>
+        <w:trPr>
+          <w:jc w:val="center"/>
+        </w:trPr>
+        <w:tc>
+          <w:tcPr>
+            <w:tcW w:w="2000" w:type="dxa"/>
+            <w:vMerge/>
+          </w:tcPr>
+          <w:p/>
+        </w:tc>
+        <w:tc>
+          <w:tcPr>
+            <w:tcW w:w="4638" w:type="dxa"/>
+          </w:tcPr>
+          <w:p>
+            <w:pPr>
+              <w:jc w:val="center"/>
+            </w:pPr>
+            <m:oMath>
+              <m:r>
+                <w:rPr>
+                  <w:rFonts w:ascii="Cambria Math" w:hAnsi="Cambria Math"/>
+                  <w:sz w:val="18"/>
+                  <w:highlight w:val="cyan"/>
+                  <w:lang w:val="uk-UA"/>
+                </w:rPr>
+                <m:t xml:space="preserve">λ</m:t>
+              </m:r>
+            </m:oMath>
+            <w:r>
+              <w:rPr>
+                <w:sz w:val="18"/>
+                <w:highlight w:val="cyan"/>
+                <w:lang w:val="uk-UA"/>
+              </w:rPr>
+              <w:t xml:space="preserve"> у формулі (4)</w:t>
+            </w:r>
+          </w:p>
+        </w:tc>
+        <w:tc>
+          <w:tcPr>
+            <w:tcW w:w="3000" w:type="dxa"/>
+          </w:tcPr>
+          <w:p>
+            <w:pPr>
+              <w:jc w:val="center"/>
+            </w:pPr>
+            <w:r>
+              <w:rPr>
+                <w:sz w:val="18"/>
+                <w:highlight w:val="cyan"/>
+                <w:lang w:val="uk-UA"/>
+              </w:rPr>
+              <w:t xml:space="preserve">0,10</w:t>
+            </w:r>
+          </w:p>
+        </w:tc>
+      </w:tr>
+      <w:tr>
+        <w:trPr>
+          <w:jc w:val="center"/>
+        </w:trPr>
+        <w:tc>
+          <w:tcPr>
+            <w:tcW w:w="2000" w:type="dxa"/>
+            <w:vMerge/>
+          </w:tcPr>
+          <w:p/>
+        </w:tc>
+        <w:tc>
+          <w:tcPr>
+            <w:tcW w:w="4638" w:type="dxa"/>
+          </w:tcPr>
+          <w:p>
+            <w:pPr>
+              <w:jc w:val="center"/>
+            </w:pPr>
+            <w:r>
+              <w:rPr>
+                <w:sz w:val="18"/>
+                <w:highlight w:val="cyan"/>
+                <w:lang w:val="uk-UA"/>
+              </w:rPr>
+              <w:t xml:space="preserve">Бюджет часу GED на одне порівняння</w:t>
+            </w:r>
+          </w:p>
+        </w:tc>
+        <w:tc>
+          <w:tcPr>
+            <w:tcW w:w="3000" w:type="dxa"/>
+          </w:tcPr>
+          <w:p>
+            <w:pPr>
+              <w:jc w:val="center"/>
+            </w:pPr>
+            <w:r>
+              <w:rPr>
+                <w:sz w:val="18"/>
+                <w:highlight w:val="cyan"/>
+                <w:lang w:val="uk-UA"/>
+              </w:rPr>
+              <w:t xml:space="preserve">5 с</w:t>
+            </w:r>
+          </w:p>
+        </w:tc>
+      </w:tr>
+    </w:tbl>
+    <w:p>
+      <w:pPr>
+        <w:spacing w:after="0" w:line="280" w:lineRule="exact"/>
+        <w:jc w:val="both"/>
+      </w:pPr>
+    </w:p>
+    <w:p>
+      <w:pPr>
+        <w:keepNext/>
+        <w:spacing w:before="160" w:after="80" w:line="280" w:lineRule="exact"/>
+        <w:jc w:val="both"/>
+      </w:pPr>
+      <w:r>
+        <w:rPr>
+          <w:b/>
+          <w:highlight w:val="cyan"/>
+          <w:lang w:val="uk-UA"/>
+        </w:rPr>
+        <w:t xml:space="preserve">2.4 Протокол оцінювання</w:t>
+      </w:r>
+    </w:p>
+    <w:p>
+      <w:pPr>
+        <w:spacing w:after="0" w:line="280" w:lineRule="exact"/>
+        <w:ind w:firstLine="567"/>
+        <w:jc w:val="both"/>
+      </w:pPr>
+      <w:r>
+        <w:rPr>
+          <w:highlight w:val="cyan"/>
+          <w:lang w:val="uk-UA"/>
+        </w:rPr>
+        <w:t xml:space="preserve">Оцінювання виконано на тестовому розбитті MNIST з 10 000 зображень [40], яке не перетинається з навчальними оригіналами (підрозділ 2.2). Параметри (табл. 1) і алфавіт концептів зафіксовано до оцінювання, і кожне тестове зображення класифіковано один раз.</w:t>
+      </w:r>
+    </w:p>
+    <w:p>
+      <w:pPr>
+        <w:spacing w:after="0" w:line="280" w:lineRule="exact"/>
+        <w:ind w:firstLine="567"/>
+        <w:jc w:val="both"/>
+      </w:pPr>
+      <w:r>
+        <w:rPr>
+          <w:highlight w:val="cyan"/>
+          <w:lang w:val="uk-UA"/>
+        </w:rPr>
+        <w:t xml:space="preserve">Повноту контуру розмічено вручну до будь-якого експерименту з класифікацією. Для кожного тестового зображення розмітник бачив три панелі: напівтонове зображення, бінарну маску за порогом 110 і скелет завтовшки один піксель. Зображення позначали як повне, якщо цифру дописано повністю, а всі штрихи з'єднано. Розмітка спирається лише на цю структурну властивість і не враховує ні класу, ні результату класифікації. Кожне зображення має одну мітку; узгодженість кількох розмітників не вимірювали.</w:t>
+      </w:r>
+    </w:p>
+    <w:p>
+      <w:pPr>
+        <w:spacing w:after="0" w:line="280" w:lineRule="exact"/>
+        <w:ind w:firstLine="567"/>
+        <w:jc w:val="both"/>
+      </w:pPr>
+      <w:r>
+        <w:rPr>
+          <w:highlight w:val="cyan"/>
+          <w:lang w:val="uk-UA"/>
+        </w:rPr>
+        <w:t xml:space="preserve">Помилкою вважають і віднесення зображення до хибного класу, і випадок, коли не активувався жоден концепт. Точність є часткою правильно розпізнаних зображень. Влучність, повноту й F1 обчислено для кожного класу та усереднено з вагами, пропорційними кількості зображень класу. Для точності та покласових влучності й повноти наведено 95 % довірчі інтервали (ДІ) Вільсона [41].</w:t>
+      </w:r>
+    </w:p>
+    <w:p>
+      <w:pPr>
+        <w:spacing w:before="160" w:after="80" w:line="280" w:lineRule="exact"/>
+        <w:jc w:val="both"/>
+        <w:rPr>
+          <w:lang w:val="ru-RU"/>
+        </w:rPr>
+      </w:pPr>
+      <w:r>
+        <w:rPr>
+          <w:b/>
+          <w:lang w:val="ru-RU"/>
+        </w:rPr>
+        <w:t>3 Результати</w:t>
+      </w:r>
+    </w:p>
+    <w:p>
+      <w:pPr>
+        <w:spacing w:before="160" w:after="80" w:line="280" w:lineRule="exact"/>
+        <w:jc w:val="both"/>
+        <w:rPr>
+          <w:lang w:val="ru-RU"/>
+        </w:rPr>
+      </w:pPr>
+      <w:r>
+        <w:rPr>
+          <w:b/>
+          <w:lang w:val="ru-RU"/>
+        </w:rPr>
+        <w:t>3.1 Алфавіт концептів-атракторів</w:t>
+      </w:r>
+    </w:p>
+    <w:p>
+      <w:pPr>
+        <w:spacing w:after="0" w:line="280" w:lineRule="exact"/>
+        <w:ind w:firstLine="567"/>
+        <w:jc w:val="both"/>
+      </w:pPr>
+      <w:r>
+        <w:rPr>
+          <w:lang w:val="ru-RU"/>
+        </w:rPr>
+        <w:t xml:space="preserve">Побудовано подання </w:t>
+      </w:r>
+      <w:r>
+        <w:t>Point</w:t>
+      </w:r>
+      <w:r>
+        <w:rPr>
+          <w:lang w:val="ru-RU"/>
+        </w:rPr>
+        <w:t>–</w:t>
+      </w:r>
+      <w:r>
+        <w:t>Vector</w:t>
+      </w:r>
+      <w:r>
+        <w:rPr>
+          <w:lang w:val="ru-RU"/>
+        </w:rPr>
+        <w:t xml:space="preserve"> з двома типами вузлів і 13 вибраними ознаками зіставлення. Структурною редукцією за один прохід колекцією з 76 вручну відібраних оригіналів та їхніх аугментацій, разом 805 зразків, сформовано 13 концептів-атракторів для 10 класів цифр. Концепти містять від 3 до 12 вузлів, на кожен подано від 3 до 9 оригіналів (табл.</w:t>
+      </w:r>
+      <w:r>
+        <w:rPr>
+          <w:highlight w:val="cyan"/>
+        </w:rPr>
+        <w:t xml:space="preserve"> 2).</w:t>
+      </w:r>
+    </w:p>
+    <w:p>
+      <w:pPr>
+        <w:spacing w:before="120" w:after="0" w:line="280" w:lineRule="exact"/>
+        <w:jc w:val="center"/>
+      </w:pPr>
+      <w:r>
+        <w:rPr>
+          <w:b/>
+          <w:i/>
+          <w:sz w:val="18"/>
+          <w:highlight w:val="cyan"/>
+        </w:rPr>
+        <w:t xml:space="preserve">Таблиця 2</w:t>
+      </w:r>
+      <w:r>
+        <w:rPr>
+          <w:b/>
+          <w:i/>
+          <w:sz w:val="18"/>
+        </w:rPr>
+        <w:t xml:space="preserve"> – Алфавіт концептів: кількість вузлів і оригіналів</w:t>
       </w:r>
     </w:p>
     <w:tbl>
@@ -6737,15 +7555,13 @@
         <w:spacing w:after="0" w:line="280" w:lineRule="exact"/>
         <w:ind w:firstLine="567"/>
         <w:jc w:val="both"/>
-        <w:rPr>
-          <w:lang w:val="ru-RU"/>
-        </w:rPr>
-      </w:pPr>
-      <w:r>
-        <w:rPr>
-          <w:lang w:val="ru-RU"/>
-        </w:rPr>
-        <w:t>Повноту контуру розмічено вручну: кожне тестове зображення позначили як повне або неповне, до оцінювання допустили лише повні. Детальнішого протоколу розмітки не існує, а його незалежність від результатів класифікації не перевірено.</w:t>
+      </w:pPr>
+      <w:r>
+        <w:rPr>
+          <w:highlight w:val="cyan"/>
+          <w:lang w:val="uk-UA"/>
+        </w:rPr>
+        <w:t xml:space="preserve">Повноту контуру розмічено вручну за протоколом підрозділу 2.4; до оцінювання допустили лише повні зображення.</w:t>
       </w:r>
     </w:p>
     <w:p>
@@ -6838,9 +7654,16 @@
       </w:r>
       <w:r>
         <w:rPr>
-          <w:lang w:val="ru-RU"/>
-        </w:rPr>
-        <w:t>2): від 582/974 = 59,75</w:t>
+          <w:highlight w:val="cyan"/>
+          <w:lang w:val="ru-RU"/>
+        </w:rPr>
+        <w:t xml:space="preserve">3)</w:t>
+      </w:r>
+      <w:r>
+        <w:rPr>
+          <w:lang w:val="ru-RU"/>
+        </w:rPr>
+        <w:t xml:space="preserve">: від 582/974 = 59,75</w:t>
       </w:r>
       <w:r>
         <w:t> </w:t>
@@ -6892,9 +7715,19 @@
           <w:b/>
           <w:i/>
           <w:sz w:val="18"/>
-          <w:lang w:val="ru-RU"/>
-        </w:rPr>
-        <w:t xml:space="preserve">Таблиця 2 – Частка зображень </w:t>
+          <w:highlight w:val="cyan"/>
+          <w:lang w:val="ru-RU"/>
+        </w:rPr>
+        <w:t xml:space="preserve">Таблиця 3</w:t>
+      </w:r>
+      <w:r>
+        <w:rPr>
+          <w:b/>
+          <w:i/>
+          <w:sz w:val="18"/>
+          <w:lang w:val="ru-RU"/>
+        </w:rPr>
+        <w:t xml:space="preserve"> – Частка зображень </w:t>
       </w:r>
       <w:r>
         <w:rPr>
@@ -7577,7 +8410,20 @@
         <w:rPr>
           <w:lang w:val="ru-RU"/>
         </w:rPr>
-        <w:t>%. Влучність 91,92</w:t>
+        <w:t xml:space="preserve">%</w:t>
+      </w:r>
+      <w:r>
+        <w:rPr>
+          <w:highlight w:val="cyan"/>
+          <w:lang w:val="ru-RU"/>
+        </w:rPr>
+        <w:t xml:space="preserve"> (95 % ДІ 90,52–91,71 %)</w:t>
+      </w:r>
+      <w:r>
+        <w:rPr>
+          <w:lang w:val="ru-RU"/>
+        </w:rPr>
+        <w:t xml:space="preserve">. Влучність 91,92</w:t>
       </w:r>
       <w:r>
         <w:t> </w:t>
@@ -7637,9 +8483,16 @@
       </w:r>
       <w:r>
         <w:rPr>
-          <w:lang w:val="ru-RU"/>
-        </w:rPr>
-        <w:t>3). Найвищу влучність мають класи 0 (99,87</w:t>
+          <w:highlight w:val="cyan"/>
+          <w:lang w:val="ru-RU"/>
+        </w:rPr>
+        <w:t xml:space="preserve">4)</w:t>
+      </w:r>
+      <w:r>
+        <w:rPr>
+          <w:lang w:val="ru-RU"/>
+        </w:rPr>
+        <w:t xml:space="preserve">. Найвищу влучність мають класи 0 (99,87</w:t>
       </w:r>
       <w:r>
         <w:t> </w:t>
@@ -7709,9 +8562,19 @@
           <w:b/>
           <w:i/>
           <w:sz w:val="18"/>
-          <w:lang w:val="ru-RU"/>
-        </w:rPr>
-        <w:t>Таблиця 3 – Покласові показники класифікації</w:t>
+          <w:highlight w:val="cyan"/>
+          <w:lang w:val="ru-RU"/>
+        </w:rPr>
+        <w:t xml:space="preserve">Таблиця 4</w:t>
+      </w:r>
+      <w:r>
+        <w:rPr>
+          <w:b/>
+          <w:i/>
+          <w:sz w:val="18"/>
+          <w:lang w:val="ru-RU"/>
+        </w:rPr>
+        <w:t xml:space="preserve"> – Покласові показники класифікації</w:t>
       </w:r>
     </w:p>
     <w:tbl>
@@ -7722,18 +8585,21 @@
         <w:tblLook w:val="04A0" w:firstRow="1" w:lastRow="0" w:firstColumn="1" w:lastColumn="0" w:noHBand="0" w:noVBand="1"/>
       </w:tblPr>
       <w:tblGrid>
-        <w:gridCol w:w="2407"/>
-        <w:gridCol w:w="2407"/>
-        <w:gridCol w:w="2407"/>
-        <w:gridCol w:w="2407"/>
+        <w:gridCol w:w="1000"/>
+        <w:gridCol w:w="1650"/>
+        <w:gridCol w:w="1950"/>
+        <w:gridCol w:w="1650"/>
+        <w:gridCol w:w="1950"/>
+        <w:gridCol w:w="1438"/>
       </w:tblGrid>
       <w:tr>
         <w:trPr>
+          <w:tblHeader/>
           <w:jc w:val="center"/>
         </w:trPr>
         <w:tc>
           <w:tcPr>
-            <w:tcW w:w="2409" w:type="dxa"/>
+            <w:tcW w:w="1000" w:type="dxa"/>
           </w:tcPr>
           <w:p>
             <w:pPr>
@@ -7743,14 +8609,15 @@
               <w:rPr>
                 <w:b/>
                 <w:sz w:val="18"/>
-              </w:rPr>
-              <w:t>Клас</w:t>
-            </w:r>
-          </w:p>
-        </w:tc>
-        <w:tc>
-          <w:tcPr>
-            <w:tcW w:w="2409" w:type="dxa"/>
+                <w:lang w:val="uk-UA"/>
+              </w:rPr>
+              <w:t xml:space="preserve">Клас</w:t>
+            </w:r>
+          </w:p>
+        </w:tc>
+        <w:tc>
+          <w:tcPr>
+            <w:tcW w:w="1650" w:type="dxa"/>
           </w:tcPr>
           <w:p>
             <w:pPr>
@@ -7760,14 +8627,15 @@
               <w:rPr>
                 <w:b/>
                 <w:sz w:val="18"/>
-              </w:rPr>
-              <w:t>Влучність, %</w:t>
-            </w:r>
-          </w:p>
-        </w:tc>
-        <w:tc>
-          <w:tcPr>
-            <w:tcW w:w="2409" w:type="dxa"/>
+                <w:lang w:val="uk-UA"/>
+              </w:rPr>
+              <w:t xml:space="preserve">Влучність, %</w:t>
+            </w:r>
+          </w:p>
+        </w:tc>
+        <w:tc>
+          <w:tcPr>
+            <w:tcW w:w="1950" w:type="dxa"/>
           </w:tcPr>
           <w:p>
             <w:pPr>
@@ -7777,14 +8645,15 @@
               <w:rPr>
                 <w:b/>
                 <w:sz w:val="18"/>
-              </w:rPr>
-              <w:t>Повнота, %</w:t>
-            </w:r>
-          </w:p>
-        </w:tc>
-        <w:tc>
-          <w:tcPr>
-            <w:tcW w:w="2409" w:type="dxa"/>
+                <w:lang w:val="uk-UA"/>
+              </w:rPr>
+              <w:t xml:space="preserve">95 % ДІ влучності</w:t>
+            </w:r>
+          </w:p>
+        </w:tc>
+        <w:tc>
+          <w:tcPr>
+            <w:tcW w:w="1650" w:type="dxa"/>
           </w:tcPr>
           <w:p>
             <w:pPr>
@@ -7794,8 +8663,45 @@
               <w:rPr>
                 <w:b/>
                 <w:sz w:val="18"/>
-              </w:rPr>
-              <w:t>F1, %</w:t>
+                <w:lang w:val="uk-UA"/>
+              </w:rPr>
+              <w:t xml:space="preserve">Повнота, %</w:t>
+            </w:r>
+          </w:p>
+        </w:tc>
+        <w:tc>
+          <w:tcPr>
+            <w:tcW w:w="1950" w:type="dxa"/>
+          </w:tcPr>
+          <w:p>
+            <w:pPr>
+              <w:jc w:val="center"/>
+            </w:pPr>
+            <w:r>
+              <w:rPr>
+                <w:b/>
+                <w:sz w:val="18"/>
+                <w:lang w:val="uk-UA"/>
+              </w:rPr>
+              <w:t xml:space="preserve">95 % ДІ повноти</w:t>
+            </w:r>
+          </w:p>
+        </w:tc>
+        <w:tc>
+          <w:tcPr>
+            <w:tcW w:w="1438" w:type="dxa"/>
+          </w:tcPr>
+          <w:p>
+            <w:pPr>
+              <w:jc w:val="center"/>
+            </w:pPr>
+            <w:r>
+              <w:rPr>
+                <w:b/>
+                <w:sz w:val="18"/>
+                <w:lang w:val="uk-UA"/>
+              </w:rPr>
+              <w:t xml:space="preserve">F1, %</w:t>
             </w:r>
           </w:p>
         </w:tc>
@@ -7806,20 +8712,21 @@
         </w:trPr>
         <w:tc>
           <w:tcPr>
-            <w:tcW w:w="2409" w:type="dxa"/>
+            <w:tcW w:w="1000" w:type="dxa"/>
           </w:tcPr>
           <w:p>
             <w:r>
               <w:rPr>
                 <w:sz w:val="18"/>
-              </w:rPr>
-              <w:t>0</w:t>
-            </w:r>
-          </w:p>
-        </w:tc>
-        <w:tc>
-          <w:tcPr>
-            <w:tcW w:w="2409" w:type="dxa"/>
+                <w:lang w:val="uk-UA"/>
+              </w:rPr>
+              <w:t xml:space="preserve">0</w:t>
+            </w:r>
+          </w:p>
+        </w:tc>
+        <w:tc>
+          <w:tcPr>
+            <w:tcW w:w="1650" w:type="dxa"/>
           </w:tcPr>
           <w:p>
             <w:pPr>
@@ -7828,14 +8735,15 @@
             <w:r>
               <w:rPr>
                 <w:sz w:val="18"/>
-              </w:rPr>
-              <w:t>99,87</w:t>
-            </w:r>
-          </w:p>
-        </w:tc>
-        <w:tc>
-          <w:tcPr>
-            <w:tcW w:w="2409" w:type="dxa"/>
+                <w:lang w:val="uk-UA"/>
+              </w:rPr>
+              <w:t xml:space="preserve">99,87</w:t>
+            </w:r>
+          </w:p>
+        </w:tc>
+        <w:tc>
+          <w:tcPr>
+            <w:tcW w:w="1950" w:type="dxa"/>
           </w:tcPr>
           <w:p>
             <w:pPr>
@@ -7844,14 +8752,16 @@
             <w:r>
               <w:rPr>
                 <w:sz w:val="18"/>
-              </w:rPr>
-              <w:t>91,93</w:t>
-            </w:r>
-          </w:p>
-        </w:tc>
-        <w:tc>
-          <w:tcPr>
-            <w:tcW w:w="2409" w:type="dxa"/>
+                <w:highlight w:val="cyan"/>
+                <w:lang w:val="uk-UA"/>
+              </w:rPr>
+              <w:t xml:space="preserve">99,26–99,98</w:t>
+            </w:r>
+          </w:p>
+        </w:tc>
+        <w:tc>
+          <w:tcPr>
+            <w:tcW w:w="1650" w:type="dxa"/>
           </w:tcPr>
           <w:p>
             <w:pPr>
@@ -7860,8 +8770,44 @@
             <w:r>
               <w:rPr>
                 <w:sz w:val="18"/>
-              </w:rPr>
-              <w:t>95,73</w:t>
+                <w:lang w:val="uk-UA"/>
+              </w:rPr>
+              <w:t xml:space="preserve">91,93</w:t>
+            </w:r>
+          </w:p>
+        </w:tc>
+        <w:tc>
+          <w:tcPr>
+            <w:tcW w:w="1950" w:type="dxa"/>
+          </w:tcPr>
+          <w:p>
+            <w:pPr>
+              <w:jc w:val="center"/>
+            </w:pPr>
+            <w:r>
+              <w:rPr>
+                <w:sz w:val="18"/>
+                <w:highlight w:val="cyan"/>
+                <w:lang w:val="uk-UA"/>
+              </w:rPr>
+              <w:t xml:space="preserve">89,88–93,59</w:t>
+            </w:r>
+          </w:p>
+        </w:tc>
+        <w:tc>
+          <w:tcPr>
+            <w:tcW w:w="1438" w:type="dxa"/>
+          </w:tcPr>
+          <w:p>
+            <w:pPr>
+              <w:jc w:val="center"/>
+            </w:pPr>
+            <w:r>
+              <w:rPr>
+                <w:sz w:val="18"/>
+                <w:lang w:val="uk-UA"/>
+              </w:rPr>
+              <w:t xml:space="preserve">95,73</w:t>
             </w:r>
           </w:p>
         </w:tc>
@@ -7872,20 +8818,21 @@
         </w:trPr>
         <w:tc>
           <w:tcPr>
-            <w:tcW w:w="2409" w:type="dxa"/>
+            <w:tcW w:w="1000" w:type="dxa"/>
           </w:tcPr>
           <w:p>
             <w:r>
               <w:rPr>
                 <w:sz w:val="18"/>
-              </w:rPr>
-              <w:t>1</w:t>
-            </w:r>
-          </w:p>
-        </w:tc>
-        <w:tc>
-          <w:tcPr>
-            <w:tcW w:w="2409" w:type="dxa"/>
+                <w:lang w:val="uk-UA"/>
+              </w:rPr>
+              <w:t xml:space="preserve">1</w:t>
+            </w:r>
+          </w:p>
+        </w:tc>
+        <w:tc>
+          <w:tcPr>
+            <w:tcW w:w="1650" w:type="dxa"/>
           </w:tcPr>
           <w:p>
             <w:pPr>
@@ -7894,14 +8841,15 @@
             <w:r>
               <w:rPr>
                 <w:sz w:val="18"/>
-              </w:rPr>
-              <w:t>93,69</w:t>
-            </w:r>
-          </w:p>
-        </w:tc>
-        <w:tc>
-          <w:tcPr>
-            <w:tcW w:w="2409" w:type="dxa"/>
+                <w:lang w:val="uk-UA"/>
+              </w:rPr>
+              <w:t xml:space="preserve">93,69</w:t>
+            </w:r>
+          </w:p>
+        </w:tc>
+        <w:tc>
+          <w:tcPr>
+            <w:tcW w:w="1950" w:type="dxa"/>
           </w:tcPr>
           <w:p>
             <w:pPr>
@@ -7910,14 +8858,16 @@
             <w:r>
               <w:rPr>
                 <w:sz w:val="18"/>
-              </w:rPr>
-              <w:t>96,52</w:t>
-            </w:r>
-          </w:p>
-        </w:tc>
-        <w:tc>
-          <w:tcPr>
-            <w:tcW w:w="2409" w:type="dxa"/>
+                <w:highlight w:val="cyan"/>
+                <w:lang w:val="uk-UA"/>
+              </w:rPr>
+              <w:t xml:space="preserve">92,13–94,95</w:t>
+            </w:r>
+          </w:p>
+        </w:tc>
+        <w:tc>
+          <w:tcPr>
+            <w:tcW w:w="1650" w:type="dxa"/>
           </w:tcPr>
           <w:p>
             <w:pPr>
@@ -7926,8 +8876,44 @@
             <w:r>
               <w:rPr>
                 <w:sz w:val="18"/>
-              </w:rPr>
-              <w:t>95,08</w:t>
+                <w:lang w:val="uk-UA"/>
+              </w:rPr>
+              <w:t xml:space="preserve">96,52</w:t>
+            </w:r>
+          </w:p>
+        </w:tc>
+        <w:tc>
+          <w:tcPr>
+            <w:tcW w:w="1950" w:type="dxa"/>
+          </w:tcPr>
+          <w:p>
+            <w:pPr>
+              <w:jc w:val="center"/>
+            </w:pPr>
+            <w:r>
+              <w:rPr>
+                <w:sz w:val="18"/>
+                <w:highlight w:val="cyan"/>
+                <w:lang w:val="uk-UA"/>
+              </w:rPr>
+              <w:t xml:space="preserve">95,28–97,45</w:t>
+            </w:r>
+          </w:p>
+        </w:tc>
+        <w:tc>
+          <w:tcPr>
+            <w:tcW w:w="1438" w:type="dxa"/>
+          </w:tcPr>
+          <w:p>
+            <w:pPr>
+              <w:jc w:val="center"/>
+            </w:pPr>
+            <w:r>
+              <w:rPr>
+                <w:sz w:val="18"/>
+                <w:lang w:val="uk-UA"/>
+              </w:rPr>
+              <w:t xml:space="preserve">95,08</w:t>
             </w:r>
           </w:p>
         </w:tc>
@@ -7938,20 +8924,21 @@
         </w:trPr>
         <w:tc>
           <w:tcPr>
-            <w:tcW w:w="2409" w:type="dxa"/>
+            <w:tcW w:w="1000" w:type="dxa"/>
           </w:tcPr>
           <w:p>
             <w:r>
               <w:rPr>
                 <w:sz w:val="18"/>
-              </w:rPr>
-              <w:t>2</w:t>
-            </w:r>
-          </w:p>
-        </w:tc>
-        <w:tc>
-          <w:tcPr>
-            <w:tcW w:w="2409" w:type="dxa"/>
+                <w:lang w:val="uk-UA"/>
+              </w:rPr>
+              <w:t xml:space="preserve">2</w:t>
+            </w:r>
+          </w:p>
+        </w:tc>
+        <w:tc>
+          <w:tcPr>
+            <w:tcW w:w="1650" w:type="dxa"/>
           </w:tcPr>
           <w:p>
             <w:pPr>
@@ -7960,14 +8947,15 @@
             <w:r>
               <w:rPr>
                 <w:sz w:val="18"/>
-              </w:rPr>
-              <w:t>92,28</w:t>
-            </w:r>
-          </w:p>
-        </w:tc>
-        <w:tc>
-          <w:tcPr>
-            <w:tcW w:w="2409" w:type="dxa"/>
+                <w:lang w:val="uk-UA"/>
+              </w:rPr>
+              <w:t xml:space="preserve">92,28</w:t>
+            </w:r>
+          </w:p>
+        </w:tc>
+        <w:tc>
+          <w:tcPr>
+            <w:tcW w:w="1950" w:type="dxa"/>
           </w:tcPr>
           <w:p>
             <w:pPr>
@@ -7976,14 +8964,16 @@
             <w:r>
               <w:rPr>
                 <w:sz w:val="18"/>
-              </w:rPr>
-              <w:t>77,59</w:t>
-            </w:r>
-          </w:p>
-        </w:tc>
-        <w:tc>
-          <w:tcPr>
-            <w:tcW w:w="2409" w:type="dxa"/>
+                <w:highlight w:val="cyan"/>
+                <w:lang w:val="uk-UA"/>
+              </w:rPr>
+              <w:t xml:space="preserve">90,22–93,93</w:t>
+            </w:r>
+          </w:p>
+        </w:tc>
+        <w:tc>
+          <w:tcPr>
+            <w:tcW w:w="1650" w:type="dxa"/>
           </w:tcPr>
           <w:p>
             <w:pPr>
@@ -7992,8 +8982,44 @@
             <w:r>
               <w:rPr>
                 <w:sz w:val="18"/>
-              </w:rPr>
-              <w:t>84,30</w:t>
+                <w:lang w:val="uk-UA"/>
+              </w:rPr>
+              <w:t xml:space="preserve">77,59</w:t>
+            </w:r>
+          </w:p>
+        </w:tc>
+        <w:tc>
+          <w:tcPr>
+            <w:tcW w:w="1950" w:type="dxa"/>
+          </w:tcPr>
+          <w:p>
+            <w:pPr>
+              <w:jc w:val="center"/>
+            </w:pPr>
+            <w:r>
+              <w:rPr>
+                <w:sz w:val="18"/>
+                <w:highlight w:val="cyan"/>
+                <w:lang w:val="uk-UA"/>
+              </w:rPr>
+              <w:t xml:space="preserve">74,84–80,12</w:t>
+            </w:r>
+          </w:p>
+        </w:tc>
+        <w:tc>
+          <w:tcPr>
+            <w:tcW w:w="1438" w:type="dxa"/>
+          </w:tcPr>
+          <w:p>
+            <w:pPr>
+              <w:jc w:val="center"/>
+            </w:pPr>
+            <w:r>
+              <w:rPr>
+                <w:sz w:val="18"/>
+                <w:lang w:val="uk-UA"/>
+              </w:rPr>
+              <w:t xml:space="preserve">84,30</w:t>
             </w:r>
           </w:p>
         </w:tc>
@@ -8004,20 +9030,21 @@
         </w:trPr>
         <w:tc>
           <w:tcPr>
-            <w:tcW w:w="2409" w:type="dxa"/>
+            <w:tcW w:w="1000" w:type="dxa"/>
           </w:tcPr>
           <w:p>
             <w:r>
               <w:rPr>
                 <w:sz w:val="18"/>
-              </w:rPr>
-              <w:t>3</w:t>
-            </w:r>
-          </w:p>
-        </w:tc>
-        <w:tc>
-          <w:tcPr>
-            <w:tcW w:w="2409" w:type="dxa"/>
+                <w:lang w:val="uk-UA"/>
+              </w:rPr>
+              <w:t xml:space="preserve">3</w:t>
+            </w:r>
+          </w:p>
+        </w:tc>
+        <w:tc>
+          <w:tcPr>
+            <w:tcW w:w="1650" w:type="dxa"/>
           </w:tcPr>
           <w:p>
             <w:pPr>
@@ -8026,14 +9053,15 @@
             <w:r>
               <w:rPr>
                 <w:sz w:val="18"/>
-              </w:rPr>
-              <w:t>91,78</w:t>
-            </w:r>
-          </w:p>
-        </w:tc>
-        <w:tc>
-          <w:tcPr>
-            <w:tcW w:w="2409" w:type="dxa"/>
+                <w:lang w:val="uk-UA"/>
+              </w:rPr>
+              <w:t xml:space="preserve">91,78</w:t>
+            </w:r>
+          </w:p>
+        </w:tc>
+        <w:tc>
+          <w:tcPr>
+            <w:tcW w:w="1950" w:type="dxa"/>
           </w:tcPr>
           <w:p>
             <w:pPr>
@@ -8042,14 +9070,16 @@
             <w:r>
               <w:rPr>
                 <w:sz w:val="18"/>
-              </w:rPr>
-              <w:t>95,76</w:t>
-            </w:r>
-          </w:p>
-        </w:tc>
-        <w:tc>
-          <w:tcPr>
-            <w:tcW w:w="2409" w:type="dxa"/>
+                <w:highlight w:val="cyan"/>
+                <w:lang w:val="uk-UA"/>
+              </w:rPr>
+              <w:t xml:space="preserve">89,93–93,32</w:t>
+            </w:r>
+          </w:p>
+        </w:tc>
+        <w:tc>
+          <w:tcPr>
+            <w:tcW w:w="1650" w:type="dxa"/>
           </w:tcPr>
           <w:p>
             <w:pPr>
@@ -8058,8 +9088,44 @@
             <w:r>
               <w:rPr>
                 <w:sz w:val="18"/>
-              </w:rPr>
-              <w:t>93,73</w:t>
+                <w:lang w:val="uk-UA"/>
+              </w:rPr>
+              <w:t xml:space="preserve">95,76</w:t>
+            </w:r>
+          </w:p>
+        </w:tc>
+        <w:tc>
+          <w:tcPr>
+            <w:tcW w:w="1950" w:type="dxa"/>
+          </w:tcPr>
+          <w:p>
+            <w:pPr>
+              <w:jc w:val="center"/>
+            </w:pPr>
+            <w:r>
+              <w:rPr>
+                <w:sz w:val="18"/>
+                <w:highlight w:val="cyan"/>
+                <w:lang w:val="uk-UA"/>
+              </w:rPr>
+              <w:t xml:space="preserve">94,30–96,86</w:t>
+            </w:r>
+          </w:p>
+        </w:tc>
+        <w:tc>
+          <w:tcPr>
+            <w:tcW w:w="1438" w:type="dxa"/>
+          </w:tcPr>
+          <w:p>
+            <w:pPr>
+              <w:jc w:val="center"/>
+            </w:pPr>
+            <w:r>
+              <w:rPr>
+                <w:sz w:val="18"/>
+                <w:lang w:val="uk-UA"/>
+              </w:rPr>
+              <w:t xml:space="preserve">93,73</w:t>
             </w:r>
           </w:p>
         </w:tc>
@@ -8070,20 +9136,21 @@
         </w:trPr>
         <w:tc>
           <w:tcPr>
-            <w:tcW w:w="2409" w:type="dxa"/>
+            <w:tcW w:w="1000" w:type="dxa"/>
           </w:tcPr>
           <w:p>
             <w:r>
               <w:rPr>
                 <w:sz w:val="18"/>
-              </w:rPr>
-              <w:t>4</w:t>
-            </w:r>
-          </w:p>
-        </w:tc>
-        <w:tc>
-          <w:tcPr>
-            <w:tcW w:w="2409" w:type="dxa"/>
+                <w:lang w:val="uk-UA"/>
+              </w:rPr>
+              <w:t xml:space="preserve">4</w:t>
+            </w:r>
+          </w:p>
+        </w:tc>
+        <w:tc>
+          <w:tcPr>
+            <w:tcW w:w="1650" w:type="dxa"/>
           </w:tcPr>
           <w:p>
             <w:pPr>
@@ -8092,14 +9159,15 @@
             <w:r>
               <w:rPr>
                 <w:sz w:val="18"/>
-              </w:rPr>
-              <w:t>92,15</w:t>
-            </w:r>
-          </w:p>
-        </w:tc>
-        <w:tc>
-          <w:tcPr>
-            <w:tcW w:w="2409" w:type="dxa"/>
+                <w:lang w:val="uk-UA"/>
+              </w:rPr>
+              <w:t xml:space="preserve">92,15</w:t>
+            </w:r>
+          </w:p>
+        </w:tc>
+        <w:tc>
+          <w:tcPr>
+            <w:tcW w:w="1950" w:type="dxa"/>
           </w:tcPr>
           <w:p>
             <w:pPr>
@@ -8108,14 +9176,16 @@
             <w:r>
               <w:rPr>
                 <w:sz w:val="18"/>
-              </w:rPr>
-              <w:t>84,00</w:t>
-            </w:r>
-          </w:p>
-        </w:tc>
-        <w:tc>
-          <w:tcPr>
-            <w:tcW w:w="2409" w:type="dxa"/>
+                <w:highlight w:val="cyan"/>
+                <w:lang w:val="uk-UA"/>
+              </w:rPr>
+              <w:t xml:space="preserve">90,16–93,76</w:t>
+            </w:r>
+          </w:p>
+        </w:tc>
+        <w:tc>
+          <w:tcPr>
+            <w:tcW w:w="1650" w:type="dxa"/>
           </w:tcPr>
           <w:p>
             <w:pPr>
@@ -8124,8 +9194,44 @@
             <w:r>
               <w:rPr>
                 <w:sz w:val="18"/>
-              </w:rPr>
-              <w:t>87,89</w:t>
+                <w:lang w:val="uk-UA"/>
+              </w:rPr>
+              <w:t xml:space="preserve">84,00</w:t>
+            </w:r>
+          </w:p>
+        </w:tc>
+        <w:tc>
+          <w:tcPr>
+            <w:tcW w:w="1950" w:type="dxa"/>
+          </w:tcPr>
+          <w:p>
+            <w:pPr>
+              <w:jc w:val="center"/>
+            </w:pPr>
+            <w:r>
+              <w:rPr>
+                <w:sz w:val="18"/>
+                <w:highlight w:val="cyan"/>
+                <w:lang w:val="uk-UA"/>
+              </w:rPr>
+              <w:t xml:space="preserve">81,53–86,19</w:t>
+            </w:r>
+          </w:p>
+        </w:tc>
+        <w:tc>
+          <w:tcPr>
+            <w:tcW w:w="1438" w:type="dxa"/>
+          </w:tcPr>
+          <w:p>
+            <w:pPr>
+              <w:jc w:val="center"/>
+            </w:pPr>
+            <w:r>
+              <w:rPr>
+                <w:sz w:val="18"/>
+                <w:lang w:val="uk-UA"/>
+              </w:rPr>
+              <w:t xml:space="preserve">87,89</w:t>
             </w:r>
           </w:p>
         </w:tc>
@@ -8136,20 +9242,21 @@
         </w:trPr>
         <w:tc>
           <w:tcPr>
-            <w:tcW w:w="2409" w:type="dxa"/>
+            <w:tcW w:w="1000" w:type="dxa"/>
           </w:tcPr>
           <w:p>
             <w:r>
               <w:rPr>
                 <w:sz w:val="18"/>
-              </w:rPr>
-              <w:t>5</w:t>
-            </w:r>
-          </w:p>
-        </w:tc>
-        <w:tc>
-          <w:tcPr>
-            <w:tcW w:w="2409" w:type="dxa"/>
+                <w:lang w:val="uk-UA"/>
+              </w:rPr>
+              <w:t xml:space="preserve">5</w:t>
+            </w:r>
+          </w:p>
+        </w:tc>
+        <w:tc>
+          <w:tcPr>
+            <w:tcW w:w="1650" w:type="dxa"/>
           </w:tcPr>
           <w:p>
             <w:pPr>
@@ -8158,14 +9265,15 @@
             <w:r>
               <w:rPr>
                 <w:sz w:val="18"/>
-              </w:rPr>
-              <w:t>93,97</w:t>
-            </w:r>
-          </w:p>
-        </w:tc>
-        <w:tc>
-          <w:tcPr>
-            <w:tcW w:w="2409" w:type="dxa"/>
+                <w:lang w:val="uk-UA"/>
+              </w:rPr>
+              <w:t xml:space="preserve">93,97</w:t>
+            </w:r>
+          </w:p>
+        </w:tc>
+        <w:tc>
+          <w:tcPr>
+            <w:tcW w:w="1950" w:type="dxa"/>
           </w:tcPr>
           <w:p>
             <w:pPr>
@@ -8174,14 +9282,16 @@
             <w:r>
               <w:rPr>
                 <w:sz w:val="18"/>
-              </w:rPr>
-              <w:t>91,96</w:t>
-            </w:r>
-          </w:p>
-        </w:tc>
-        <w:tc>
-          <w:tcPr>
-            <w:tcW w:w="2409" w:type="dxa"/>
+                <w:highlight w:val="cyan"/>
+                <w:lang w:val="uk-UA"/>
+              </w:rPr>
+              <w:t xml:space="preserve">92,07–95,43</w:t>
+            </w:r>
+          </w:p>
+        </w:tc>
+        <w:tc>
+          <w:tcPr>
+            <w:tcW w:w="1650" w:type="dxa"/>
           </w:tcPr>
           <w:p>
             <w:pPr>
@@ -8190,8 +9300,44 @@
             <w:r>
               <w:rPr>
                 <w:sz w:val="18"/>
-              </w:rPr>
-              <w:t>92,95</w:t>
+                <w:lang w:val="uk-UA"/>
+              </w:rPr>
+              <w:t xml:space="preserve">91,96</w:t>
+            </w:r>
+          </w:p>
+        </w:tc>
+        <w:tc>
+          <w:tcPr>
+            <w:tcW w:w="1950" w:type="dxa"/>
+          </w:tcPr>
+          <w:p>
+            <w:pPr>
+              <w:jc w:val="center"/>
+            </w:pPr>
+            <w:r>
+              <w:rPr>
+                <w:sz w:val="18"/>
+                <w:highlight w:val="cyan"/>
+                <w:lang w:val="uk-UA"/>
+              </w:rPr>
+              <w:t xml:space="preserve">89,86–93,65</w:t>
+            </w:r>
+          </w:p>
+        </w:tc>
+        <w:tc>
+          <w:tcPr>
+            <w:tcW w:w="1438" w:type="dxa"/>
+          </w:tcPr>
+          <w:p>
+            <w:pPr>
+              <w:jc w:val="center"/>
+            </w:pPr>
+            <w:r>
+              <w:rPr>
+                <w:sz w:val="18"/>
+                <w:lang w:val="uk-UA"/>
+              </w:rPr>
+              <w:t xml:space="preserve">92,95</w:t>
             </w:r>
           </w:p>
         </w:tc>
@@ -8202,20 +9348,21 @@
         </w:trPr>
         <w:tc>
           <w:tcPr>
-            <w:tcW w:w="2409" w:type="dxa"/>
+            <w:tcW w:w="1000" w:type="dxa"/>
           </w:tcPr>
           <w:p>
             <w:r>
               <w:rPr>
                 <w:sz w:val="18"/>
-              </w:rPr>
-              <w:t>6</w:t>
-            </w:r>
-          </w:p>
-        </w:tc>
-        <w:tc>
-          <w:tcPr>
-            <w:tcW w:w="2409" w:type="dxa"/>
+                <w:lang w:val="uk-UA"/>
+              </w:rPr>
+              <w:t xml:space="preserve">6</w:t>
+            </w:r>
+          </w:p>
+        </w:tc>
+        <w:tc>
+          <w:tcPr>
+            <w:tcW w:w="1650" w:type="dxa"/>
           </w:tcPr>
           <w:p>
             <w:pPr>
@@ -8224,14 +9371,15 @@
             <w:r>
               <w:rPr>
                 <w:sz w:val="18"/>
-              </w:rPr>
-              <w:t>84,88</w:t>
-            </w:r>
-          </w:p>
-        </w:tc>
-        <w:tc>
-          <w:tcPr>
-            <w:tcW w:w="2409" w:type="dxa"/>
+                <w:lang w:val="uk-UA"/>
+              </w:rPr>
+              <w:t xml:space="preserve">84,88</w:t>
+            </w:r>
+          </w:p>
+        </w:tc>
+        <w:tc>
+          <w:tcPr>
+            <w:tcW w:w="1950" w:type="dxa"/>
           </w:tcPr>
           <w:p>
             <w:pPr>
@@ -8240,14 +9388,16 @@
             <w:r>
               <w:rPr>
                 <w:sz w:val="18"/>
-              </w:rPr>
-              <w:t>92,44</w:t>
-            </w:r>
-          </w:p>
-        </w:tc>
-        <w:tc>
-          <w:tcPr>
-            <w:tcW w:w="2409" w:type="dxa"/>
+                <w:highlight w:val="cyan"/>
+                <w:lang w:val="uk-UA"/>
+              </w:rPr>
+              <w:t xml:space="preserve">82,25–87,19</w:t>
+            </w:r>
+          </w:p>
+        </w:tc>
+        <w:tc>
+          <w:tcPr>
+            <w:tcW w:w="1650" w:type="dxa"/>
           </w:tcPr>
           <w:p>
             <w:pPr>
@@ -8256,8 +9406,44 @@
             <w:r>
               <w:rPr>
                 <w:sz w:val="18"/>
-              </w:rPr>
-              <w:t>88,50</w:t>
+                <w:lang w:val="uk-UA"/>
+              </w:rPr>
+              <w:t xml:space="preserve">92,44</w:t>
+            </w:r>
+          </w:p>
+        </w:tc>
+        <w:tc>
+          <w:tcPr>
+            <w:tcW w:w="1950" w:type="dxa"/>
+          </w:tcPr>
+          <w:p>
+            <w:pPr>
+              <w:jc w:val="center"/>
+            </w:pPr>
+            <w:r>
+              <w:rPr>
+                <w:sz w:val="18"/>
+                <w:highlight w:val="cyan"/>
+                <w:lang w:val="uk-UA"/>
+              </w:rPr>
+              <w:t xml:space="preserve">90,31–94,13</w:t>
+            </w:r>
+          </w:p>
+        </w:tc>
+        <w:tc>
+          <w:tcPr>
+            <w:tcW w:w="1438" w:type="dxa"/>
+          </w:tcPr>
+          <w:p>
+            <w:pPr>
+              <w:jc w:val="center"/>
+            </w:pPr>
+            <w:r>
+              <w:rPr>
+                <w:sz w:val="18"/>
+                <w:lang w:val="uk-UA"/>
+              </w:rPr>
+              <w:t xml:space="preserve">88,50</w:t>
             </w:r>
           </w:p>
         </w:tc>
@@ -8268,20 +9454,21 @@
         </w:trPr>
         <w:tc>
           <w:tcPr>
-            <w:tcW w:w="2409" w:type="dxa"/>
+            <w:tcW w:w="1000" w:type="dxa"/>
           </w:tcPr>
           <w:p>
             <w:r>
               <w:rPr>
                 <w:sz w:val="18"/>
-              </w:rPr>
-              <w:t>7</w:t>
-            </w:r>
-          </w:p>
-        </w:tc>
-        <w:tc>
-          <w:tcPr>
-            <w:tcW w:w="2409" w:type="dxa"/>
+                <w:lang w:val="uk-UA"/>
+              </w:rPr>
+              <w:t xml:space="preserve">7</w:t>
+            </w:r>
+          </w:p>
+        </w:tc>
+        <w:tc>
+          <w:tcPr>
+            <w:tcW w:w="1650" w:type="dxa"/>
           </w:tcPr>
           <w:p>
             <w:pPr>
@@ -8290,14 +9477,15 @@
             <w:r>
               <w:rPr>
                 <w:sz w:val="18"/>
-              </w:rPr>
-              <w:t>82,01</w:t>
-            </w:r>
-          </w:p>
-        </w:tc>
-        <w:tc>
-          <w:tcPr>
-            <w:tcW w:w="2409" w:type="dxa"/>
+                <w:lang w:val="uk-UA"/>
+              </w:rPr>
+              <w:t xml:space="preserve">82,01</w:t>
+            </w:r>
+          </w:p>
+        </w:tc>
+        <w:tc>
+          <w:tcPr>
+            <w:tcW w:w="1950" w:type="dxa"/>
           </w:tcPr>
           <w:p>
             <w:pPr>
@@ -8306,14 +9494,16 @@
             <w:r>
               <w:rPr>
                 <w:sz w:val="18"/>
-              </w:rPr>
-              <w:t>95,15</w:t>
-            </w:r>
-          </w:p>
-        </w:tc>
-        <w:tc>
-          <w:tcPr>
-            <w:tcW w:w="2409" w:type="dxa"/>
+                <w:highlight w:val="cyan"/>
+                <w:lang w:val="uk-UA"/>
+              </w:rPr>
+              <w:t xml:space="preserve">79,71–84,10</w:t>
+            </w:r>
+          </w:p>
+        </w:tc>
+        <w:tc>
+          <w:tcPr>
+            <w:tcW w:w="1650" w:type="dxa"/>
           </w:tcPr>
           <w:p>
             <w:pPr>
@@ -8322,8 +9512,44 @@
             <w:r>
               <w:rPr>
                 <w:sz w:val="18"/>
-              </w:rPr>
-              <w:t>88,10</w:t>
+                <w:lang w:val="uk-UA"/>
+              </w:rPr>
+              <w:t xml:space="preserve">95,15</w:t>
+            </w:r>
+          </w:p>
+        </w:tc>
+        <w:tc>
+          <w:tcPr>
+            <w:tcW w:w="1950" w:type="dxa"/>
+          </w:tcPr>
+          <w:p>
+            <w:pPr>
+              <w:jc w:val="center"/>
+            </w:pPr>
+            <w:r>
+              <w:rPr>
+                <w:sz w:val="18"/>
+                <w:highlight w:val="cyan"/>
+                <w:lang w:val="uk-UA"/>
+              </w:rPr>
+              <w:t xml:space="preserve">93,65–96,31</w:t>
+            </w:r>
+          </w:p>
+        </w:tc>
+        <w:tc>
+          <w:tcPr>
+            <w:tcW w:w="1438" w:type="dxa"/>
+          </w:tcPr>
+          <w:p>
+            <w:pPr>
+              <w:jc w:val="center"/>
+            </w:pPr>
+            <w:r>
+              <w:rPr>
+                <w:sz w:val="18"/>
+                <w:lang w:val="uk-UA"/>
+              </w:rPr>
+              <w:t xml:space="preserve">88,10</w:t>
             </w:r>
           </w:p>
         </w:tc>
@@ -8334,20 +9560,21 @@
         </w:trPr>
         <w:tc>
           <w:tcPr>
-            <w:tcW w:w="2409" w:type="dxa"/>
+            <w:tcW w:w="1000" w:type="dxa"/>
           </w:tcPr>
           <w:p>
             <w:r>
               <w:rPr>
                 <w:sz w:val="18"/>
-              </w:rPr>
-              <w:t>8</w:t>
-            </w:r>
-          </w:p>
-        </w:tc>
-        <w:tc>
-          <w:tcPr>
-            <w:tcW w:w="2409" w:type="dxa"/>
+                <w:lang w:val="uk-UA"/>
+              </w:rPr>
+              <w:t xml:space="preserve">8</w:t>
+            </w:r>
+          </w:p>
+        </w:tc>
+        <w:tc>
+          <w:tcPr>
+            <w:tcW w:w="1650" w:type="dxa"/>
           </w:tcPr>
           <w:p>
             <w:pPr>
@@ -8356,14 +9583,15 @@
             <w:r>
               <w:rPr>
                 <w:sz w:val="18"/>
-              </w:rPr>
-              <w:t>98,74</w:t>
-            </w:r>
-          </w:p>
-        </w:tc>
-        <w:tc>
-          <w:tcPr>
-            <w:tcW w:w="2409" w:type="dxa"/>
+                <w:lang w:val="uk-UA"/>
+              </w:rPr>
+              <w:t xml:space="preserve">98,74</w:t>
+            </w:r>
+          </w:p>
+        </w:tc>
+        <w:tc>
+          <w:tcPr>
+            <w:tcW w:w="1950" w:type="dxa"/>
           </w:tcPr>
           <w:p>
             <w:pPr>
@@ -8372,14 +9600,16 @@
             <w:r>
               <w:rPr>
                 <w:sz w:val="18"/>
-              </w:rPr>
-              <w:t>94,49</w:t>
-            </w:r>
-          </w:p>
-        </w:tc>
-        <w:tc>
-          <w:tcPr>
-            <w:tcW w:w="2409" w:type="dxa"/>
+                <w:highlight w:val="cyan"/>
+                <w:lang w:val="uk-UA"/>
+              </w:rPr>
+              <w:t xml:space="preserve">97,42–99,39</w:t>
+            </w:r>
+          </w:p>
+        </w:tc>
+        <w:tc>
+          <w:tcPr>
+            <w:tcW w:w="1650" w:type="dxa"/>
           </w:tcPr>
           <w:p>
             <w:pPr>
@@ -8388,8 +9618,44 @@
             <w:r>
               <w:rPr>
                 <w:sz w:val="18"/>
-              </w:rPr>
-              <w:t>96,57</w:t>
+                <w:lang w:val="uk-UA"/>
+              </w:rPr>
+              <w:t xml:space="preserve">94,49</w:t>
+            </w:r>
+          </w:p>
+        </w:tc>
+        <w:tc>
+          <w:tcPr>
+            <w:tcW w:w="1950" w:type="dxa"/>
+          </w:tcPr>
+          <w:p>
+            <w:pPr>
+              <w:jc w:val="center"/>
+            </w:pPr>
+            <w:r>
+              <w:rPr>
+                <w:sz w:val="18"/>
+                <w:highlight w:val="cyan"/>
+                <w:lang w:val="uk-UA"/>
+              </w:rPr>
+              <w:t xml:space="preserve">92,33–96,07</w:t>
+            </w:r>
+          </w:p>
+        </w:tc>
+        <w:tc>
+          <w:tcPr>
+            <w:tcW w:w="1438" w:type="dxa"/>
+          </w:tcPr>
+          <w:p>
+            <w:pPr>
+              <w:jc w:val="center"/>
+            </w:pPr>
+            <w:r>
+              <w:rPr>
+                <w:sz w:val="18"/>
+                <w:lang w:val="uk-UA"/>
+              </w:rPr>
+              <w:t xml:space="preserve">96,57</w:t>
             </w:r>
           </w:p>
         </w:tc>
@@ -8400,20 +9666,21 @@
         </w:trPr>
         <w:tc>
           <w:tcPr>
-            <w:tcW w:w="2409" w:type="dxa"/>
+            <w:tcW w:w="1000" w:type="dxa"/>
           </w:tcPr>
           <w:p>
             <w:r>
               <w:rPr>
                 <w:sz w:val="18"/>
-              </w:rPr>
-              <w:t>9</w:t>
-            </w:r>
-          </w:p>
-        </w:tc>
-        <w:tc>
-          <w:tcPr>
-            <w:tcW w:w="2409" w:type="dxa"/>
+                <w:lang w:val="uk-UA"/>
+              </w:rPr>
+              <w:t xml:space="preserve">9</w:t>
+            </w:r>
+          </w:p>
+        </w:tc>
+        <w:tc>
+          <w:tcPr>
+            <w:tcW w:w="1650" w:type="dxa"/>
           </w:tcPr>
           <w:p>
             <w:pPr>
@@ -8422,14 +9689,15 @@
             <w:r>
               <w:rPr>
                 <w:sz w:val="18"/>
-              </w:rPr>
-              <w:t>92,85</w:t>
-            </w:r>
-          </w:p>
-        </w:tc>
-        <w:tc>
-          <w:tcPr>
-            <w:tcW w:w="2409" w:type="dxa"/>
+                <w:lang w:val="uk-UA"/>
+              </w:rPr>
+              <w:t xml:space="preserve">92,85</w:t>
+            </w:r>
+          </w:p>
+        </w:tc>
+        <w:tc>
+          <w:tcPr>
+            <w:tcW w:w="1950" w:type="dxa"/>
           </w:tcPr>
           <w:p>
             <w:pPr>
@@ -8438,14 +9706,16 @@
             <w:r>
               <w:rPr>
                 <w:sz w:val="18"/>
-              </w:rPr>
-              <w:t>92,34</w:t>
-            </w:r>
-          </w:p>
-        </w:tc>
-        <w:tc>
-          <w:tcPr>
-            <w:tcW w:w="2409" w:type="dxa"/>
+                <w:highlight w:val="cyan"/>
+                <w:lang w:val="uk-UA"/>
+              </w:rPr>
+              <w:t xml:space="preserve">90,74–94,50</w:t>
+            </w:r>
+          </w:p>
+        </w:tc>
+        <w:tc>
+          <w:tcPr>
+            <w:tcW w:w="1650" w:type="dxa"/>
           </w:tcPr>
           <w:p>
             <w:pPr>
@@ -8454,8 +9724,44 @@
             <w:r>
               <w:rPr>
                 <w:sz w:val="18"/>
-              </w:rPr>
-              <w:t>92,59</w:t>
+                <w:lang w:val="uk-UA"/>
+              </w:rPr>
+              <w:t xml:space="preserve">92,34</w:t>
+            </w:r>
+          </w:p>
+        </w:tc>
+        <w:tc>
+          <w:tcPr>
+            <w:tcW w:w="1950" w:type="dxa"/>
+          </w:tcPr>
+          <w:p>
+            <w:pPr>
+              <w:jc w:val="center"/>
+            </w:pPr>
+            <w:r>
+              <w:rPr>
+                <w:sz w:val="18"/>
+                <w:highlight w:val="cyan"/>
+                <w:lang w:val="uk-UA"/>
+              </w:rPr>
+              <w:t xml:space="preserve">90,18–94,05</w:t>
+            </w:r>
+          </w:p>
+        </w:tc>
+        <w:tc>
+          <w:tcPr>
+            <w:tcW w:w="1438" w:type="dxa"/>
+          </w:tcPr>
+          <w:p>
+            <w:pPr>
+              <w:jc w:val="center"/>
+            </w:pPr>
+            <w:r>
+              <w:rPr>
+                <w:sz w:val="18"/>
+                <w:lang w:val="uk-UA"/>
+              </w:rPr>
+              <w:t xml:space="preserve">92,59</w:t>
             </w:r>
           </w:p>
         </w:tc>
@@ -8667,9 +9973,16 @@
       </w:r>
       <w:r>
         <w:rPr>
-          <w:lang w:val="ru-RU"/>
-        </w:rPr>
-        <w:t>4 походять з відтворення цього рішення налагоджувальним інструментом за параметрами експерименту; під час самого експерименту поознакових вартостей не записували.</w:t>
+          <w:highlight w:val="cyan"/>
+          <w:lang w:val="ru-RU"/>
+        </w:rPr>
+        <w:t xml:space="preserve">5</w:t>
+      </w:r>
+      <w:r>
+        <w:rPr>
+          <w:lang w:val="ru-RU"/>
+        </w:rPr>
+        <w:t xml:space="preserve"> походять з відтворення цього рішення налагоджувальним інструментом за параметрами експерименту; під час самого експерименту поознакових вартостей не записували.</w:t>
       </w:r>
     </w:p>
     <w:p>
@@ -8896,9 +10209,19 @@
           <w:b/>
           <w:i/>
           <w:sz w:val="18"/>
-          <w:lang w:val="ru-RU"/>
-        </w:rPr>
-        <w:t xml:space="preserve">Таблиця 4 – Трасування </w:t>
+          <w:highlight w:val="cyan"/>
+          <w:lang w:val="ru-RU"/>
+        </w:rPr>
+        <w:t xml:space="preserve">Таблиця 5</w:t>
+      </w:r>
+      <w:r>
+        <w:rPr>
+          <w:b/>
+          <w:i/>
+          <w:sz w:val="18"/>
+          <w:lang w:val="ru-RU"/>
+        </w:rPr>
+        <w:t xml:space="preserve"> – Трасування </w:t>
       </w:r>
       <w:r>
         <w:rPr>
@@ -9216,25 +10539,449 @@
         <w:spacing w:after="0" w:line="280" w:lineRule="exact"/>
         <w:ind w:firstLine="567"/>
         <w:jc w:val="both"/>
-        <w:rPr>
-          <w:lang w:val="ru-RU"/>
-        </w:rPr>
-      </w:pPr>
-      <w:r>
-        <w:rPr>
-          <w:lang w:val="ru-RU"/>
-        </w:rPr>
-        <w:t>Усі 111 помилок 2→7 відтворено окремо, без фільтра складності, тому значення подібності не збігаються з табл.</w:t>
-      </w:r>
-      <w:r>
-        <w:t> </w:t>
-      </w:r>
-      <w:r>
-        <w:rPr>
-          <w:lang w:val="ru-RU"/>
-        </w:rPr>
-        <w:t>4. Концепт 2_1 отримав оцінку в 106 випадках і всі 106 разів програв 7_1; середній розрив подібності без поправки на складність становив 0,1132. У п'яти інших випадках 2_1 відхилено структурно, тому вони не входять до середнього. 2_2 відсікався фільтром складності у 86 випадках, але після зняття фільтра не був структурно допустимим у жодному зі 111.</w:t>
-      </w:r>
+      </w:pPr>
+      <w:r>
+        <w:rPr>
+          <w:highlight w:val="cyan"/>
+          <w:lang w:val="uk-UA"/>
+        </w:rPr>
+        <w:t xml:space="preserve">Щоб перевірити, чи цей ланцюг описує не лише одне зображення, усі 111 помилок 2→7 відтворено окремо без фільтра складності, тому значення подібності не збігаються з табл. 5. Результат поетапного трасування наведено в табл. 6. Бінарна маска не містить замкненої петлі у 110 випадках, а граф зображення ациклічний в усіх 111. Концепт 2_2, у якому петля є, не пройшов структурної перевірки в жодному випадку, навіть коли фільтр складності знято. Концепт 2_1 відхилено структурно у п'яти випадках, а в решті 106 він програв 7_1 уже за подібністю, до поправки на складність.</w:t>
+      </w:r>
+    </w:p>
+    <w:p>
+      <w:pPr>
+        <w:keepNext/>
+        <w:spacing w:before="120" w:after="0" w:line="280" w:lineRule="exact"/>
+        <w:jc w:val="center"/>
+      </w:pPr>
+      <w:r>
+        <w:rPr>
+          <w:b/>
+          <w:i/>
+          <w:sz w:val="18"/>
+          <w:highlight w:val="cyan"/>
+          <w:lang w:val="uk-UA"/>
+        </w:rPr>
+        <w:t xml:space="preserve">Таблиця 6 – Поетапне трасування 111 помилок 2→7 за збереженими даними</w:t>
+      </w:r>
+    </w:p>
+    <w:tbl>
+      <w:tblPr>
+        <w:tblStyle w:val="aff0"/>
+        <w:tblW w:w="0" w:type="auto"/>
+        <w:jc w:val="center"/>
+        <w:tblLook w:val="04A0" w:firstRow="1" w:lastRow="0" w:firstColumn="1" w:lastColumn="0" w:noHBand="0" w:noVBand="1"/>
+      </w:tblPr>
+      <w:tblGrid>
+        <w:gridCol w:w="3000"/>
+        <w:gridCol w:w="4638"/>
+        <w:gridCol w:w="2000"/>
+      </w:tblGrid>
+      <w:tr>
+        <w:trPr>
+          <w:tblHeader/>
+          <w:jc w:val="center"/>
+        </w:trPr>
+        <w:tc>
+          <w:tcPr>
+            <w:tcW w:w="3000" w:type="dxa"/>
+          </w:tcPr>
+          <w:p>
+            <w:pPr>
+              <w:jc w:val="center"/>
+            </w:pPr>
+            <w:r>
+              <w:rPr>
+                <w:b/>
+                <w:sz w:val="18"/>
+                <w:highlight w:val="cyan"/>
+                <w:lang w:val="uk-UA"/>
+              </w:rPr>
+              <w:t xml:space="preserve">Етап</w:t>
+            </w:r>
+          </w:p>
+        </w:tc>
+        <w:tc>
+          <w:tcPr>
+            <w:tcW w:w="4638" w:type="dxa"/>
+          </w:tcPr>
+          <w:p>
+            <w:pPr>
+              <w:jc w:val="center"/>
+            </w:pPr>
+            <w:r>
+              <w:rPr>
+                <w:b/>
+                <w:sz w:val="18"/>
+                <w:highlight w:val="cyan"/>
+                <w:lang w:val="uk-UA"/>
+              </w:rPr>
+              <w:t xml:space="preserve">Зафіксовано</w:t>
+            </w:r>
+          </w:p>
+        </w:tc>
+        <w:tc>
+          <w:tcPr>
+            <w:tcW w:w="2000" w:type="dxa"/>
+          </w:tcPr>
+          <w:p>
+            <w:pPr>
+              <w:jc w:val="center"/>
+            </w:pPr>
+            <w:r>
+              <w:rPr>
+                <w:b/>
+                <w:sz w:val="18"/>
+                <w:highlight w:val="cyan"/>
+                <w:lang w:val="uk-UA"/>
+              </w:rPr>
+              <w:t xml:space="preserve">Випадків</w:t>
+            </w:r>
+          </w:p>
+        </w:tc>
+      </w:tr>
+      <w:tr>
+        <w:trPr>
+          <w:jc w:val="center"/>
+        </w:trPr>
+        <w:tc>
+          <w:tcPr>
+            <w:tcW w:w="3000" w:type="dxa"/>
+          </w:tcPr>
+          <w:p>
+            <w:r>
+              <w:rPr>
+                <w:sz w:val="18"/>
+                <w:highlight w:val="cyan"/>
+                <w:lang w:val="uk-UA"/>
+              </w:rPr>
+              <w:t xml:space="preserve">Бінаризація</w:t>
+            </w:r>
+          </w:p>
+        </w:tc>
+        <w:tc>
+          <w:tcPr>
+            <w:tcW w:w="4638" w:type="dxa"/>
+          </w:tcPr>
+          <w:p>
+            <w:pPr>
+              <w:jc w:val="center"/>
+            </w:pPr>
+            <w:r>
+              <w:rPr>
+                <w:sz w:val="18"/>
+                <w:highlight w:val="cyan"/>
+                <w:lang w:val="uk-UA"/>
+              </w:rPr>
+              <w:t xml:space="preserve">бінарна маска не містить замкненої петлі</w:t>
+            </w:r>
+          </w:p>
+        </w:tc>
+        <w:tc>
+          <w:tcPr>
+            <w:tcW w:w="2000" w:type="dxa"/>
+          </w:tcPr>
+          <w:p>
+            <w:pPr>
+              <w:jc w:val="center"/>
+            </w:pPr>
+            <w:r>
+              <w:rPr>
+                <w:sz w:val="18"/>
+                <w:highlight w:val="cyan"/>
+                <w:lang w:val="uk-UA"/>
+              </w:rPr>
+              <w:t xml:space="preserve">110 / 111</w:t>
+            </w:r>
+          </w:p>
+        </w:tc>
+      </w:tr>
+      <w:tr>
+        <w:trPr>
+          <w:jc w:val="center"/>
+        </w:trPr>
+        <w:tc>
+          <w:tcPr>
+            <w:tcW w:w="3000" w:type="dxa"/>
+          </w:tcPr>
+          <w:p>
+            <w:r>
+              <w:rPr>
+                <w:sz w:val="18"/>
+                <w:highlight w:val="cyan"/>
+                <w:lang w:val="uk-UA"/>
+              </w:rPr>
+              <w:t xml:space="preserve">Побудова графа</w:t>
+            </w:r>
+          </w:p>
+        </w:tc>
+        <w:tc>
+          <w:tcPr>
+            <w:tcW w:w="4638" w:type="dxa"/>
+          </w:tcPr>
+          <w:p>
+            <w:pPr>
+              <w:jc w:val="center"/>
+            </w:pPr>
+            <w:r>
+              <w:rPr>
+                <w:sz w:val="18"/>
+                <w:highlight w:val="cyan"/>
+                <w:lang w:val="uk-UA"/>
+              </w:rPr>
+              <w:t xml:space="preserve">граф зображення ациклічний</w:t>
+            </w:r>
+          </w:p>
+        </w:tc>
+        <w:tc>
+          <w:tcPr>
+            <w:tcW w:w="2000" w:type="dxa"/>
+          </w:tcPr>
+          <w:p>
+            <w:pPr>
+              <w:jc w:val="center"/>
+            </w:pPr>
+            <w:r>
+              <w:rPr>
+                <w:sz w:val="18"/>
+                <w:highlight w:val="cyan"/>
+                <w:lang w:val="uk-UA"/>
+              </w:rPr>
+              <w:t xml:space="preserve">111 / 111</w:t>
+            </w:r>
+          </w:p>
+        </w:tc>
+      </w:tr>
+      <w:tr>
+        <w:trPr>
+          <w:jc w:val="center"/>
+        </w:trPr>
+        <w:tc>
+          <w:tcPr>
+            <w:tcW w:w="3000" w:type="dxa"/>
+          </w:tcPr>
+          <w:p>
+            <w:r>
+              <w:rPr>
+                <w:sz w:val="18"/>
+                <w:highlight w:val="cyan"/>
+                <w:lang w:val="uk-UA"/>
+              </w:rPr>
+              <w:t xml:space="preserve">Фільтр складності</w:t>
+            </w:r>
+          </w:p>
+        </w:tc>
+        <w:tc>
+          <w:tcPr>
+            <w:tcW w:w="4638" w:type="dxa"/>
+          </w:tcPr>
+          <w:p>
+            <w:pPr>
+              <w:jc w:val="center"/>
+            </w:pPr>
+            <w:r>
+              <w:rPr>
+                <w:sz w:val="18"/>
+                <w:highlight w:val="cyan"/>
+                <w:lang w:val="uk-UA"/>
+              </w:rPr>
+              <w:t xml:space="preserve">концепт 2_2 відсічено</w:t>
+            </w:r>
+          </w:p>
+        </w:tc>
+        <w:tc>
+          <w:tcPr>
+            <w:tcW w:w="2000" w:type="dxa"/>
+          </w:tcPr>
+          <w:p>
+            <w:pPr>
+              <w:jc w:val="center"/>
+            </w:pPr>
+            <w:r>
+              <w:rPr>
+                <w:sz w:val="18"/>
+                <w:highlight w:val="cyan"/>
+                <w:lang w:val="uk-UA"/>
+              </w:rPr>
+              <w:t xml:space="preserve">86 / 111</w:t>
+            </w:r>
+          </w:p>
+        </w:tc>
+      </w:tr>
+      <w:tr>
+        <w:trPr>
+          <w:jc w:val="center"/>
+        </w:trPr>
+        <w:tc>
+          <w:tcPr>
+            <w:tcW w:w="3000" w:type="dxa"/>
+          </w:tcPr>
+          <w:p>
+            <w:r>
+              <w:rPr>
+                <w:sz w:val="18"/>
+                <w:highlight w:val="cyan"/>
+                <w:lang w:val="uk-UA"/>
+              </w:rPr>
+              <w:t xml:space="preserve">Структурна перевірка без фільтра</w:t>
+            </w:r>
+          </w:p>
+        </w:tc>
+        <w:tc>
+          <w:tcPr>
+            <w:tcW w:w="4638" w:type="dxa"/>
+          </w:tcPr>
+          <w:p>
+            <w:pPr>
+              <w:jc w:val="center"/>
+            </w:pPr>
+            <w:r>
+              <w:rPr>
+                <w:sz w:val="18"/>
+                <w:highlight w:val="cyan"/>
+                <w:lang w:val="uk-UA"/>
+              </w:rPr>
+              <w:t xml:space="preserve">2_2 недопустимий; 2_1 відхилено; 7_1 допущено</w:t>
+            </w:r>
+          </w:p>
+        </w:tc>
+        <w:tc>
+          <w:tcPr>
+            <w:tcW w:w="2000" w:type="dxa"/>
+          </w:tcPr>
+          <w:p>
+            <w:pPr>
+              <w:jc w:val="center"/>
+            </w:pPr>
+            <w:r>
+              <w:rPr>
+                <w:sz w:val="18"/>
+                <w:highlight w:val="cyan"/>
+                <w:lang w:val="uk-UA"/>
+              </w:rPr>
+              <w:t xml:space="preserve">111 / 111; 5 / 111; 111 / 111</w:t>
+            </w:r>
+          </w:p>
+        </w:tc>
+      </w:tr>
+      <w:tr>
+        <w:trPr>
+          <w:jc w:val="center"/>
+        </w:trPr>
+        <w:tc>
+          <w:tcPr>
+            <w:tcW w:w="3000" w:type="dxa"/>
+          </w:tcPr>
+          <w:p>
+            <w:r>
+              <w:rPr>
+                <w:sz w:val="18"/>
+                <w:highlight w:val="cyan"/>
+                <w:lang w:val="uk-UA"/>
+              </w:rPr>
+              <w:t xml:space="preserve">Подібність</w:t>
+            </w:r>
+          </w:p>
+        </w:tc>
+        <w:tc>
+          <w:tcPr>
+            <w:tcW w:w="4638" w:type="dxa"/>
+          </w:tcPr>
+          <w:p>
+            <w:pPr>
+              <w:jc w:val="center"/>
+            </w:pPr>
+            <w:r>
+              <w:rPr>
+                <w:sz w:val="18"/>
+                <w:highlight w:val="cyan"/>
+                <w:lang w:val="uk-UA"/>
+              </w:rPr>
+              <w:t xml:space="preserve">2_1 нижча за 7_1; розрив 0,053–0,318, у середньому 0,113</w:t>
+            </w:r>
+          </w:p>
+        </w:tc>
+        <w:tc>
+          <w:tcPr>
+            <w:tcW w:w="2000" w:type="dxa"/>
+          </w:tcPr>
+          <w:p>
+            <w:pPr>
+              <w:jc w:val="center"/>
+            </w:pPr>
+            <w:r>
+              <w:rPr>
+                <w:sz w:val="18"/>
+                <w:highlight w:val="cyan"/>
+                <w:lang w:val="uk-UA"/>
+              </w:rPr>
+              <w:t xml:space="preserve">106 / 106</w:t>
+            </w:r>
+          </w:p>
+        </w:tc>
+      </w:tr>
+      <w:tr>
+        <w:trPr>
+          <w:jc w:val="center"/>
+        </w:trPr>
+        <w:tc>
+          <w:tcPr>
+            <w:tcW w:w="3000" w:type="dxa"/>
+          </w:tcPr>
+          <w:p>
+            <w:r>
+              <w:rPr>
+                <w:sz w:val="18"/>
+                <w:highlight w:val="cyan"/>
+                <w:lang w:val="uk-UA"/>
+              </w:rPr>
+              <w:t xml:space="preserve">Оцінка з поправкою на складність</w:t>
+            </w:r>
+          </w:p>
+        </w:tc>
+        <w:tc>
+          <w:tcPr>
+            <w:tcW w:w="4638" w:type="dxa"/>
+          </w:tcPr>
+          <w:p>
+            <w:pPr>
+              <w:jc w:val="center"/>
+            </w:pPr>
+            <w:r>
+              <w:rPr>
+                <w:sz w:val="18"/>
+                <w:highlight w:val="cyan"/>
+                <w:lang w:val="uk-UA"/>
+              </w:rPr>
+              <w:t xml:space="preserve">7_1 перемагає 2_1; розрив у середньому 0,060</w:t>
+            </w:r>
+          </w:p>
+        </w:tc>
+        <w:tc>
+          <w:tcPr>
+            <w:tcW w:w="2000" w:type="dxa"/>
+          </w:tcPr>
+          <w:p>
+            <w:pPr>
+              <w:jc w:val="center"/>
+            </w:pPr>
+            <w:r>
+              <w:rPr>
+                <w:sz w:val="18"/>
+                <w:highlight w:val="cyan"/>
+                <w:lang w:val="uk-UA"/>
+              </w:rPr>
+              <w:t xml:space="preserve">106 / 106</w:t>
+            </w:r>
+          </w:p>
+        </w:tc>
+      </w:tr>
+    </w:tbl>
+    <w:p>
+      <w:pPr>
+        <w:spacing w:after="0" w:line="280" w:lineRule="exact"/>
+        <w:jc w:val="both"/>
+      </w:pPr>
     </w:p>
     <w:p>
       <w:pPr>
@@ -9268,6 +11015,13 @@
         <w:lastRenderedPageBreak/>
         <w:t>Пояснення у цій системі збігається з самим рішенням. Немає окремої моделі, яка наближала б поведінку класифікатора ззовні. Відтворення за збереженими даними показує конкретний ланцюг: операції редагування, сумарну вартість, нормувальну складність, подібність і підсумкову оцінку. Поознаковий штраф 1,000 і повна вартість заміщення вузла 1,010, 1,103 або 1,302 є різними рівнями цього розкладу.</w:t>
       </w:r>
+      <w:r>
+        <w:rPr>
+          <w:highlight w:val="cyan"/>
+          <w:lang w:val="uk-UA"/>
+        </w:rPr>
+        <w:t xml:space="preserve"> Табл. 6 показує, що той самий розклад відтворюється для всієї групи помилок 2→7, а не лише для одного зображення.</w:t>
+      </w:r>
     </w:p>
     <w:p>
       <w:pPr>
@@ -9280,27 +11034,16 @@
       </w:pPr>
       <w:r>
         <w:rPr>
-          <w:lang w:val="ru-RU"/>
-        </w:rPr>
-        <w:t xml:space="preserve">Для </w:t>
-      </w:r>
-      <w:r>
-        <w:t>mnist</w:t>
-      </w:r>
-      <w:r>
-        <w:rPr>
-          <w:lang w:val="ru-RU"/>
-        </w:rPr>
-        <w:t>_</w:t>
-      </w:r>
-      <w:r>
-        <w:t>test</w:t>
-      </w:r>
-      <w:r>
-        <w:rPr>
-          <w:lang w:val="ru-RU"/>
-        </w:rPr>
-        <w:t>_2_00766 зафіксовано ациклічний розгалужений граф і три виходи за інтервали 2_1. Втрата топології під час побудови графа та ті самі поознакові штрафи як загальний механізм пари 2→7 є гіпотезою: для решти 110 випадків поелементних трасувань та експериментів зі втручанням немає.</w:t>
+          <w:lang w:val="uk-UA"/>
+        </w:rPr>
+        <w:t xml:space="preserve">Для mnist_test_2_00766 зафіксовано ациклічний розгалужений граф і три виходи за інтервали 2_1. </w:t>
+      </w:r>
+      <w:r>
+        <w:rPr>
+          <w:highlight w:val="cyan"/>
+          <w:lang w:val="uk-UA"/>
+        </w:rPr>
+        <w:t xml:space="preserve">Для всієї пари 2→7 трасування встановлює етап, на якому петлі вже немає, і те, що 2_1 програє 7_1 за подібністю (табл. 6). Чи програє він через ті самі поознакові штрафи, лишається гіпотезою: поознакових трасувань та експериментів зі втручанням для решти 110 випадків немає.</w:t>
       </w:r>
     </w:p>
     <w:p>
@@ -9308,49 +11051,32 @@
         <w:spacing w:after="0" w:line="280" w:lineRule="exact"/>
         <w:ind w:firstLine="567"/>
         <w:jc w:val="both"/>
-        <w:rPr>
-          <w:lang w:val="ru-RU"/>
-        </w:rPr>
-      </w:pPr>
-      <w:r>
-        <w:rPr>
-          <w:lang w:val="ru-RU"/>
-        </w:rPr>
-        <w:t>Оцінювання обмежене ручним фільтром, що вилучив 12,93</w:t>
-      </w:r>
-      <w:r>
-        <w:t> </w:t>
-      </w:r>
-      <w:r>
-        <w:rPr>
-          <w:lang w:val="ru-RU"/>
-        </w:rPr>
-        <w:t xml:space="preserve">% </w:t>
-      </w:r>
-      <w:r>
-        <w:t>MNIST</w:t>
-      </w:r>
-      <w:r>
-        <w:rPr>
-          <w:lang w:val="ru-RU"/>
-        </w:rPr>
-        <w:t xml:space="preserve"> нерівномірно за класами. Чутливість до відбору 76 оригіналів, порядку їх подання й невідомого точного діапазону аугментації не вимірювали. Контурне подання відкидає текстуру й градієнти, а розірвані контури потребують асоціативного механізму, якого система не має. Експеримент зафіксовано конфігурацією та артефактами результату; повної копії коду, з яким його виконано, не збережено, тому відтворення можливе в межах цих артефактів.</w:t>
-      </w:r>
-    </w:p>
-    <w:p>
-      <w:pPr>
-        <w:spacing w:before="160" w:after="80" w:line="280" w:lineRule="exact"/>
-        <w:jc w:val="both"/>
-        <w:rPr>
-          <w:lang w:val="ru-RU"/>
-        </w:rPr>
-      </w:pPr>
-      <w:r>
-        <w:rPr>
-          <w:b/>
-          <w:lang w:val="ru-RU"/>
-        </w:rPr>
-        <w:t>5 Висновки</w:t>
+      </w:pPr>
+      <w:r>
+        <w:rPr>
+          <w:lang w:val="uk-UA"/>
+        </w:rPr>
+        <w:t xml:space="preserve">Оцінювання обмежене ручним фільтром, що вилучив 12,93 % MNIST нерівномірно за класами. </w:t>
+      </w:r>
+      <w:r>
+        <w:rPr>
+          <w:highlight w:val="cyan"/>
+          <w:lang w:val="uk-UA"/>
+        </w:rPr>
+        <w:t xml:space="preserve">Ручний відбір 76 оригіналів є свідомим обмеженням методу (підрозділ 2.2): результат дійсний для концептів, сформованих зі структурно правильних написань, а чутливість точності до конкретного відбору, порядку подання й невідомого точного діапазону аугментації не вимірювали. Параметри табл. 1 підібрано емпірично в серії попередніх експериментів на тому самому тестовому розбитті; окремої валідаційної вибірки й абляцій за кожним параметром не було, тому точність може бути завищеною. </w:t>
+      </w:r>
+      <w:r>
+        <w:rPr>
+          <w:lang w:val="uk-UA"/>
+        </w:rPr>
+        <w:t xml:space="preserve">Контурне подання відкидає текстуру й градієнти, а розірвані контури потребують асоціативного механізму, якого система не має. </w:t>
+      </w:r>
+      <w:r>
+        <w:rPr>
+          <w:highlight w:val="cyan"/>
+          <w:lang w:val="uk-UA"/>
+        </w:rPr>
+        <w:t xml:space="preserve">Код системи, конфігурацію експерименту, збережений алфавіт концептів і перелік помилкових рішень опубліковано у відкритому репозиторії https://github.com/NaturalAGI-Lab/NaturalAGI.</w:t>
       </w:r>
     </w:p>
     <w:p>
@@ -9358,33 +11084,29 @@
         <w:spacing w:after="0" w:line="280" w:lineRule="exact"/>
         <w:ind w:firstLine="567"/>
         <w:jc w:val="both"/>
-        <w:rPr>
-          <w:lang w:val="ru-RU"/>
-        </w:rPr>
-      </w:pPr>
-      <w:r>
-        <w:rPr>
-          <w:lang w:val="ru-RU"/>
-        </w:rPr>
-        <w:t xml:space="preserve">1. Побудовано подання </w:t>
-      </w:r>
-      <w:r>
-        <w:t>Point</w:t>
-      </w:r>
-      <w:r>
-        <w:rPr>
-          <w:lang w:val="ru-RU"/>
-        </w:rPr>
-        <w:t>–</w:t>
-      </w:r>
-      <w:r>
-        <w:t>Vector</w:t>
-      </w:r>
-      <w:r>
-        <w:rPr>
-          <w:lang w:val="ru-RU"/>
-        </w:rPr>
-        <w:t xml:space="preserve"> з 2 типами вузлів і 13 ознаками зіставлення.</w:t>
+      </w:pPr>
+      <w:r>
+        <w:rPr>
+          <w:highlight w:val="cyan"/>
+          <w:lang w:val="uk-UA"/>
+        </w:rPr>
+        <w:t xml:space="preserve">Найближчі аналоги цього підходу належать до трьох груп. Першу утворюють структурні методи зіставлення форми. Belongie et al. [42] описують кожну точку контуру контекстом форми й шукають відповідність точок двочастковим призначенням; класифікатор найближчого сусіда з цією мірою має на MNIST 0,63 % помилки. Dutta and Sahbi [43] перетворюють кожну цифру MNIST на скелетний граф і класифікують його вкладення графлетів методом опорних векторів. Другу групу становлять методи, що навчаються з одного чи кількох прикладів. Xu and Mestetskiy [44] подають рукописний ієрогліф плоским геометричним графом і шукають знаки за одним зразком запиту, розв'язуючи задачу про призначення, а метод лишається повністю інтерпретованим; Gan et al. [23] будують на скелетних графах ієрогліфів навчену мережу. Третю групу утворюють прототипні моделі, пояснювані за побудовою: прототипний шар Li et al. [45] і прототипи-фрагменти PIP-Net [46] пояснюють рішення подібністю до засвоєних прикладів. На відміну від цих робіт, тут клас подано графом концепту, сформованим структурною редукцією з 3–9 оригіналів, а рішення розкладається на операції редагування та поознакові вартості. Кількісно з цими методами на тій самій підмножині MNIST систему не порівнювали; числа з їхніх праць отримано за інших умов навчання й оцінювання.</w:t>
+      </w:r>
+    </w:p>
+    <w:p>
+      <w:pPr>
+        <w:spacing w:before="160" w:after="80" w:line="280" w:lineRule="exact"/>
+        <w:jc w:val="both"/>
+        <w:rPr>
+          <w:lang w:val="ru-RU"/>
+        </w:rPr>
+      </w:pPr>
+      <w:r>
+        <w:rPr>
+          <w:b/>
+          <w:lang w:val="ru-RU"/>
+        </w:rPr>
+        <w:t>5 Висновки</w:t>
       </w:r>
     </w:p>
     <w:p>
@@ -9392,15 +11114,13 @@
         <w:spacing w:after="0" w:line="280" w:lineRule="exact"/>
         <w:ind w:firstLine="567"/>
         <w:jc w:val="both"/>
-        <w:rPr>
-          <w:lang w:val="ru-RU"/>
-        </w:rPr>
-      </w:pPr>
-      <w:r>
-        <w:rPr>
-          <w:lang w:val="ru-RU"/>
-        </w:rPr>
-        <w:t>2. Одним проходом структурної редукції з 76 вручну відібраних оригіналів, розширених до 805 зразків, сформовано 13 концептів для 10 класів, по 3–12 вузлів кожний.</w:t>
+      </w:pPr>
+      <w:r>
+        <w:rPr>
+          <w:highlight w:val="cyan"/>
+          <w:lang w:val="uk-UA"/>
+        </w:rPr>
+        <w:t xml:space="preserve">Мету досягнуто за всіма трьома критеріями підрозділу 1.3: алфавіт сформовано без зворотного поширення помилки з 3–9 оригіналів на концепт; нижня межа 95 % довірчого інтервалу точності становить 90,52 %; рішення відтворюється за збереженими даними від операцій редагування до оцінки. Результати за завданнями такі.</w:t>
       </w:r>
     </w:p>
     <w:p>
@@ -9408,58 +11128,13 @@
         <w:spacing w:after="0" w:line="280" w:lineRule="exact"/>
         <w:ind w:firstLine="567"/>
         <w:jc w:val="both"/>
-        <w:rPr>
-          <w:lang w:val="ru-RU"/>
-        </w:rPr>
-      </w:pPr>
-      <w:r>
-        <w:rPr>
-          <w:lang w:val="ru-RU"/>
-        </w:rPr>
-        <w:t xml:space="preserve">3. Класифікацію побудовано за </w:t>
-      </w:r>
-      <w:r>
-        <w:t>GED</w:t>
-      </w:r>
-      <w:r>
-        <w:rPr>
-          <w:lang w:val="ru-RU"/>
-        </w:rPr>
-        <w:t xml:space="preserve"> зі шкалою вартостей заміщення 0 / 0,25 / 0,5 / 0,8 / 1,0 / 6,0, діагностичним зважуванням ознак за </w:t>
-      </w:r>
-      <w:r>
-        <w:rPr>
-          <w:position w:val="-12"/>
-        </w:rPr>
-        <w:object w:dxaOrig="279" w:dyaOrig="360" w14:anchorId="1B13B1CB">
-          <v:shape id="_x0000_i1033" type="#_x0000_t75" style="width:14.25pt;height:18.75pt" o:ole="">
-            <v:imagedata r:id="rId25" o:title=""/>
-          </v:shape>
-          <o:OLEObject Type="Embed" ProgID="Equation.DSMT4" ShapeID="_x0000_i1033" DrawAspect="Content" ObjectID="_1854216882" r:id="rId26"/>
-        </w:object>
-      </w:r>
-      <w:r>
-        <w:rPr>
-          <w:lang w:val="ru-RU"/>
-        </w:rPr>
-        <w:t xml:space="preserve"> = 0,1, поправкою на складність концепту </w:t>
-      </w:r>
-      <w:r>
-        <w:rPr>
-          <w:position w:val="-6"/>
-        </w:rPr>
-        <w:object w:dxaOrig="220" w:dyaOrig="279" w14:anchorId="6B307185">
-          <v:shape id="_x0000_i1034" type="#_x0000_t75" style="width:10.5pt;height:14.25pt" o:ole="">
-            <v:imagedata r:id="rId27" o:title=""/>
-          </v:shape>
-          <o:OLEObject Type="Embed" ProgID="Equation.DSMT4" ShapeID="_x0000_i1034" DrawAspect="Content" ObjectID="_1854216883" r:id="rId28"/>
-        </w:object>
-      </w:r>
-      <w:r>
-        <w:rPr>
-          <w:lang w:val="ru-RU"/>
-        </w:rPr>
-        <w:t xml:space="preserve"> = 0,10 та нормуванням подібності за сумою вузлів і ребер графа.</w:t>
+      </w:pPr>
+      <w:r>
+        <w:rPr>
+          <w:highlight w:val="cyan"/>
+          <w:lang w:val="uk-UA"/>
+        </w:rPr>
+        <w:t xml:space="preserve">1. Подання Point–Vector з двома типами вузлів і 13 ознаками зберігає топологію контуру в структурі графа: замкненому контуру відповідає цикл, тому втрату петлі видно в графі. Усі 111 графів помилок 2→7 ациклічні.</w:t>
       </w:r>
     </w:p>
     <w:p>
@@ -9467,105 +11142,13 @@
         <w:spacing w:after="0" w:line="280" w:lineRule="exact"/>
         <w:ind w:firstLine="567"/>
         <w:jc w:val="both"/>
-        <w:rPr>
-          <w:lang w:val="ru-RU"/>
-        </w:rPr>
-      </w:pPr>
-      <w:r>
-        <w:rPr>
-          <w:lang w:val="ru-RU"/>
-        </w:rPr>
-        <w:t>4. Ручний фільтр допустив 8</w:t>
-      </w:r>
-      <w:r>
-        <w:t> </w:t>
-      </w:r>
-      <w:r>
-        <w:rPr>
-          <w:lang w:val="ru-RU"/>
-        </w:rPr>
-        <w:t>707 із 10</w:t>
-      </w:r>
-      <w:r>
-        <w:t> </w:t>
-      </w:r>
-      <w:r>
-        <w:rPr>
-          <w:lang w:val="ru-RU"/>
-        </w:rPr>
-        <w:t xml:space="preserve">000 зображень </w:t>
-      </w:r>
-      <w:r>
-        <w:t>MNIST</w:t>
-      </w:r>
-      <w:r>
-        <w:rPr>
-          <w:lang w:val="ru-RU"/>
-        </w:rPr>
-        <w:t>; частка збережених зображень класу коливається від 59,75</w:t>
-      </w:r>
-      <w:r>
-        <w:t> </w:t>
-      </w:r>
-      <w:r>
-        <w:rPr>
-          <w:lang w:val="ru-RU"/>
-        </w:rPr>
-        <w:t>% до 99,47</w:t>
-      </w:r>
-      <w:r>
-        <w:t> </w:t>
-      </w:r>
-      <w:r>
-        <w:rPr>
-          <w:lang w:val="ru-RU"/>
-        </w:rPr>
-        <w:t>%. Точність становить 91,13</w:t>
-      </w:r>
-      <w:r>
-        <w:t> </w:t>
-      </w:r>
-      <w:r>
-        <w:rPr>
-          <w:lang w:val="ru-RU"/>
-        </w:rPr>
-        <w:t xml:space="preserve">%; зважені влучність, повнота і </w:t>
-      </w:r>
-      <w:r>
-        <w:t>F</w:t>
-      </w:r>
-      <w:r>
-        <w:rPr>
-          <w:lang w:val="ru-RU"/>
-        </w:rPr>
-        <w:t>1 дорівнюють 91,92</w:t>
-      </w:r>
-      <w:r>
-        <w:t> </w:t>
-      </w:r>
-      <w:r>
-        <w:rPr>
-          <w:lang w:val="ru-RU"/>
-        </w:rPr>
-        <w:t>%, 91,13</w:t>
-      </w:r>
-      <w:r>
-        <w:t> </w:t>
-      </w:r>
-      <w:r>
-        <w:rPr>
-          <w:lang w:val="ru-RU"/>
-        </w:rPr>
-        <w:t>% і 91,34</w:t>
-      </w:r>
-      <w:r>
-        <w:t> </w:t>
-      </w:r>
-      <w:r>
-        <w:rPr>
-          <w:lang w:val="ru-RU"/>
-        </w:rPr>
-        <w:t>%.</w:t>
+      </w:pPr>
+      <w:r>
+        <w:rPr>
+          <w:highlight w:val="cyan"/>
+          <w:lang w:val="uk-UA"/>
+        </w:rPr>
+        <w:t xml:space="preserve">2. Для 10 класів цифр достатньо 13 концептів по 3–12 вузлів, сформованих одним проходом структурної редукції з 76 оригіналів (805 зразків з аугментаціями). Класи 1, 2 і 4 потребують двох підконцептів, бо їх пишуть у двох топологічно різних стилях.</w:t>
       </w:r>
     </w:p>
     <w:p>
@@ -9573,33 +11156,13 @@
         <w:spacing w:after="0" w:line="280" w:lineRule="exact"/>
         <w:ind w:firstLine="567"/>
         <w:jc w:val="both"/>
-        <w:rPr>
-          <w:lang w:val="ru-RU"/>
-        </w:rPr>
-      </w:pPr>
-      <w:r>
-        <w:rPr>
-          <w:lang w:val="ru-RU"/>
-        </w:rPr>
-        <w:t xml:space="preserve">5. У відтворенні </w:t>
-      </w:r>
-      <w:r>
-        <w:t>mnist</w:t>
-      </w:r>
-      <w:r>
-        <w:rPr>
-          <w:lang w:val="ru-RU"/>
-        </w:rPr>
-        <w:t>_</w:t>
-      </w:r>
-      <w:r>
-        <w:t>test</w:t>
-      </w:r>
-      <w:r>
-        <w:rPr>
-          <w:lang w:val="ru-RU"/>
-        </w:rPr>
-        <w:t>_2_00766 за збереженими даними оцінки 1,1487 для 7_1 і 1,1000 для 2_1 різняться на 0,0486; серед 111 помилок 2→7 2_1 програв за оцінкою 106 разів і був структурно відхилений 5 разів.</w:t>
+      </w:pPr>
+      <w:r>
+        <w:rPr>
+          <w:highlight w:val="cyan"/>
+          <w:lang w:val="uk-UA"/>
+        </w:rPr>
+        <w:t xml:space="preserve">3. Діагностичне зважування робить рішення чутливим до виходу за вузькі інтервали: у трасуванні mnist_test_2_00766 три такі виходи дали заміщенням вузлів 2_1 вартості 1,010–1,302, тоді як п'ять заміщень 7_1 у межах інтервалів коштували 0,038–0,388.</w:t>
       </w:r>
     </w:p>
     <w:p>
@@ -9615,7 +11178,117 @@
         <w:rPr>
           <w:lang w:val="ru-RU"/>
         </w:rPr>
-        <w:t>Наукова цінність результатів полягає в поєднанні умов, якого немає в жодній із робіт, розглянутих у підрозділі 1.2: граф контуру є водночас носієм рішення й носієм пояснення; вартості зіставлення прив'язано до наперед визначених геометричних ознак вузлів; алфавіт концептів сформовано з 76 оригіналів одним проходом без зворотного поширення помилки; умови оцінювання задокументовано збереженими артефактами експерименту.</w:t>
+        <w:t>4. Ручний фільтр допустив 8</w:t>
+      </w:r>
+      <w:r>
+        <w:t> </w:t>
+      </w:r>
+      <w:r>
+        <w:rPr>
+          <w:lang w:val="ru-RU"/>
+        </w:rPr>
+        <w:t>707 із 10</w:t>
+      </w:r>
+      <w:r>
+        <w:t> </w:t>
+      </w:r>
+      <w:r>
+        <w:rPr>
+          <w:lang w:val="ru-RU"/>
+        </w:rPr>
+        <w:t xml:space="preserve">000 зображень </w:t>
+      </w:r>
+      <w:r>
+        <w:t>MNIST</w:t>
+      </w:r>
+      <w:r>
+        <w:rPr>
+          <w:lang w:val="ru-RU"/>
+        </w:rPr>
+        <w:t>; частка збережених зображень класу коливається від 59,75</w:t>
+      </w:r>
+      <w:r>
+        <w:t> </w:t>
+      </w:r>
+      <w:r>
+        <w:rPr>
+          <w:lang w:val="ru-RU"/>
+        </w:rPr>
+        <w:t>% до 99,47</w:t>
+      </w:r>
+      <w:r>
+        <w:t> </w:t>
+      </w:r>
+      <w:r>
+        <w:rPr>
+          <w:lang w:val="ru-RU"/>
+        </w:rPr>
+        <w:t>%. Точність становить 91,13</w:t>
+      </w:r>
+      <w:r>
+        <w:t> </w:t>
+      </w:r>
+      <w:r>
+        <w:rPr>
+          <w:lang w:val="ru-RU"/>
+        </w:rPr>
+        <w:t xml:space="preserve">%</w:t>
+      </w:r>
+      <w:r>
+        <w:rPr>
+          <w:highlight w:val="cyan"/>
+          <w:lang w:val="ru-RU"/>
+        </w:rPr>
+        <w:t xml:space="preserve"> (95 % ДІ 90,52–91,71 %)</w:t>
+      </w:r>
+      <w:r>
+        <w:rPr>
+          <w:lang w:val="ru-RU"/>
+        </w:rPr>
+        <w:t xml:space="preserve">; зважені влучність, повнота і </w:t>
+      </w:r>
+      <w:r>
+        <w:t>F</w:t>
+      </w:r>
+      <w:r>
+        <w:rPr>
+          <w:lang w:val="ru-RU"/>
+        </w:rPr>
+        <w:t>1 дорівнюють 91,92</w:t>
+      </w:r>
+      <w:r>
+        <w:t> </w:t>
+      </w:r>
+      <w:r>
+        <w:rPr>
+          <w:lang w:val="ru-RU"/>
+        </w:rPr>
+        <w:t>%, 91,13</w:t>
+      </w:r>
+      <w:r>
+        <w:t> </w:t>
+      </w:r>
+      <w:r>
+        <w:rPr>
+          <w:lang w:val="ru-RU"/>
+        </w:rPr>
+        <w:t>% і 91,34</w:t>
+      </w:r>
+      <w:r>
+        <w:t> </w:t>
+      </w:r>
+      <w:r>
+        <w:rPr>
+          <w:lang w:val="ru-RU"/>
+        </w:rPr>
+        <w:t>%.</w:t>
+      </w:r>
+      <w:r>
+        <w:rPr>
+          <w:highlight w:val="cyan"/>
+          <w:lang w:val="uk-UA"/>
+        </w:rPr>
+        <w:t xml:space="preserve"> Найнижча повнота в класу 2 (77,59 %).</w:t>
       </w:r>
     </w:p>
     <w:p>
@@ -9623,15 +11296,13 @@
         <w:spacing w:after="0" w:line="280" w:lineRule="exact"/>
         <w:ind w:firstLine="567"/>
         <w:jc w:val="both"/>
-        <w:rPr>
-          <w:lang w:val="ru-RU"/>
-        </w:rPr>
-      </w:pPr>
-      <w:r>
-        <w:rPr>
-          <w:lang w:val="ru-RU"/>
-        </w:rPr>
-        <w:t>Практична цінність результатів полягає в тому, що кожне рішення класифікатора можна перевірити вручну за збереженими даними: трасування показує, які заміщення вузлів і які ознаки визначили оцінку. Така властивість потрібна там, де навчальних даних мало, а рішення треба обґрунтувати перед оператором або аудитором.</w:t>
+      </w:pPr>
+      <w:r>
+        <w:rPr>
+          <w:highlight w:val="cyan"/>
+          <w:lang w:val="uk-UA"/>
+        </w:rPr>
+        <w:t xml:space="preserve">5. Рішення простежується на двох рівнях. Для mnist_test_2_00766 оцінки 1,1487 для 7_1 і 1,1000 для 2_1 різняться на 0,0486. Для всіх 111 помилок 2→7 трасування показує, що у 110 випадках бінарна маска не містить замкненої петлі, а 2_1 програв 7_1 за подібністю в усіх 106 випадках, коли отримав оцінку.</w:t>
       </w:r>
     </w:p>
     <w:p>
@@ -9647,33 +11318,7 @@
         <w:rPr>
           <w:lang w:val="ru-RU"/>
         </w:rPr>
-        <w:t>Напрями подальших досліджень: розроблення асоціативного механізму для розірваних контурів, щоб оцінювати систему без ручного фільтра повноти контуру; вимірювання чутливості точності до відбору оригіналів, порядку їх подання та діапазону аугментації; поелементне трасування решти 110 помилок 2→7 та експерименти зі втручанням для перевірки гіпотези про втрату топології під час побудови графа.</w:t>
-      </w:r>
-    </w:p>
-    <w:p>
-      <w:pPr>
-        <w:spacing w:after="0" w:line="280" w:lineRule="exact"/>
-        <w:jc w:val="both"/>
-        <w:rPr>
-          <w:lang w:val="ru-RU"/>
-        </w:rPr>
-      </w:pPr>
-    </w:p>
-    <w:p>
-      <w:pPr>
-        <w:spacing w:before="80" w:after="0" w:line="280" w:lineRule="exact"/>
-        <w:jc w:val="both"/>
-        <w:rPr>
-          <w:lang w:val="ru-RU"/>
-        </w:rPr>
-      </w:pPr>
-      <w:r>
-        <w:rPr>
-          <w:b/>
-          <w:i/>
-          <w:lang w:val="ru-RU"/>
-        </w:rPr>
-        <w:t>Конфлікт інтересів</w:t>
+        <w:t>Наукова цінність результатів полягає в поєднанні умов, якого немає в жодній із робіт, розглянутих у підрозділі 1.2: граф контуру є водночас носієм рішення й носієм пояснення; вартості зіставлення прив'язано до наперед визначених геометричних ознак вузлів; алфавіт концептів сформовано з 76 оригіналів одним проходом без зворотного поширення помилки; умови оцінювання задокументовано збереженими артефактами експерименту.</w:t>
       </w:r>
     </w:p>
     <w:p>
@@ -9681,32 +11326,13 @@
         <w:spacing w:after="0" w:line="280" w:lineRule="exact"/>
         <w:ind w:firstLine="567"/>
         <w:jc w:val="both"/>
-        <w:rPr>
-          <w:lang w:val="ru-RU"/>
-        </w:rPr>
-      </w:pPr>
-      <w:r>
-        <w:rPr>
-          <w:lang w:val="ru-RU"/>
-        </w:rPr>
-        <w:t>Автор заявляє про відсутність конфлікту інтересів, зокрема фінансового, особистого, професійного чи іншого характеру, який міг би вплинути на проведення дослідження, інтерпретацію або публікацію його результатів.</w:t>
-      </w:r>
-    </w:p>
-    <w:p>
-      <w:pPr>
-        <w:spacing w:before="80" w:after="0" w:line="280" w:lineRule="exact"/>
-        <w:jc w:val="both"/>
-        <w:rPr>
-          <w:lang w:val="ru-RU"/>
-        </w:rPr>
-      </w:pPr>
-      <w:r>
-        <w:rPr>
-          <w:b/>
-          <w:i/>
-          <w:lang w:val="ru-RU"/>
-        </w:rPr>
-        <w:t>Фінансування</w:t>
+      </w:pPr>
+      <w:r>
+        <w:rPr>
+          <w:highlight w:val="cyan"/>
+          <w:lang w:val="uk-UA"/>
+        </w:rPr>
+        <w:t xml:space="preserve">Практична цінність результатів є потенційною. Вона стосується задач, де кожне спірне рішення перевіряє людина: розпізнавання рукописних позначок у документообігу, контролю промислового маркування, навчальних систем, які мають показати причину оцінки. У статті показано властивість, на якій ґрунтується така придатність: рішення відтворюється за збереженими даними до поознакових вартостей, а концепт нового класу формується з кількох оригіналів. Застосування в цих задачах не перевіряли.</w:t>
       </w:r>
     </w:p>
     <w:p>
@@ -9722,11 +11348,33 @@
         <w:rPr>
           <w:lang w:val="ru-RU"/>
         </w:rPr>
-        <w:t>Дослідження виконано без фінансової підтримки.</w:t>
+        <w:t xml:space="preserve">Напрями подальших досліджень: розроблення асоціативного механізму для розірваних контурів, щоб оцінювати систему без ручного фільтра повноти контуру; вимірювання чутливості точності до відбору оригіналів, порядку їх подання та діапазону аугментації; </w:t>
+      </w:r>
+      <w:r>
+        <w:rPr>
+          <w:highlight w:val="cyan"/>
+          <w:lang w:val="ru-RU"/>
+        </w:rPr>
+        <w:t xml:space="preserve">поознакове</w:t>
+      </w:r>
+      <w:r>
+        <w:rPr>
+          <w:lang w:val="ru-RU"/>
+        </w:rPr>
+        <w:t xml:space="preserve"> трасування решти 110 помилок 2→7 та експерименти зі втручанням для перевірки гіпотези про втрату топології під час побудови графа.</w:t>
       </w:r>
     </w:p>
     <w:p>
       <w:pPr>
+        <w:spacing w:after="0" w:line="280" w:lineRule="exact"/>
+        <w:jc w:val="both"/>
+        <w:rPr>
+          <w:lang w:val="ru-RU"/>
+        </w:rPr>
+      </w:pPr>
+    </w:p>
+    <w:p>
+      <w:pPr>
         <w:spacing w:before="80" w:after="0" w:line="280" w:lineRule="exact"/>
         <w:jc w:val="both"/>
         <w:rPr>
@@ -9739,7 +11387,7 @@
           <w:i/>
           <w:lang w:val="ru-RU"/>
         </w:rPr>
-        <w:t>Доступність даних</w:t>
+        <w:t>Конфлікт інтересів</w:t>
       </w:r>
     </w:p>
     <w:p>
@@ -9755,106 +11403,7 @@
         <w:rPr>
           <w:lang w:val="ru-RU"/>
         </w:rPr>
-        <w:t xml:space="preserve">Дані, що підтверджують результати цього дослідження, доступні у відкритому репозиторії проєкту </w:t>
-      </w:r>
-      <w:r>
-        <w:t>NaturalAGI</w:t>
-      </w:r>
-      <w:r>
-        <w:rPr>
-          <w:lang w:val="ru-RU"/>
-        </w:rPr>
-        <w:t xml:space="preserve"> за посиланням </w:t>
-      </w:r>
-      <w:r>
-        <w:t>https</w:t>
-      </w:r>
-      <w:r>
-        <w:rPr>
-          <w:lang w:val="ru-RU"/>
-        </w:rPr>
-        <w:t>://</w:t>
-      </w:r>
-      <w:r>
-        <w:t>github</w:t>
-      </w:r>
-      <w:r>
-        <w:rPr>
-          <w:lang w:val="ru-RU"/>
-        </w:rPr>
-        <w:t>.</w:t>
-      </w:r>
-      <w:r>
-        <w:t>com</w:t>
-      </w:r>
-      <w:r>
-        <w:rPr>
-          <w:lang w:val="ru-RU"/>
-        </w:rPr>
-        <w:t>/</w:t>
-      </w:r>
-      <w:r>
-        <w:t>NaturalAGI</w:t>
-      </w:r>
-      <w:r>
-        <w:rPr>
-          <w:lang w:val="ru-RU"/>
-        </w:rPr>
-        <w:t>-</w:t>
-      </w:r>
-      <w:r>
-        <w:t>Lab</w:t>
-      </w:r>
-      <w:r>
-        <w:rPr>
-          <w:lang w:val="ru-RU"/>
-        </w:rPr>
-        <w:t>/</w:t>
-      </w:r>
-      <w:r>
-        <w:t>NaturalAGI</w:t>
-      </w:r>
-      <w:r>
-        <w:rPr>
-          <w:lang w:val="ru-RU"/>
-        </w:rPr>
-        <w:t>/</w:t>
-      </w:r>
-      <w:r>
-        <w:t>tree</w:t>
-      </w:r>
-      <w:r>
-        <w:rPr>
-          <w:lang w:val="ru-RU"/>
-        </w:rPr>
-        <w:t>/</w:t>
-      </w:r>
-      <w:r>
-        <w:t>development</w:t>
-      </w:r>
-      <w:r>
-        <w:rPr>
-          <w:lang w:val="ru-RU"/>
-        </w:rPr>
-        <w:t>/</w:t>
-      </w:r>
-      <w:r>
-        <w:t>experiments</w:t>
-      </w:r>
-      <w:r>
-        <w:rPr>
-          <w:lang w:val="ru-RU"/>
-        </w:rPr>
-        <w:t>/</w:t>
-      </w:r>
-      <w:r>
-        <w:t>run</w:t>
-      </w:r>
-      <w:r>
-        <w:rPr>
-          <w:lang w:val="ru-RU"/>
-        </w:rPr>
-        <w:t>_20260630_235356.</w:t>
+        <w:t>Автор заявляє про відсутність конфлікту інтересів, зокрема фінансового, особистого, професійного чи іншого характеру, який міг би вплинути на проведення дослідження, інтерпретацію або публікацію його результатів.</w:t>
       </w:r>
     </w:p>
     <w:p>
@@ -9871,7 +11420,7 @@
           <w:i/>
           <w:lang w:val="ru-RU"/>
         </w:rPr>
-        <w:t>Використання інструментів штучного інтелекту</w:t>
+        <w:t>Фінансування</w:t>
       </w:r>
     </w:p>
     <w:p>
@@ -9887,6 +11436,171 @@
         <w:rPr>
           <w:lang w:val="ru-RU"/>
         </w:rPr>
+        <w:t>Дослідження виконано без фінансової підтримки.</w:t>
+      </w:r>
+    </w:p>
+    <w:p>
+      <w:pPr>
+        <w:spacing w:before="80" w:after="0" w:line="280" w:lineRule="exact"/>
+        <w:jc w:val="both"/>
+        <w:rPr>
+          <w:lang w:val="ru-RU"/>
+        </w:rPr>
+      </w:pPr>
+      <w:r>
+        <w:rPr>
+          <w:b/>
+          <w:i/>
+          <w:lang w:val="ru-RU"/>
+        </w:rPr>
+        <w:t>Доступність даних</w:t>
+      </w:r>
+    </w:p>
+    <w:p>
+      <w:pPr>
+        <w:spacing w:after="0" w:line="280" w:lineRule="exact"/>
+        <w:ind w:firstLine="567"/>
+        <w:jc w:val="both"/>
+        <w:rPr>
+          <w:lang w:val="ru-RU"/>
+        </w:rPr>
+      </w:pPr>
+      <w:r>
+        <w:rPr>
+          <w:lang w:val="ru-RU"/>
+        </w:rPr>
+        <w:t xml:space="preserve">Дані, що підтверджують результати цього дослідження, доступні у відкритому репозиторії проєкту </w:t>
+      </w:r>
+      <w:r>
+        <w:t>NaturalAGI</w:t>
+      </w:r>
+      <w:r>
+        <w:rPr>
+          <w:lang w:val="ru-RU"/>
+        </w:rPr>
+        <w:t xml:space="preserve"> за посиланням </w:t>
+      </w:r>
+      <w:r>
+        <w:t>https</w:t>
+      </w:r>
+      <w:r>
+        <w:rPr>
+          <w:lang w:val="ru-RU"/>
+        </w:rPr>
+        <w:t>://</w:t>
+      </w:r>
+      <w:r>
+        <w:t>github</w:t>
+      </w:r>
+      <w:r>
+        <w:rPr>
+          <w:lang w:val="ru-RU"/>
+        </w:rPr>
+        <w:t>.</w:t>
+      </w:r>
+      <w:r>
+        <w:t>com</w:t>
+      </w:r>
+      <w:r>
+        <w:rPr>
+          <w:lang w:val="ru-RU"/>
+        </w:rPr>
+        <w:t>/</w:t>
+      </w:r>
+      <w:r>
+        <w:t>NaturalAGI</w:t>
+      </w:r>
+      <w:r>
+        <w:rPr>
+          <w:lang w:val="ru-RU"/>
+        </w:rPr>
+        <w:t>-</w:t>
+      </w:r>
+      <w:r>
+        <w:t>Lab</w:t>
+      </w:r>
+      <w:r>
+        <w:rPr>
+          <w:lang w:val="ru-RU"/>
+        </w:rPr>
+        <w:t>/</w:t>
+      </w:r>
+      <w:r>
+        <w:t>NaturalAGI</w:t>
+      </w:r>
+      <w:r>
+        <w:rPr>
+          <w:lang w:val="ru-RU"/>
+        </w:rPr>
+        <w:t>/</w:t>
+      </w:r>
+      <w:r>
+        <w:t>tree</w:t>
+      </w:r>
+      <w:r>
+        <w:rPr>
+          <w:lang w:val="ru-RU"/>
+        </w:rPr>
+        <w:t>/</w:t>
+      </w:r>
+      <w:r>
+        <w:t>development</w:t>
+      </w:r>
+      <w:r>
+        <w:rPr>
+          <w:lang w:val="ru-RU"/>
+        </w:rPr>
+        <w:t>/</w:t>
+      </w:r>
+      <w:r>
+        <w:t>experiments</w:t>
+      </w:r>
+      <w:r>
+        <w:rPr>
+          <w:lang w:val="ru-RU"/>
+        </w:rPr>
+        <w:t>/</w:t>
+      </w:r>
+      <w:r>
+        <w:t>run</w:t>
+      </w:r>
+      <w:r>
+        <w:rPr>
+          <w:lang w:val="ru-RU"/>
+        </w:rPr>
+        <w:t>_20260630_235356.</w:t>
+      </w:r>
+    </w:p>
+    <w:p>
+      <w:pPr>
+        <w:spacing w:before="80" w:after="0" w:line="280" w:lineRule="exact"/>
+        <w:jc w:val="both"/>
+        <w:rPr>
+          <w:lang w:val="ru-RU"/>
+        </w:rPr>
+      </w:pPr>
+      <w:r>
+        <w:rPr>
+          <w:b/>
+          <w:i/>
+          <w:lang w:val="ru-RU"/>
+        </w:rPr>
+        <w:t>Використання інструментів штучного інтелекту</w:t>
+      </w:r>
+    </w:p>
+    <w:p>
+      <w:pPr>
+        <w:spacing w:after="0" w:line="280" w:lineRule="exact"/>
+        <w:ind w:firstLine="567"/>
+        <w:jc w:val="both"/>
+        <w:rPr>
+          <w:lang w:val="ru-RU"/>
+        </w:rPr>
+      </w:pPr>
+      <w:r>
+        <w:rPr>
+          <w:lang w:val="ru-RU"/>
+        </w:rPr>
         <w:lastRenderedPageBreak/>
         <w:t>Автор використовував інструменти ШІ (Anthropic Claude Opus 5, ID моделі "claude-opus-5", доступ через Anthropic API) на двох етапах підготовки цього рукопису. (1) Попередній доменний аналіз — запити щодо суміжних областей (відстань редагування графа, структурне розпізнавання образів, маловибіркове навчання, post-hoc пояснюваність) для окреслення суміжного кола робіт. Кожне запропоноване ШІ твердження автор незалежно перевіряв за першоджерелами перед включенням. (2) Пошук літератури — генерація списків кандидатів-посилань, які потім були перевірені автором через Crossref / OpenAlex / Scopus на DOI, ідентичність авторів і метадані публікації перед включенням у цитування. Використання інструментів ШІ не вплинуло на результати та висновки дослідження.</w:t>
       </w:r>
@@ -10680,6 +12394,180 @@
     <w:p>
       <w:pPr>
         <w:spacing w:after="0" w:line="280" w:lineRule="exact"/>
+        <w:ind w:left="567" w:hanging="567"/>
+        <w:jc w:val="both"/>
+      </w:pPr>
+      <w:r>
+        <w:rPr>
+          <w:highlight w:val="cyan"/>
+          <w:lang w:val="uk-UA"/>
+        </w:rPr>
+        <w:t xml:space="preserve">41. Wilson, E. (1927), "Probable inference, the law of succession, and statistical inference", </w:t>
+      </w:r>
+      <w:r>
+        <w:rPr>
+          <w:i/>
+          <w:highlight w:val="cyan"/>
+          <w:lang w:val="uk-UA"/>
+        </w:rPr>
+        <w:t xml:space="preserve">Journal of the American Statistical Association</w:t>
+      </w:r>
+      <w:r>
+        <w:rPr>
+          <w:highlight w:val="cyan"/>
+          <w:lang w:val="uk-UA"/>
+        </w:rPr>
+        <w:t xml:space="preserve">, Vol. 22, No. 158, pp. 209–212. DOI: https://doi.org/10.1080/01621459.1927.10502953</w:t>
+      </w:r>
+    </w:p>
+    <w:p>
+      <w:pPr>
+        <w:spacing w:after="0" w:line="280" w:lineRule="exact"/>
+        <w:ind w:left="567" w:hanging="567"/>
+        <w:jc w:val="both"/>
+      </w:pPr>
+      <w:r>
+        <w:rPr>
+          <w:highlight w:val="cyan"/>
+          <w:lang w:val="uk-UA"/>
+        </w:rPr>
+        <w:t xml:space="preserve">42. Belongie, S., Malik, J., Puzicha, J. (2002), "Shape matching and object recognition using shape contexts", </w:t>
+      </w:r>
+      <w:r>
+        <w:rPr>
+          <w:i/>
+          <w:highlight w:val="cyan"/>
+          <w:lang w:val="uk-UA"/>
+        </w:rPr>
+        <w:t xml:space="preserve">IEEE Transactions on Pattern Analysis and Machine Intelligence</w:t>
+      </w:r>
+      <w:r>
+        <w:rPr>
+          <w:highlight w:val="cyan"/>
+          <w:lang w:val="uk-UA"/>
+        </w:rPr>
+        <w:t xml:space="preserve">, Vol. 24, No. 4, pp. 509–522. DOI: https://doi.org/10.1109/34.993558</w:t>
+      </w:r>
+    </w:p>
+    <w:p>
+      <w:pPr>
+        <w:spacing w:after="0" w:line="280" w:lineRule="exact"/>
+        <w:ind w:left="567" w:hanging="567"/>
+        <w:jc w:val="both"/>
+      </w:pPr>
+      <w:r>
+        <w:rPr>
+          <w:highlight w:val="cyan"/>
+          <w:lang w:val="uk-UA"/>
+        </w:rPr>
+        <w:t xml:space="preserve">43. Dutta, A., Sahbi, H. (2019), "Stochastic graphlet embedding", </w:t>
+      </w:r>
+      <w:r>
+        <w:rPr>
+          <w:i/>
+          <w:highlight w:val="cyan"/>
+          <w:lang w:val="uk-UA"/>
+        </w:rPr>
+        <w:t xml:space="preserve">IEEE Transactions on Neural Networks and Learning Systems</w:t>
+      </w:r>
+      <w:r>
+        <w:rPr>
+          <w:highlight w:val="cyan"/>
+          <w:lang w:val="uk-UA"/>
+        </w:rPr>
+        <w:t xml:space="preserve">, Vol. 30, No. 8, pp. 2369–2382. DOI: https://doi.org/10.1109/TNNLS.2018.2884700</w:t>
+      </w:r>
+    </w:p>
+    <w:p>
+      <w:pPr>
+        <w:spacing w:after="0" w:line="280" w:lineRule="exact"/>
+        <w:ind w:left="567" w:hanging="567"/>
+        <w:jc w:val="both"/>
+      </w:pPr>
+      <w:r>
+        <w:rPr>
+          <w:highlight w:val="cyan"/>
+          <w:lang w:val="uk-UA"/>
+        </w:rPr>
+        <w:t xml:space="preserve">44. Xu, M., Mestetskiy, L. (2025), "An approach to searching for hieroglyphs in Chinese manuscript archives based on morphological analysis", </w:t>
+      </w:r>
+      <w:r>
+        <w:rPr>
+          <w:i/>
+          <w:highlight w:val="cyan"/>
+          <w:lang w:val="uk-UA"/>
+        </w:rPr>
+        <w:t xml:space="preserve">The International Archives of the Photogrammetry, Remote Sensing and Spatial Information Sciences</w:t>
+      </w:r>
+      <w:r>
+        <w:rPr>
+          <w:highlight w:val="cyan"/>
+          <w:lang w:val="uk-UA"/>
+        </w:rPr>
+        <w:t xml:space="preserve">, Vol. XLVIII-2/W9-2025, pp. 283–288. DOI: https://doi.org/10.5194/isprs-archives-XLVIII-2-W9-2025-283-2025</w:t>
+      </w:r>
+    </w:p>
+    <w:p>
+      <w:pPr>
+        <w:spacing w:after="0" w:line="280" w:lineRule="exact"/>
+        <w:ind w:left="567" w:hanging="567"/>
+        <w:jc w:val="both"/>
+      </w:pPr>
+      <w:r>
+        <w:rPr>
+          <w:highlight w:val="cyan"/>
+          <w:lang w:val="uk-UA"/>
+        </w:rPr>
+        <w:t xml:space="preserve">45. Li, O., Liu, H., Chen, C., Rudin, C. (2018), "Deep learning for case-based reasoning through prototypes: a neural network that explains its predictions", </w:t>
+      </w:r>
+      <w:r>
+        <w:rPr>
+          <w:i/>
+          <w:highlight w:val="cyan"/>
+          <w:lang w:val="uk-UA"/>
+        </w:rPr>
+        <w:t xml:space="preserve">Proceedings of the AAAI Conference on Artificial Intelligence</w:t>
+      </w:r>
+      <w:r>
+        <w:rPr>
+          <w:highlight w:val="cyan"/>
+          <w:lang w:val="uk-UA"/>
+        </w:rPr>
+        <w:t xml:space="preserve">, Vol. 32, No. 1. DOI: https://doi.org/10.1609/aaai.v32i1.11771</w:t>
+      </w:r>
+    </w:p>
+    <w:p>
+      <w:pPr>
+        <w:spacing w:after="0" w:line="280" w:lineRule="exact"/>
+        <w:ind w:left="567" w:hanging="567"/>
+        <w:jc w:val="both"/>
+      </w:pPr>
+      <w:r>
+        <w:rPr>
+          <w:highlight w:val="cyan"/>
+          <w:lang w:val="uk-UA"/>
+        </w:rPr>
+        <w:t xml:space="preserve">46. Nauta, M., Schlötterer, J., van Keulen, M., Seifert, C. (2023), "PIP-Net: patch-based intuitive prototypes for interpretable image classification", </w:t>
+      </w:r>
+      <w:r>
+        <w:rPr>
+          <w:i/>
+          <w:highlight w:val="cyan"/>
+          <w:lang w:val="uk-UA"/>
+        </w:rPr>
+        <w:t xml:space="preserve">2023 IEEE/CVF Conference on Computer Vision and Pattern Recognition (CVPR)</w:t>
+      </w:r>
+      <w:r>
+        <w:rPr>
+          <w:highlight w:val="cyan"/>
+          <w:lang w:val="uk-UA"/>
+        </w:rPr>
+        <w:t xml:space="preserve">, pp. 2744–2753. DOI: https://doi.org/10.1109/CVPR52729.2023.00269</w:t>
+      </w:r>
+    </w:p>
+    <w:p>
+      <w:pPr>
+        <w:spacing w:after="0" w:line="280" w:lineRule="exact"/>
         <w:jc w:val="both"/>
       </w:pPr>
     </w:p>
@@ -10750,7 +12638,14 @@
         <w:t xml:space="preserve">To </w:t>
       </w:r>
       <w:r>
-        <w:t xml:space="preserve">represent contour images as bipartite graphs; to form an alphabet of concepts by structural reduction with interval generalization of parameters; to build classification on graph edit distance with diagnostic feature weighting; to evaluate the system on the complete-contour subset of the Modified National Institute of Standards and Technology digit set with the filter disclosed; to demonstrate explainability by tracing a decision. </w:t>
+        <w:rPr/>
+        <w:t xml:space="preserve">represent contour images as bipartite graphs; to form an alphabet of concepts by structural reduction with interval generalization of parameters; to build classification on graph edit distance with diagnostic feature weighting; to evaluate the system on the complete-contour subset of the Modified National Institute of Standards and Technology digit set with the filter disclosed; to demonstrate explainability by tracing </w:t>
+      </w:r>
+      <w:r>
+        <w:rPr>
+          <w:highlight w:val="cyan"/>
+        </w:rPr>
+        <w:t xml:space="preserve">decisions. </w:t>
       </w:r>
       <w:r>
         <w:rPr>
@@ -10770,7 +12665,28 @@
         <w:t xml:space="preserve">Results. </w:t>
       </w:r>
       <w:r>
-        <w:t xml:space="preserve">Images were represented as graphs with two node types and 13 features. Thirteen concept attractors were formed from 76 manually selected sources expanded to 805 images. In classification on graph edit distance, narrow feature intervals weigh more. The contour-completeness filter admitted 8,707 of 10,000 images. Accuracy is 91.13 %; support-weighted precision, recall, and F-measure are 91.92 %, 91.13 %, and 91.34 %. An archived replay gives one numerical chain from edit operations to the final score. </w:t>
+        <w:rPr/>
+        <w:t xml:space="preserve">Images were represented as graphs with two node types and 13 features. Thirteen concept attractors were formed from 76 manually selected sources expanded to 805 images. In classification on graph edit distance, narrow feature intervals weigh more. The contour-completeness filter admitted 8,707 of 10,000 images. Accuracy is 91.13 %</w:t>
+      </w:r>
+      <w:r>
+        <w:rPr>
+          <w:highlight w:val="cyan"/>
+        </w:rPr>
+        <w:t xml:space="preserve"> (95 % confidence interval 90.52–91.71 %)</w:t>
+      </w:r>
+      <w:r>
+        <w:rPr/>
+        <w:t xml:space="preserve">; support-weighted precision, recall, and F-measure are 91.92 %, 91.13 %, and 91.34 %. An archived replay gives one numerical chain from edit operations to the final score</w:t>
+      </w:r>
+      <w:r>
+        <w:rPr>
+          <w:highlight w:val="cyan"/>
+        </w:rPr>
+        <w:t xml:space="preserve">, and a trace of all 111 cases where digit 2 was assigned to class 7 showed that in 110 of them the binary image already has no closed loop</w:t>
+      </w:r>
+      <w:r>
+        <w:rPr/>
+        <w:t xml:space="preserve">. </w:t>
       </w:r>
       <w:r>
         <w:rPr>

--- a/papers/itssi_xai_2026/review_3/065_рец_3.docx
+++ b/papers/itssi_xai_2026/review_3/065_рец_3.docx
@@ -11076,7 +11076,21 @@
           <w:highlight w:val="cyan"/>
           <w:lang w:val="uk-UA"/>
         </w:rPr>
-        <w:t xml:space="preserve">Код системи, конфігурацію експерименту, збережений алфавіт концептів і перелік помилкових рішень опубліковано у відкритому репозиторії https://github.com/NaturalAGI-Lab/NaturalAGI.</w:t>
+        <w:t xml:space="preserve">Код системи, конфігурацію експерименту,</w:t>
+      </w:r>
+      <w:r>
+        <w:rPr>
+          <w:highlight w:val="cyan"/>
+          <w:lang w:val="uk-UA"/>
+        </w:rPr>
+        <w:t xml:space="preserve"> ручну розмітку повноти контуру (архів datasets.zip),</w:t>
+      </w:r>
+      <w:r>
+        <w:rPr>
+          <w:highlight w:val="cyan"/>
+          <w:lang w:val="uk-UA"/>
+        </w:rPr>
+        <w:t xml:space="preserve"> збережений алфавіт концептів і перелік помилкових рішень опубліковано у відкритому репозиторії https://github.com/NaturalAGI-Lab/NaturalAGI.</w:t>
       </w:r>
     </w:p>
     <w:p>

--- a/papers/itssi_xai_2026/review_3/065_рец_3.docx
+++ b/papers/itssi_xai_2026/review_3/065_рец_3.docx
@@ -4418,7 +4418,7 @@
           <w:highlight w:val="cyan"/>
           <w:lang w:val="uk-UA"/>
         </w:rPr>
-        <w:t xml:space="preserve">Оригінали відібрано вручну, а не випадково, і цього вимагає сам метод. Концепт-атрактор зберігає лише структуру, спільну для всіх поданих зразків: кожен крок редукції вилучає з концепту елементи, яких немає в черговому зразку. Зразок з розривом контуру, шумовою гілкою чи іншою топологією не додає концепту варіативності, а вилучає з нього частину структури класу. Кількості петель редукція не змінює, тому зразок з розімкненою петлею несумісний з концептом свого класу, і формування завершується помилкою. Через це для формування відбирали найменш спотворені написання без розривів контуру. В основі відбору лежить припущення, що правильно написаний представник класу вже містить усі структурні й топологічні ознаки цього класу. Формуванню тоді потрібна не репрезентативна вибірка розподілу, а кілька структурно повних написань, а мінливість почерку в межах класу задають аугментації та інтервали атрибутів.</w:t>
+        <w:t xml:space="preserve">Оригінали відібрано вручну, а не випадково, і цього вимагає сам метод. Концепт-атрактор зберігає лише структуру, спільну для всіх поданих зразків: кожен крок редукції вилучає з концепту елементи, яких немає в черговому зразку. Зразок з розривом контуру, шумовою гілкою чи іншою топологією не додає концепту варіативності, а вилучає з нього частину структури класу. Кількості петель редукція не змінює, тому зразок з розімкненою петлею несумісний з концептом свого класу, і формування завершується помилкою. Через це для формування відбирали найменш спотворені написання без розривів контуру. В основі відбору лежить припущення, що правильно написаний представник класу вже містить усі структурні й топологічні ознаки цього класу. Формуванню тоді потрібна не репрезентативна вибірка розподілу, а кілька структурно повних написань, а мінливість почерку в межах класу задають аугментації та інтервали атрибутів. Підготовки навчальної вибірки потребує будь-яке навчання, і тут вимогу до неї задає механізм формування. Зі зразків формується стала структура атрактора класу, тому вони мають відповідати найменш зашумленому образу класу. Спотворення конкретного написання виявляються вже під час розпізнавання як відхилення від цієї структури.</w:t>
       </w:r>
     </w:p>
     <w:p>
@@ -10988,15 +10988,17 @@
         <w:spacing w:before="160" w:after="80" w:line="280" w:lineRule="exact"/>
         <w:jc w:val="both"/>
         <w:rPr>
+          <w:highlight w:val="cyan"/>
           <w:lang w:val="ru-RU"/>
         </w:rPr>
       </w:pPr>
       <w:r>
         <w:rPr>
           <w:b/>
-          <w:lang w:val="ru-RU"/>
-        </w:rPr>
-        <w:t>4 Обговорення результатів</w:t>
+          <w:highlight w:val="cyan"/>
+          <w:lang w:val="ru-RU"/>
+        </w:rPr>
+        <w:t xml:space="preserve">3.5 Порівняння з базовими методами</w:t>
       </w:r>
     </w:p>
     <w:p>
@@ -11005,22 +11007,16 @@
         <w:ind w:firstLine="567"/>
         <w:jc w:val="both"/>
         <w:rPr>
-          <w:lang w:val="ru-RU"/>
-        </w:rPr>
-      </w:pPr>
-      <w:r>
-        <w:rPr>
-          <w:lang w:val="ru-RU"/>
-        </w:rPr>
-        <w:lastRenderedPageBreak/>
-        <w:t>Пояснення у цій системі збігається з самим рішенням. Немає окремої моделі, яка наближала б поведінку класифікатора ззовні. Відтворення за збереженими даними показує конкретний ланцюг: операції редагування, сумарну вартість, нормувальну складність, подібність і підсумкову оцінку. Поознаковий штраф 1,000 і повна вартість заміщення вузла 1,010, 1,103 або 1,302 є різними рівнями цього розкладу.</w:t>
-      </w:r>
+          <w:highlight w:val="cyan"/>
+          <w:lang w:val="ru-RU"/>
+        </w:rPr>
+      </w:pPr>
       <w:r>
         <w:rPr>
           <w:highlight w:val="cyan"/>
           <w:lang w:val="uk-UA"/>
         </w:rPr>
-        <w:t xml:space="preserve"> Табл. 6 показує, що той самий розклад відтворюється для всієї групи помилок 2→7, а не лише для одного зображення.</w:t>
+        <w:t xml:space="preserve">Базові методи навчено на тих самих 805 зразках, з яких сформовано концепти (76 оригіналів з аугментаціями, 100×100 пікселів): SVM з RBF-ядром, багатошаровий перцептрон (MLP), згорткову мережу (CNN), класифікатор найближчого центроїда і k найближчих сусідів (k-NN). Оцінювання виконано на 8 708 повних тестових зображеннях за архівним переліком, що на одне більше, ніж у табл. 3; одне зображення змінює точність на 0,011 п. п. MLP і CNN навчено до збіжності з ранньою зупинкою на десяти відкладених оригіналах, по одному на клас, і окремо протягом однієї епохи. Для них наведено середнє й стандартне відхилення за п'ятьма запусками з різними початковими значеннями генератора. Умови й результати порівняння збережено в репозиторії проєкту (каталог experiments/classical_baselines_20260910T113940Z).</w:t>
       </w:r>
     </w:p>
     <w:p>
@@ -11029,21 +11025,743 @@
         <w:ind w:firstLine="567"/>
         <w:jc w:val="both"/>
         <w:rPr>
-          <w:lang w:val="ru-RU"/>
-        </w:rPr>
-      </w:pPr>
-      <w:r>
-        <w:rPr>
-          <w:lang w:val="uk-UA"/>
-        </w:rPr>
-        <w:t xml:space="preserve">Для mnist_test_2_00766 зафіксовано ациклічний розгалужений граф і три виходи за інтервали 2_1. </w:t>
-      </w:r>
+          <w:highlight w:val="cyan"/>
+          <w:lang w:val="ru-RU"/>
+        </w:rPr>
+      </w:pPr>
       <w:r>
         <w:rPr>
           <w:highlight w:val="cyan"/>
           <w:lang w:val="uk-UA"/>
         </w:rPr>
-        <w:t xml:space="preserve">Для всієї пари 2→7 трасування встановлює етап, на якому петлі вже немає, і те, що 2_1 програє 7_1 за подібністю (табл. 6). Чи програє він через ті самі поознакові штрафи, лишається гіпотезою: поознакових трасувань та експериментів зі втручанням для решти 110 випадків немає.</w:t>
+        <w:t xml:space="preserve">Найкраща з базових моделей, SVM, досягає точності 79,70 %, на 11,43 п. п. нижче за систему (табл. 7). Після однієї епохи, тобто одного проходу навчальних даних, точність MLP становить 67,13 %, а CNN — 59,00 %. Повнота системи за класами лежить у межах 18,93 п. п., у SVM — у межах 49,25 п. п. Розрив створюють переважно класи 3, 5 і 8, а на класах 2 і 4 повнота SVM вища, ніж у системи.</w:t>
+      </w:r>
+    </w:p>
+    <w:p>
+      <w:pPr>
+        <w:keepNext/>
+        <w:spacing w:before="120" w:after="0" w:line="280" w:lineRule="exact"/>
+        <w:jc w:val="center"/>
+      </w:pPr>
+      <w:r>
+        <w:rPr>
+          <w:b/>
+          <w:i/>
+          <w:sz w:val="18"/>
+          <w:highlight w:val="cyan"/>
+          <w:lang w:val="uk-UA"/>
+        </w:rPr>
+        <w:t xml:space="preserve">Таблиця 7 – Точність базових методів, навчених на тих самих 805 зразках</w:t>
+      </w:r>
+    </w:p>
+    <w:tbl>
+      <w:tblPr>
+        <w:tblStyle w:val="aff0"/>
+        <w:tblW w:w="0" w:type="auto"/>
+        <w:jc w:val="center"/>
+        <w:tblLook w:val="04A0" w:firstRow="1" w:lastRow="0" w:firstColumn="1" w:lastColumn="0" w:noHBand="0" w:noVBand="1"/>
+      </w:tblPr>
+      <w:tblGrid>
+        <w:gridCol w:w="2700"/>
+        <w:gridCol w:w="2338"/>
+        <w:gridCol w:w="2300"/>
+        <w:gridCol w:w="2300"/>
+      </w:tblGrid>
+      <w:tr>
+        <w:trPr>
+          <w:tblHeader/>
+          <w:jc w:val="center"/>
+        </w:trPr>
+        <w:tc>
+          <w:tcPr>
+            <w:tcW w:w="2700" w:type="dxa"/>
+          </w:tcPr>
+          <w:p>
+            <w:pPr>
+              <w:jc w:val="center"/>
+            </w:pPr>
+            <w:r>
+              <w:rPr>
+                <w:b/>
+                <w:sz w:val="18"/>
+                <w:highlight w:val="cyan"/>
+                <w:lang w:val="uk-UA"/>
+              </w:rPr>
+              <w:t xml:space="preserve">Модель</w:t>
+            </w:r>
+          </w:p>
+        </w:tc>
+        <w:tc>
+          <w:tcPr>
+            <w:tcW w:w="2338" w:type="dxa"/>
+          </w:tcPr>
+          <w:p>
+            <w:pPr>
+              <w:jc w:val="center"/>
+            </w:pPr>
+            <w:r>
+              <w:rPr>
+                <w:b/>
+                <w:sz w:val="18"/>
+                <w:highlight w:val="cyan"/>
+                <w:lang w:val="uk-UA"/>
+              </w:rPr>
+              <w:t xml:space="preserve">Навчання</w:t>
+            </w:r>
+          </w:p>
+        </w:tc>
+        <w:tc>
+          <w:tcPr>
+            <w:tcW w:w="2300" w:type="dxa"/>
+          </w:tcPr>
+          <w:p>
+            <w:pPr>
+              <w:jc w:val="center"/>
+            </w:pPr>
+            <w:r>
+              <w:rPr>
+                <w:b/>
+                <w:sz w:val="18"/>
+                <w:highlight w:val="cyan"/>
+                <w:lang w:val="uk-UA"/>
+              </w:rPr>
+              <w:t xml:space="preserve">Точність, %</w:t>
+            </w:r>
+          </w:p>
+        </w:tc>
+        <w:tc>
+          <w:tcPr>
+            <w:tcW w:w="2300" w:type="dxa"/>
+          </w:tcPr>
+          <w:p>
+            <w:pPr>
+              <w:jc w:val="center"/>
+            </w:pPr>
+            <w:r>
+              <w:rPr>
+                <w:b/>
+                <w:sz w:val="18"/>
+                <w:highlight w:val="cyan"/>
+                <w:lang w:val="uk-UA"/>
+              </w:rPr>
+              <w:t xml:space="preserve">Повнота за класами, %</w:t>
+            </w:r>
+          </w:p>
+        </w:tc>
+      </w:tr>
+      <w:tr>
+        <w:trPr>
+          <w:jc w:val="center"/>
+        </w:trPr>
+        <w:tc>
+          <w:tcPr>
+            <w:tcW w:w="2700" w:type="dxa"/>
+          </w:tcPr>
+          <w:p>
+            <w:r>
+              <w:rPr>
+                <w:sz w:val="18"/>
+                <w:highlight w:val="cyan"/>
+                <w:lang w:val="uk-UA"/>
+              </w:rPr>
+              <w:t xml:space="preserve">Система (ця робота)</w:t>
+            </w:r>
+          </w:p>
+        </w:tc>
+        <w:tc>
+          <w:tcPr>
+            <w:tcW w:w="2338" w:type="dxa"/>
+          </w:tcPr>
+          <w:p>
+            <w:pPr>
+              <w:jc w:val="center"/>
+            </w:pPr>
+            <w:r>
+              <w:rPr>
+                <w:sz w:val="18"/>
+                <w:highlight w:val="cyan"/>
+                <w:lang w:val="uk-UA"/>
+              </w:rPr>
+              <w:t xml:space="preserve">один прохід формування</w:t>
+            </w:r>
+          </w:p>
+        </w:tc>
+        <w:tc>
+          <w:tcPr>
+            <w:tcW w:w="2300" w:type="dxa"/>
+          </w:tcPr>
+          <w:p>
+            <w:pPr>
+              <w:jc w:val="center"/>
+            </w:pPr>
+            <w:r>
+              <w:rPr>
+                <w:sz w:val="18"/>
+                <w:highlight w:val="cyan"/>
+                <w:lang w:val="uk-UA"/>
+              </w:rPr>
+              <w:t xml:space="preserve">91,13</w:t>
+            </w:r>
+          </w:p>
+        </w:tc>
+        <w:tc>
+          <w:tcPr>
+            <w:tcW w:w="2300" w:type="dxa"/>
+          </w:tcPr>
+          <w:p>
+            <w:pPr>
+              <w:jc w:val="center"/>
+            </w:pPr>
+            <w:r>
+              <w:rPr>
+                <w:sz w:val="18"/>
+                <w:highlight w:val="cyan"/>
+                <w:lang w:val="uk-UA"/>
+              </w:rPr>
+              <w:t xml:space="preserve">77,59–96,52</w:t>
+            </w:r>
+          </w:p>
+        </w:tc>
+      </w:tr>
+      <w:tr>
+        <w:trPr>
+          <w:jc w:val="center"/>
+        </w:trPr>
+        <w:tc>
+          <w:tcPr>
+            <w:tcW w:w="2700" w:type="dxa"/>
+          </w:tcPr>
+          <w:p>
+            <w:r>
+              <w:rPr>
+                <w:sz w:val="18"/>
+                <w:highlight w:val="cyan"/>
+                <w:lang w:val="uk-UA"/>
+              </w:rPr>
+              <w:t xml:space="preserve">SVM, RBF-ядро</w:t>
+            </w:r>
+          </w:p>
+        </w:tc>
+        <w:tc>
+          <w:tcPr>
+            <w:tcW w:w="2338" w:type="dxa"/>
+          </w:tcPr>
+          <w:p>
+            <w:pPr>
+              <w:jc w:val="center"/>
+            </w:pPr>
+            <w:r>
+              <w:rPr>
+                <w:sz w:val="18"/>
+                <w:highlight w:val="cyan"/>
+                <w:lang w:val="uk-UA"/>
+              </w:rPr>
+              <w:t xml:space="preserve">одноразове</w:t>
+            </w:r>
+          </w:p>
+        </w:tc>
+        <w:tc>
+          <w:tcPr>
+            <w:tcW w:w="2300" w:type="dxa"/>
+          </w:tcPr>
+          <w:p>
+            <w:pPr>
+              <w:jc w:val="center"/>
+            </w:pPr>
+            <w:r>
+              <w:rPr>
+                <w:sz w:val="18"/>
+                <w:highlight w:val="cyan"/>
+                <w:lang w:val="uk-UA"/>
+              </w:rPr>
+              <w:t xml:space="preserve">79,70</w:t>
+            </w:r>
+          </w:p>
+        </w:tc>
+        <w:tc>
+          <w:tcPr>
+            <w:tcW w:w="2300" w:type="dxa"/>
+          </w:tcPr>
+          <w:p>
+            <w:pPr>
+              <w:jc w:val="center"/>
+            </w:pPr>
+            <w:r>
+              <w:rPr>
+                <w:sz w:val="18"/>
+                <w:highlight w:val="cyan"/>
+                <w:lang w:val="uk-UA"/>
+              </w:rPr>
+              <w:t xml:space="preserve">48,09–97,34</w:t>
+            </w:r>
+          </w:p>
+        </w:tc>
+      </w:tr>
+      <w:tr>
+        <w:trPr>
+          <w:jc w:val="center"/>
+        </w:trPr>
+        <w:tc>
+          <w:tcPr>
+            <w:tcW w:w="2700" w:type="dxa"/>
+          </w:tcPr>
+          <w:p>
+            <w:r>
+              <w:rPr>
+                <w:sz w:val="18"/>
+                <w:highlight w:val="cyan"/>
+                <w:lang w:val="uk-UA"/>
+              </w:rPr>
+              <w:t xml:space="preserve">MLP</w:t>
+            </w:r>
+          </w:p>
+        </w:tc>
+        <w:tc>
+          <w:tcPr>
+            <w:tcW w:w="2338" w:type="dxa"/>
+          </w:tcPr>
+          <w:p>
+            <w:pPr>
+              <w:jc w:val="center"/>
+            </w:pPr>
+            <w:r>
+              <w:rPr>
+                <w:sz w:val="18"/>
+                <w:highlight w:val="cyan"/>
+                <w:lang w:val="uk-UA"/>
+              </w:rPr>
+              <w:t xml:space="preserve">до збіжності</w:t>
+            </w:r>
+          </w:p>
+        </w:tc>
+        <w:tc>
+          <w:tcPr>
+            <w:tcW w:w="2300" w:type="dxa"/>
+          </w:tcPr>
+          <w:p>
+            <w:pPr>
+              <w:jc w:val="center"/>
+            </w:pPr>
+            <w:r>
+              <w:rPr>
+                <w:sz w:val="18"/>
+                <w:highlight w:val="cyan"/>
+                <w:lang w:val="uk-UA"/>
+              </w:rPr>
+              <w:t xml:space="preserve">75,71 ± 3,22</w:t>
+            </w:r>
+          </w:p>
+        </w:tc>
+        <w:tc>
+          <w:tcPr>
+            <w:tcW w:w="2300" w:type="dxa"/>
+          </w:tcPr>
+          <w:p>
+            <w:pPr>
+              <w:jc w:val="center"/>
+            </w:pPr>
+            <w:r>
+              <w:rPr>
+                <w:sz w:val="18"/>
+                <w:highlight w:val="cyan"/>
+                <w:lang w:val="uk-UA"/>
+              </w:rPr>
+              <w:t xml:space="preserve">53,16–97,25</w:t>
+            </w:r>
+          </w:p>
+        </w:tc>
+      </w:tr>
+      <w:tr>
+        <w:trPr>
+          <w:jc w:val="center"/>
+        </w:trPr>
+        <w:tc>
+          <w:tcPr>
+            <w:tcW w:w="2700" w:type="dxa"/>
+          </w:tcPr>
+          <w:p>
+            <w:r>
+              <w:rPr>
+                <w:sz w:val="18"/>
+                <w:highlight w:val="cyan"/>
+                <w:lang w:val="uk-UA"/>
+              </w:rPr>
+              <w:t xml:space="preserve">CNN</w:t>
+            </w:r>
+          </w:p>
+        </w:tc>
+        <w:tc>
+          <w:tcPr>
+            <w:tcW w:w="2338" w:type="dxa"/>
+          </w:tcPr>
+          <w:p>
+            <w:pPr>
+              <w:jc w:val="center"/>
+            </w:pPr>
+            <w:r>
+              <w:rPr>
+                <w:sz w:val="18"/>
+                <w:highlight w:val="cyan"/>
+                <w:lang w:val="uk-UA"/>
+              </w:rPr>
+              <w:t xml:space="preserve">до збіжності</w:t>
+            </w:r>
+          </w:p>
+        </w:tc>
+        <w:tc>
+          <w:tcPr>
+            <w:tcW w:w="2300" w:type="dxa"/>
+          </w:tcPr>
+          <w:p>
+            <w:pPr>
+              <w:jc w:val="center"/>
+            </w:pPr>
+            <w:r>
+              <w:rPr>
+                <w:sz w:val="18"/>
+                <w:highlight w:val="cyan"/>
+                <w:lang w:val="uk-UA"/>
+              </w:rPr>
+              <w:t xml:space="preserve">75,33 ± 1,66</w:t>
+            </w:r>
+          </w:p>
+        </w:tc>
+        <w:tc>
+          <w:tcPr>
+            <w:tcW w:w="2300" w:type="dxa"/>
+          </w:tcPr>
+          <w:p>
+            <w:pPr>
+              <w:jc w:val="center"/>
+            </w:pPr>
+            <w:r>
+              <w:rPr>
+                <w:sz w:val="18"/>
+                <w:highlight w:val="cyan"/>
+                <w:lang w:val="uk-UA"/>
+              </w:rPr>
+              <w:t xml:space="preserve">45,26–96,85</w:t>
+            </w:r>
+          </w:p>
+        </w:tc>
+      </w:tr>
+      <w:tr>
+        <w:trPr>
+          <w:jc w:val="center"/>
+        </w:trPr>
+        <w:tc>
+          <w:tcPr>
+            <w:tcW w:w="2700" w:type="dxa"/>
+          </w:tcPr>
+          <w:p>
+            <w:r>
+              <w:rPr>
+                <w:sz w:val="18"/>
+                <w:highlight w:val="cyan"/>
+                <w:lang w:val="uk-UA"/>
+              </w:rPr>
+              <w:t xml:space="preserve">Найближчий центроїд</w:t>
+            </w:r>
+          </w:p>
+        </w:tc>
+        <w:tc>
+          <w:tcPr>
+            <w:tcW w:w="2338" w:type="dxa"/>
+          </w:tcPr>
+          <w:p>
+            <w:pPr>
+              <w:jc w:val="center"/>
+            </w:pPr>
+            <w:r>
+              <w:rPr>
+                <w:sz w:val="18"/>
+                <w:highlight w:val="cyan"/>
+                <w:lang w:val="uk-UA"/>
+              </w:rPr>
+              <w:t xml:space="preserve">одноразове</w:t>
+            </w:r>
+          </w:p>
+        </w:tc>
+        <w:tc>
+          <w:tcPr>
+            <w:tcW w:w="2300" w:type="dxa"/>
+          </w:tcPr>
+          <w:p>
+            <w:pPr>
+              <w:jc w:val="center"/>
+            </w:pPr>
+            <w:r>
+              <w:rPr>
+                <w:sz w:val="18"/>
+                <w:highlight w:val="cyan"/>
+                <w:lang w:val="uk-UA"/>
+              </w:rPr>
+              <w:t xml:space="preserve">75,17</w:t>
+            </w:r>
+          </w:p>
+        </w:tc>
+        <w:tc>
+          <w:tcPr>
+            <w:tcW w:w="2300" w:type="dxa"/>
+          </w:tcPr>
+          <w:p>
+            <w:pPr>
+              <w:jc w:val="center"/>
+            </w:pPr>
+            <w:r>
+              <w:rPr>
+                <w:sz w:val="18"/>
+                <w:highlight w:val="cyan"/>
+                <w:lang w:val="uk-UA"/>
+              </w:rPr>
+              <w:t xml:space="preserve">60,55–89,11</w:t>
+            </w:r>
+          </w:p>
+        </w:tc>
+      </w:tr>
+      <w:tr>
+        <w:trPr>
+          <w:jc w:val="center"/>
+        </w:trPr>
+        <w:tc>
+          <w:tcPr>
+            <w:tcW w:w="2700" w:type="dxa"/>
+          </w:tcPr>
+          <w:p>
+            <w:r>
+              <w:rPr>
+                <w:sz w:val="18"/>
+                <w:highlight w:val="cyan"/>
+                <w:lang w:val="uk-UA"/>
+              </w:rPr>
+              <w:t xml:space="preserve">k-NN, k = 1</w:t>
+            </w:r>
+          </w:p>
+        </w:tc>
+        <w:tc>
+          <w:tcPr>
+            <w:tcW w:w="2338" w:type="dxa"/>
+          </w:tcPr>
+          <w:p>
+            <w:pPr>
+              <w:jc w:val="center"/>
+            </w:pPr>
+            <w:r>
+              <w:rPr>
+                <w:sz w:val="18"/>
+                <w:highlight w:val="cyan"/>
+                <w:lang w:val="uk-UA"/>
+              </w:rPr>
+              <w:t xml:space="preserve">одноразове</w:t>
+            </w:r>
+          </w:p>
+        </w:tc>
+        <w:tc>
+          <w:tcPr>
+            <w:tcW w:w="2300" w:type="dxa"/>
+          </w:tcPr>
+          <w:p>
+            <w:pPr>
+              <w:jc w:val="center"/>
+            </w:pPr>
+            <w:r>
+              <w:rPr>
+                <w:sz w:val="18"/>
+                <w:highlight w:val="cyan"/>
+                <w:lang w:val="uk-UA"/>
+              </w:rPr>
+              <w:t xml:space="preserve">73,08</w:t>
+            </w:r>
+          </w:p>
+        </w:tc>
+        <w:tc>
+          <w:tcPr>
+            <w:tcW w:w="2300" w:type="dxa"/>
+          </w:tcPr>
+          <w:p>
+            <w:pPr>
+              <w:jc w:val="center"/>
+            </w:pPr>
+            <w:r>
+              <w:rPr>
+                <w:sz w:val="18"/>
+                <w:highlight w:val="cyan"/>
+                <w:lang w:val="uk-UA"/>
+              </w:rPr>
+              <w:t xml:space="preserve">48,97–93,94</w:t>
+            </w:r>
+          </w:p>
+        </w:tc>
+      </w:tr>
+      <w:tr>
+        <w:trPr>
+          <w:jc w:val="center"/>
+        </w:trPr>
+        <w:tc>
+          <w:tcPr>
+            <w:tcW w:w="2700" w:type="dxa"/>
+          </w:tcPr>
+          <w:p>
+            <w:r>
+              <w:rPr>
+                <w:sz w:val="18"/>
+                <w:highlight w:val="cyan"/>
+                <w:lang w:val="uk-UA"/>
+              </w:rPr>
+              <w:t xml:space="preserve">MLP</w:t>
+            </w:r>
+          </w:p>
+        </w:tc>
+        <w:tc>
+          <w:tcPr>
+            <w:tcW w:w="2338" w:type="dxa"/>
+          </w:tcPr>
+          <w:p>
+            <w:pPr>
+              <w:jc w:val="center"/>
+            </w:pPr>
+            <w:r>
+              <w:rPr>
+                <w:sz w:val="18"/>
+                <w:highlight w:val="cyan"/>
+                <w:lang w:val="uk-UA"/>
+              </w:rPr>
+              <w:t xml:space="preserve">одна епоха</w:t>
+            </w:r>
+          </w:p>
+        </w:tc>
+        <w:tc>
+          <w:tcPr>
+            <w:tcW w:w="2300" w:type="dxa"/>
+          </w:tcPr>
+          <w:p>
+            <w:pPr>
+              <w:jc w:val="center"/>
+            </w:pPr>
+            <w:r>
+              <w:rPr>
+                <w:sz w:val="18"/>
+                <w:highlight w:val="cyan"/>
+                <w:lang w:val="uk-UA"/>
+              </w:rPr>
+              <w:t xml:space="preserve">67,13 ± 5,44</w:t>
+            </w:r>
+          </w:p>
+        </w:tc>
+        <w:tc>
+          <w:tcPr>
+            <w:tcW w:w="2300" w:type="dxa"/>
+          </w:tcPr>
+          <w:p>
+            <w:pPr>
+              <w:jc w:val="center"/>
+            </w:pPr>
+            <w:r>
+              <w:rPr>
+                <w:sz w:val="18"/>
+                <w:highlight w:val="cyan"/>
+                <w:lang w:val="uk-UA"/>
+              </w:rPr>
+              <w:t xml:space="preserve">29,91–97,43</w:t>
+            </w:r>
+          </w:p>
+        </w:tc>
+      </w:tr>
+      <w:tr>
+        <w:trPr>
+          <w:jc w:val="center"/>
+        </w:trPr>
+        <w:tc>
+          <w:tcPr>
+            <w:tcW w:w="2700" w:type="dxa"/>
+          </w:tcPr>
+          <w:p>
+            <w:r>
+              <w:rPr>
+                <w:sz w:val="18"/>
+                <w:highlight w:val="cyan"/>
+                <w:lang w:val="uk-UA"/>
+              </w:rPr>
+              <w:t xml:space="preserve">CNN</w:t>
+            </w:r>
+          </w:p>
+        </w:tc>
+        <w:tc>
+          <w:tcPr>
+            <w:tcW w:w="2338" w:type="dxa"/>
+          </w:tcPr>
+          <w:p>
+            <w:pPr>
+              <w:jc w:val="center"/>
+            </w:pPr>
+            <w:r>
+              <w:rPr>
+                <w:sz w:val="18"/>
+                <w:highlight w:val="cyan"/>
+                <w:lang w:val="uk-UA"/>
+              </w:rPr>
+              <w:t xml:space="preserve">одна епоха</w:t>
+            </w:r>
+          </w:p>
+        </w:tc>
+        <w:tc>
+          <w:tcPr>
+            <w:tcW w:w="2300" w:type="dxa"/>
+          </w:tcPr>
+          <w:p>
+            <w:pPr>
+              <w:jc w:val="center"/>
+            </w:pPr>
+            <w:r>
+              <w:rPr>
+                <w:sz w:val="18"/>
+                <w:highlight w:val="cyan"/>
+                <w:lang w:val="uk-UA"/>
+              </w:rPr>
+              <w:t xml:space="preserve">59,00 ± 6,47</w:t>
+            </w:r>
+          </w:p>
+        </w:tc>
+        <w:tc>
+          <w:tcPr>
+            <w:tcW w:w="2300" w:type="dxa"/>
+          </w:tcPr>
+          <w:p>
+            <w:pPr>
+              <w:jc w:val="center"/>
+            </w:pPr>
+            <w:r>
+              <w:rPr>
+                <w:sz w:val="18"/>
+                <w:highlight w:val="cyan"/>
+                <w:lang w:val="uk-UA"/>
+              </w:rPr>
+              <w:t xml:space="preserve">18,27–89,85</w:t>
+            </w:r>
+          </w:p>
+        </w:tc>
+      </w:tr>
+    </w:tbl>
+    <w:p>
+      <w:pPr>
+        <w:spacing w:after="0" w:line="280" w:lineRule="exact"/>
+        <w:jc w:val="both"/>
+      </w:pPr>
+    </w:p>
+    <w:p>
+      <w:pPr>
+        <w:spacing w:before="160" w:after="80" w:line="280" w:lineRule="exact"/>
+        <w:jc w:val="both"/>
+        <w:rPr>
+          <w:lang w:val="ru-RU"/>
+        </w:rPr>
+      </w:pPr>
+      <w:r>
+        <w:rPr>
+          <w:b/>
+          <w:lang w:val="ru-RU"/>
+        </w:rPr>
+        <w:t>4 Обговорення результатів</w:t>
       </w:r>
     </w:p>
     <w:p>
@@ -11051,46 +11769,23 @@
         <w:spacing w:after="0" w:line="280" w:lineRule="exact"/>
         <w:ind w:firstLine="567"/>
         <w:jc w:val="both"/>
-      </w:pPr>
-      <w:r>
-        <w:rPr>
-          <w:lang w:val="uk-UA"/>
-        </w:rPr>
-        <w:t xml:space="preserve">Оцінювання обмежене ручним фільтром, що вилучив 12,93 % MNIST нерівномірно за класами. </w:t>
+        <w:rPr>
+          <w:lang w:val="ru-RU"/>
+        </w:rPr>
+      </w:pPr>
+      <w:r>
+        <w:rPr>
+          <w:lang w:val="ru-RU"/>
+        </w:rPr>
+        <w:lastRenderedPageBreak/>
+        <w:t>Пояснення у цій системі збігається з самим рішенням. Немає окремої моделі, яка наближала б поведінку класифікатора ззовні. Відтворення за збереженими даними показує конкретний ланцюг: операції редагування, сумарну вартість, нормувальну складність, подібність і підсумкову оцінку. Поознаковий штраф 1,000 і повна вартість заміщення вузла 1,010, 1,103 або 1,302 є різними рівнями цього розкладу.</w:t>
       </w:r>
       <w:r>
         <w:rPr>
           <w:highlight w:val="cyan"/>
           <w:lang w:val="uk-UA"/>
         </w:rPr>
-        <w:t xml:space="preserve">Ручний відбір 76 оригіналів є свідомим обмеженням методу (підрозділ 2.2): результат дійсний для концептів, сформованих зі структурно правильних написань, а чутливість точності до конкретного відбору, порядку подання й невідомого точного діапазону аугментації не вимірювали. Параметри табл. 1 підібрано емпірично в серії попередніх експериментів на тому самому тестовому розбитті; окремої валідаційної вибірки й абляцій за кожним параметром не було, тому точність може бути завищеною. </w:t>
-      </w:r>
-      <w:r>
-        <w:rPr>
-          <w:lang w:val="uk-UA"/>
-        </w:rPr>
-        <w:t xml:space="preserve">Контурне подання відкидає текстуру й градієнти, а розірвані контури потребують асоціативного механізму, якого система не має. </w:t>
-      </w:r>
-      <w:r>
-        <w:rPr>
-          <w:highlight w:val="cyan"/>
-          <w:lang w:val="uk-UA"/>
-        </w:rPr>
-        <w:t xml:space="preserve">Код системи, конфігурацію експерименту,</w:t>
-      </w:r>
-      <w:r>
-        <w:rPr>
-          <w:highlight w:val="cyan"/>
-          <w:lang w:val="uk-UA"/>
-        </w:rPr>
-        <w:t xml:space="preserve"> ручну розмітку повноти контуру (архів datasets.zip),</w:t>
-      </w:r>
-      <w:r>
-        <w:rPr>
-          <w:highlight w:val="cyan"/>
-          <w:lang w:val="uk-UA"/>
-        </w:rPr>
-        <w:t xml:space="preserve"> збережений алфавіт концептів і перелік помилкових рішень опубліковано у відкритому репозиторії https://github.com/NaturalAGI-Lab/NaturalAGI.</w:t>
+        <w:t xml:space="preserve"> Табл. 6 показує, що той самий розклад відтворюється для всієї групи помилок 2→7, а не лише для одного зображення.</w:t>
       </w:r>
     </w:p>
     <w:p>
@@ -11098,29 +11793,22 @@
         <w:spacing w:after="0" w:line="280" w:lineRule="exact"/>
         <w:ind w:firstLine="567"/>
         <w:jc w:val="both"/>
-      </w:pPr>
+        <w:rPr>
+          <w:lang w:val="ru-RU"/>
+        </w:rPr>
+      </w:pPr>
+      <w:r>
+        <w:rPr>
+          <w:lang w:val="uk-UA"/>
+        </w:rPr>
+        <w:t xml:space="preserve">Для mnist_test_2_00766 зафіксовано ациклічний розгалужений граф і три виходи за інтервали 2_1. </w:t>
+      </w:r>
       <w:r>
         <w:rPr>
           <w:highlight w:val="cyan"/>
           <w:lang w:val="uk-UA"/>
         </w:rPr>
-        <w:t xml:space="preserve">Найближчі аналоги цього підходу належать до трьох груп. Першу утворюють структурні методи зіставлення форми. Belongie et al. [42] описують кожну точку контуру контекстом форми й шукають відповідність точок двочастковим призначенням; класифікатор найближчого сусіда з цією мірою має на MNIST 0,63 % помилки. Dutta and Sahbi [43] перетворюють кожну цифру MNIST на скелетний граф і класифікують його вкладення графлетів методом опорних векторів. Другу групу становлять методи, що навчаються з одного чи кількох прикладів. Xu and Mestetskiy [44] подають рукописний ієрогліф плоским геометричним графом і шукають знаки за одним зразком запиту, розв'язуючи задачу про призначення, а метод лишається повністю інтерпретованим; Gan et al. [23] будують на скелетних графах ієрогліфів навчену мережу. Третю групу утворюють прототипні моделі, пояснювані за побудовою: прототипний шар Li et al. [45] і прототипи-фрагменти PIP-Net [46] пояснюють рішення подібністю до засвоєних прикладів. На відміну від цих робіт, тут клас подано графом концепту, сформованим структурною редукцією з 3–9 оригіналів, а рішення розкладається на операції редагування та поознакові вартості. Кількісно з цими методами на тій самій підмножині MNIST систему не порівнювали; числа з їхніх праць отримано за інших умов навчання й оцінювання.</w:t>
-      </w:r>
-    </w:p>
-    <w:p>
-      <w:pPr>
-        <w:spacing w:before="160" w:after="80" w:line="280" w:lineRule="exact"/>
-        <w:jc w:val="both"/>
-        <w:rPr>
-          <w:lang w:val="ru-RU"/>
-        </w:rPr>
-      </w:pPr>
-      <w:r>
-        <w:rPr>
-          <w:b/>
-          <w:lang w:val="ru-RU"/>
-        </w:rPr>
-        <w:t>5 Висновки</w:t>
+        <w:t xml:space="preserve">Для всієї пари 2→7 трасування встановлює етап, на якому петлі вже немає, і те, що 2_1 програє 7_1 за подібністю (табл. 6). Чи програє він через ті самі поознакові штрафи, лишається гіпотезою: поознакових трасувань та експериментів зі втручанням для решти 110 випадків немає. Розбір обмежено найчисленнішою помилкою, бо поознакове трасування кожного випадку кратно збільшило б обсяг статті. Методика трасування не залежить від класу. Для помилок інших класів вона показує причини того самого роду: концепт істинного класу не допущено до порівняння через розбіжність топології, він програє за подібністю через ознаки поза інтервалами або рішення змінює поправка на складність. Приклади поознакових трасувань помилок інших класів і правильних рішень наведено в репозиторії проєкту: https://github.com/NaturalAGI-Lab/NaturalAGI/tree/development/experiments/run_20261023_155807/traces. Їх виконано в повторному експерименті з перенавченими концептами, точність якого становить 90,05 %.</w:t>
       </w:r>
     </w:p>
     <w:p>
@@ -11131,10 +11819,43 @@
       </w:pPr>
       <w:r>
         <w:rPr>
+          <w:lang w:val="uk-UA"/>
+        </w:rPr>
+        <w:t xml:space="preserve">Оцінювання обмежене ручним фільтром, що вилучив 12,93 % MNIST нерівномірно за класами. </w:t>
+      </w:r>
+      <w:r>
+        <w:rPr>
           <w:highlight w:val="cyan"/>
           <w:lang w:val="uk-UA"/>
         </w:rPr>
-        <w:t xml:space="preserve">Мету досягнуто за всіма трьома критеріями підрозділу 1.3: алфавіт сформовано без зворотного поширення помилки з 3–9 оригіналів на концепт; нижня межа 95 % довірчого інтервалу точності становить 90,52 %; рішення відтворюється за збереженими даними від операцій редагування до оцінки. Результати за завданнями такі.</w:t>
+        <w:t xml:space="preserve">Ручний відбір 76 оригіналів є свідомим обмеженням методу (підрозділ 2.2): результат дійсний для концептів, сформованих зі структурно правильних написань, а чутливість точності до конкретного відбору, порядку подання й невідомого точного діапазону аугментації не вимірювали. Як і будь-яка модель, зокрема штучна нейронна мережа, система має початкові умови, які задає розробник: системи координат і їх сегментацію, типи ознак вузлів і вартості зіставлення (табл. 1). У біологічній системі подібні початкові умови задають сенсорні системи, що формують первинні примітиви сприйняття. Сенсорну систему ця робота не моделює: етап формування первинних примітивів замінено евристичним заданням параметрів, і це обмеження моделі. Параметри табл. 1 підібрано емпірично в серії попередніх експериментів на тому самому тестовому розбитті; окремої валідаційної вибірки й абляцій за кожним параметром не було, тому точність може бути завищеною. </w:t>
+      </w:r>
+      <w:r>
+        <w:rPr>
+          <w:lang w:val="uk-UA"/>
+        </w:rPr>
+        <w:t xml:space="preserve">Контурне подання відкидає текстуру й градієнти, а розірвані контури потребують асоціативного механізму, якого система не має. </w:t>
+      </w:r>
+      <w:r>
+        <w:rPr>
+          <w:highlight w:val="cyan"/>
+          <w:lang w:val="uk-UA"/>
+        </w:rPr>
+        <w:t xml:space="preserve">Код системи, конфігурацію експерименту,</w:t>
+      </w:r>
+      <w:r>
+        <w:rPr>
+          <w:highlight w:val="cyan"/>
+          <w:lang w:val="uk-UA"/>
+        </w:rPr>
+        <w:t xml:space="preserve"> ручну розмітку повноти контуру (архів datasets.zip),</w:t>
+      </w:r>
+      <w:r>
+        <w:rPr>
+          <w:highlight w:val="cyan"/>
+          <w:lang w:val="uk-UA"/>
+        </w:rPr>
+        <w:t xml:space="preserve"> збережений алфавіт концептів і перелік помилкових рішень опубліковано у відкритому репозиторії https://github.com/NaturalAGI-Lab/NaturalAGI.</w:t>
       </w:r>
     </w:p>
     <w:p>
@@ -11148,7 +11869,23 @@
           <w:highlight w:val="cyan"/>
           <w:lang w:val="uk-UA"/>
         </w:rPr>
-        <w:t xml:space="preserve">1. Подання Point–Vector з двома типами вузлів і 13 ознаками зберігає топологію контуру в структурі графа: замкненому контуру відповідає цикл, тому втрату петлі видно в графі. Усі 111 графів помилок 2→7 ациклічні.</w:t>
+        <w:t xml:space="preserve">Найближчі аналоги цього підходу належать до трьох груп. Першу утворюють структурні методи зіставлення форми. Belongie et al. [42] описують кожну точку контуру контекстом форми й шукають відповідність точок двочастковим призначенням; класифікатор найближчого сусіда з цією мірою має на MNIST 0,63 % помилки. Dutta and Sahbi [43] перетворюють кожну цифру MNIST на скелетний граф і класифікують його вкладення графлетів методом опорних векторів. Другу групу становлять методи, що навчаються з одного чи кількох прикладів. Xu and Mestetskiy [44] подають рукописний ієрогліф плоским геометричним графом і шукають знаки за одним зразком запиту, розв'язуючи задачу про призначення, а метод лишається повністю інтерпретованим; Gan et al. [23] будують на скелетних графах ієрогліфів навчену мережу. Третю групу утворюють прототипні моделі, пояснювані за побудовою: прототипний шар Li et al. [45] і прототипи-фрагменти PIP-Net [46] пояснюють рішення подібністю до засвоєних прикладів. На відміну від цих робіт, тут клас подано графом концепту, сформованим структурною редукцією з 3–9 оригіналів, а рішення розкладається на операції редагування та поознакові вартості. Кількісно з цими методами на тій самій підмножині MNIST систему не порівнювали; числа з їхніх праць отримано за інших умов навчання й оцінювання.</w:t>
+      </w:r>
+    </w:p>
+    <w:p>
+      <w:pPr>
+        <w:spacing w:before="160" w:after="80" w:line="280" w:lineRule="exact"/>
+        <w:jc w:val="both"/>
+        <w:rPr>
+          <w:lang w:val="ru-RU"/>
+        </w:rPr>
+      </w:pPr>
+      <w:r>
+        <w:rPr>
+          <w:b/>
+          <w:lang w:val="ru-RU"/>
+        </w:rPr>
+        <w:t>5 Висновки</w:t>
       </w:r>
     </w:p>
     <w:p>
@@ -11162,7 +11899,7 @@
           <w:highlight w:val="cyan"/>
           <w:lang w:val="uk-UA"/>
         </w:rPr>
-        <w:t xml:space="preserve">2. Для 10 класів цифр достатньо 13 концептів по 3–12 вузлів, сформованих одним проходом структурної редукції з 76 оригіналів (805 зразків з аугментаціями). Класи 1, 2 і 4 потребують двох підконцептів, бо їх пишуть у двох топологічно різних стилях.</w:t>
+        <w:t xml:space="preserve">Мету досягнуто за всіма трьома критеріями підрозділу 1.3: алфавіт сформовано без зворотного поширення помилки з 3–9 оригіналів на концепт; нижня межа 95 % довірчого інтервалу точності становить 90,52 %; рішення відтворюється за збереженими даними від операцій редагування до оцінки. Результати за завданнями такі.</w:t>
       </w:r>
     </w:p>
     <w:p>
@@ -11176,7 +11913,7 @@
           <w:highlight w:val="cyan"/>
           <w:lang w:val="uk-UA"/>
         </w:rPr>
-        <w:t xml:space="preserve">3. Діагностичне зважування робить рішення чутливим до виходу за вузькі інтервали: у трасуванні mnist_test_2_00766 три такі виходи дали заміщенням вузлів 2_1 вартості 1,010–1,302, тоді як п'ять заміщень 7_1 у межах інтервалів коштували 0,038–0,388.</w:t>
+        <w:t xml:space="preserve">1. Подання Point–Vector з двома типами вузлів і 13 ознаками зберігає топологію контуру в структурі графа: замкненому контуру відповідає цикл, тому втрату петлі видно в графі. Усі 111 графів помилок 2→7 ациклічні.</w:t>
       </w:r>
     </w:p>
     <w:p>
@@ -11184,125 +11921,13 @@
         <w:spacing w:after="0" w:line="280" w:lineRule="exact"/>
         <w:ind w:firstLine="567"/>
         <w:jc w:val="both"/>
-        <w:rPr>
-          <w:lang w:val="ru-RU"/>
-        </w:rPr>
-      </w:pPr>
-      <w:r>
-        <w:rPr>
-          <w:lang w:val="ru-RU"/>
-        </w:rPr>
-        <w:t>4. Ручний фільтр допустив 8</w:t>
-      </w:r>
-      <w:r>
-        <w:t> </w:t>
-      </w:r>
-      <w:r>
-        <w:rPr>
-          <w:lang w:val="ru-RU"/>
-        </w:rPr>
-        <w:t>707 із 10</w:t>
-      </w:r>
-      <w:r>
-        <w:t> </w:t>
-      </w:r>
-      <w:r>
-        <w:rPr>
-          <w:lang w:val="ru-RU"/>
-        </w:rPr>
-        <w:t xml:space="preserve">000 зображень </w:t>
-      </w:r>
-      <w:r>
-        <w:t>MNIST</w:t>
-      </w:r>
-      <w:r>
-        <w:rPr>
-          <w:lang w:val="ru-RU"/>
-        </w:rPr>
-        <w:t>; частка збережених зображень класу коливається від 59,75</w:t>
-      </w:r>
-      <w:r>
-        <w:t> </w:t>
-      </w:r>
-      <w:r>
-        <w:rPr>
-          <w:lang w:val="ru-RU"/>
-        </w:rPr>
-        <w:t>% до 99,47</w:t>
-      </w:r>
-      <w:r>
-        <w:t> </w:t>
-      </w:r>
-      <w:r>
-        <w:rPr>
-          <w:lang w:val="ru-RU"/>
-        </w:rPr>
-        <w:t>%. Точність становить 91,13</w:t>
-      </w:r>
-      <w:r>
-        <w:t> </w:t>
-      </w:r>
-      <w:r>
-        <w:rPr>
-          <w:lang w:val="ru-RU"/>
-        </w:rPr>
-        <w:t xml:space="preserve">%</w:t>
-      </w:r>
-      <w:r>
-        <w:rPr>
-          <w:highlight w:val="cyan"/>
-          <w:lang w:val="ru-RU"/>
-        </w:rPr>
-        <w:t xml:space="preserve"> (95 % ДІ 90,52–91,71 %)</w:t>
-      </w:r>
-      <w:r>
-        <w:rPr>
-          <w:lang w:val="ru-RU"/>
-        </w:rPr>
-        <w:t xml:space="preserve">; зважені влучність, повнота і </w:t>
-      </w:r>
-      <w:r>
-        <w:t>F</w:t>
-      </w:r>
-      <w:r>
-        <w:rPr>
-          <w:lang w:val="ru-RU"/>
-        </w:rPr>
-        <w:t>1 дорівнюють 91,92</w:t>
-      </w:r>
-      <w:r>
-        <w:t> </w:t>
-      </w:r>
-      <w:r>
-        <w:rPr>
-          <w:lang w:val="ru-RU"/>
-        </w:rPr>
-        <w:t>%, 91,13</w:t>
-      </w:r>
-      <w:r>
-        <w:t> </w:t>
-      </w:r>
-      <w:r>
-        <w:rPr>
-          <w:lang w:val="ru-RU"/>
-        </w:rPr>
-        <w:t>% і 91,34</w:t>
-      </w:r>
-      <w:r>
-        <w:t> </w:t>
-      </w:r>
-      <w:r>
-        <w:rPr>
-          <w:lang w:val="ru-RU"/>
-        </w:rPr>
-        <w:t>%.</w:t>
-      </w:r>
+      </w:pPr>
       <w:r>
         <w:rPr>
           <w:highlight w:val="cyan"/>
           <w:lang w:val="uk-UA"/>
         </w:rPr>
-        <w:t xml:space="preserve"> Найнижча повнота в класу 2 (77,59 %).</w:t>
+        <w:t xml:space="preserve">2. Для 10 класів цифр достатньо 13 концептів по 3–12 вузлів, сформованих одним проходом структурної редукції з 76 оригіналів (805 зразків з аугментаціями). Класи 1, 2 і 4 потребують двох підконцептів, бо їх пишуть у двох топологічно різних стилях.</w:t>
       </w:r>
     </w:p>
     <w:p>
@@ -11316,7 +11941,7 @@
           <w:highlight w:val="cyan"/>
           <w:lang w:val="uk-UA"/>
         </w:rPr>
-        <w:t xml:space="preserve">5. Рішення простежується на двох рівнях. Для mnist_test_2_00766 оцінки 1,1487 для 7_1 і 1,1000 для 2_1 різняться на 0,0486. Для всіх 111 помилок 2→7 трасування показує, що у 110 випадках бінарна маска не містить замкненої петлі, а 2_1 програв 7_1 за подібністю в усіх 106 випадках, коли отримав оцінку.</w:t>
+        <w:t xml:space="preserve">3. Діагностичне зважування робить рішення чутливим до виходу за вузькі інтервали: у трасуванні mnist_test_2_00766 три такі виходи дали заміщенням вузлів 2_1 вартості 1,010–1,302, тоді як п'ять заміщень 7_1 у межах інтервалів коштували 0,038–0,388.</w:t>
       </w:r>
     </w:p>
     <w:p>
@@ -11332,7 +11957,117 @@
         <w:rPr>
           <w:lang w:val="ru-RU"/>
         </w:rPr>
-        <w:t>Наукова цінність результатів полягає в поєднанні умов, якого немає в жодній із робіт, розглянутих у підрозділі 1.2: граф контуру є водночас носієм рішення й носієм пояснення; вартості зіставлення прив'язано до наперед визначених геометричних ознак вузлів; алфавіт концептів сформовано з 76 оригіналів одним проходом без зворотного поширення помилки; умови оцінювання задокументовано збереженими артефактами експерименту.</w:t>
+        <w:t>4. Ручний фільтр допустив 8</w:t>
+      </w:r>
+      <w:r>
+        <w:t> </w:t>
+      </w:r>
+      <w:r>
+        <w:rPr>
+          <w:lang w:val="ru-RU"/>
+        </w:rPr>
+        <w:t>707 із 10</w:t>
+      </w:r>
+      <w:r>
+        <w:t> </w:t>
+      </w:r>
+      <w:r>
+        <w:rPr>
+          <w:lang w:val="ru-RU"/>
+        </w:rPr>
+        <w:t xml:space="preserve">000 зображень </w:t>
+      </w:r>
+      <w:r>
+        <w:t>MNIST</w:t>
+      </w:r>
+      <w:r>
+        <w:rPr>
+          <w:lang w:val="ru-RU"/>
+        </w:rPr>
+        <w:t>; частка збережених зображень класу коливається від 59,75</w:t>
+      </w:r>
+      <w:r>
+        <w:t> </w:t>
+      </w:r>
+      <w:r>
+        <w:rPr>
+          <w:lang w:val="ru-RU"/>
+        </w:rPr>
+        <w:t>% до 99,47</w:t>
+      </w:r>
+      <w:r>
+        <w:t> </w:t>
+      </w:r>
+      <w:r>
+        <w:rPr>
+          <w:lang w:val="ru-RU"/>
+        </w:rPr>
+        <w:t>%. Точність становить 91,13</w:t>
+      </w:r>
+      <w:r>
+        <w:t> </w:t>
+      </w:r>
+      <w:r>
+        <w:rPr>
+          <w:lang w:val="ru-RU"/>
+        </w:rPr>
+        <w:t xml:space="preserve">%</w:t>
+      </w:r>
+      <w:r>
+        <w:rPr>
+          <w:highlight w:val="cyan"/>
+          <w:lang w:val="ru-RU"/>
+        </w:rPr>
+        <w:t xml:space="preserve"> (95 % ДІ 90,52–91,71 %)</w:t>
+      </w:r>
+      <w:r>
+        <w:rPr>
+          <w:lang w:val="ru-RU"/>
+        </w:rPr>
+        <w:t xml:space="preserve">; зважені влучність, повнота і </w:t>
+      </w:r>
+      <w:r>
+        <w:t>F</w:t>
+      </w:r>
+      <w:r>
+        <w:rPr>
+          <w:lang w:val="ru-RU"/>
+        </w:rPr>
+        <w:t>1 дорівнюють 91,92</w:t>
+      </w:r>
+      <w:r>
+        <w:t> </w:t>
+      </w:r>
+      <w:r>
+        <w:rPr>
+          <w:lang w:val="ru-RU"/>
+        </w:rPr>
+        <w:t>%, 91,13</w:t>
+      </w:r>
+      <w:r>
+        <w:t> </w:t>
+      </w:r>
+      <w:r>
+        <w:rPr>
+          <w:lang w:val="ru-RU"/>
+        </w:rPr>
+        <w:t>% і 91,34</w:t>
+      </w:r>
+      <w:r>
+        <w:t> </w:t>
+      </w:r>
+      <w:r>
+        <w:rPr>
+          <w:lang w:val="ru-RU"/>
+        </w:rPr>
+        <w:t>%.</w:t>
+      </w:r>
+      <w:r>
+        <w:rPr>
+          <w:highlight w:val="cyan"/>
+          <w:lang w:val="uk-UA"/>
+        </w:rPr>
+        <w:t xml:space="preserve"> Найнижча повнота в класу 2 (77,59 %).</w:t>
       </w:r>
     </w:p>
     <w:p>
@@ -11346,7 +12081,37 @@
           <w:highlight w:val="cyan"/>
           <w:lang w:val="uk-UA"/>
         </w:rPr>
-        <w:t xml:space="preserve">Практична цінність результатів є потенційною. Вона стосується задач, де кожне спірне рішення перевіряє людина: розпізнавання рукописних позначок у документообігу, контролю промислового маркування, навчальних систем, які мають показати причину оцінки. У статті показано властивість, на якій ґрунтується така придатність: рішення відтворюється за збереженими даними до поознакових вартостей, а концепт нового класу формується з кількох оригіналів. Застосування в цих задачах не перевіряли.</w:t>
+        <w:t xml:space="preserve">5. Рішення простежується на двох рівнях. Для mnist_test_2_00766 оцінки 1,1487 для 7_1 і 1,1000 для 2_1 різняться на 0,0486. Для всіх 111 помилок 2→7 трасування показує, що у 110 випадках бінарна маска не містить замкненої петлі, а 2_1 програв 7_1 за подібністю в усіх 106 випадках, коли отримав оцінку.</w:t>
+      </w:r>
+    </w:p>
+    <w:p>
+      <w:pPr>
+        <w:spacing w:after="0" w:line="280" w:lineRule="exact"/>
+        <w:ind w:firstLine="567"/>
+        <w:jc w:val="both"/>
+        <w:rPr>
+          <w:lang w:val="ru-RU"/>
+        </w:rPr>
+      </w:pPr>
+      <w:r>
+        <w:rPr>
+          <w:lang w:val="ru-RU"/>
+        </w:rPr>
+        <w:t>Наукова цінність результатів полягає в поєднанні умов, якого немає в жодній із робіт, розглянутих у підрозділі 1.2: граф контуру є водночас носієм рішення й носієм пояснення; вартості зіставлення прив'язано до наперед визначених геометричних ознак вузлів; алфавіт концептів сформовано з 76 оригіналів одним проходом без зворотного поширення помилки; умови оцінювання задокументовано збереженими артефактами експерименту.</w:t>
+      </w:r>
+    </w:p>
+    <w:p>
+      <w:pPr>
+        <w:spacing w:after="0" w:line="280" w:lineRule="exact"/>
+        <w:ind w:firstLine="567"/>
+        <w:jc w:val="both"/>
+      </w:pPr>
+      <w:r>
+        <w:rPr>
+          <w:highlight w:val="cyan"/>
+          <w:lang w:val="uk-UA"/>
+        </w:rPr>
+        <w:t xml:space="preserve">Робота має фундаментальний характер: метод спершу перевіряють на простих структурах, а потім переносять на складніші. Прототип системи перевірено на шести класах [32], у цій статті — на десяти класах рукописних цифр MNIST, а наступним етапом заплановано набір рукописних символів Omniglot. Згорткові нейронні мережі так само відпрацьовували на рукописних цифрах, зокрема на MNIST [40], перш ніж перейти до складніших зображень. Практичним результатом уже є навчання з кількох прикладів (3–9 оригіналів на концепт), якого потребують задачі з малою кількістю розмічених даних: на тих самих зразках найкраща з базових моделей поступається системі на 11,43 п. п. (підрозділ 3.5). Цінність для прикладних задач є потенційною. Вона стосується задач, де кожне спірне рішення перевіряє людина: розпізнавання рукописних позначок у документообігу, контролю промислового маркування, навчальних систем, які мають показати причину оцінки. У статті показано властивість, на якій ґрунтується така придатність: рішення відтворюється за збереженими даними до поознакових вартостей, а концепт нового класу формується з кількох оригіналів. Застосування в цих задачах не перевіряли.</w:t>
       </w:r>
     </w:p>
     <w:p>

--- a/papers/itssi_xai_2026/review_3/065_рец_3.docx
+++ b/papers/itssi_xai_2026/review_3/065_рец_3.docx
@@ -11016,7 +11016,7 @@
           <w:highlight w:val="cyan"/>
           <w:lang w:val="uk-UA"/>
         </w:rPr>
-        <w:t xml:space="preserve">Базові методи навчено на тих самих 805 зразках, з яких сформовано концепти (76 оригіналів з аугментаціями, 100×100 пікселів): SVM з RBF-ядром, багатошаровий перцептрон (MLP), згорткову мережу (CNN), класифікатор найближчого центроїда і k найближчих сусідів (k-NN). Оцінювання виконано на 8 708 повних тестових зображеннях за архівним переліком, що на одне більше, ніж у табл. 3; одне зображення змінює точність на 0,011 п. п. MLP і CNN навчено до збіжності з ранньою зупинкою на десяти відкладених оригіналах, по одному на клас, і окремо протягом однієї епохи. Для них наведено середнє й стандартне відхилення за п'ятьма запусками з різними початковими значеннями генератора. Умови й результати порівняння збережено в репозиторії проєкту (каталог experiments/classical_baselines_20260910T113940Z).</w:t>
+        <w:t xml:space="preserve">Базові методи навчено на тих самих 805 зразках, з яких сформовано концепти (76 оригіналів з аугментаціями, 100×100 пікселів): SVM з RBF-ядром, багатошаровий перцептрон (MLP), згорткову мережу (CNN), класифікатор найближчого центроїда і k найближчих сусідів (k-NN). Оцінювання виконано на тих самих 8 707 тестових зображеннях, що й для системи (табл. 3). Для системи 22 зображення, на яких конвеєр не побудував граф, зараховано до помилок, тому її точність у табл. 7 становить 90,90 % (7 915 з 8 707), а не 91,13 % (7 915 з 8 685 класифікованих). MLP і CNN навчено до збіжності з ранньою зупинкою на десяти відкладених оригіналах, по одному на клас, і окремо протягом однієї епохи. Для них наведено середнє й стандартне відхилення за п'ятьма запусками з різними початковими значеннями генератора. Умови й результати порівняння збережено в репозиторії проєкту (каталог experiments/classical_baselines_20260910T113940Z).</w:t>
       </w:r>
     </w:p>
     <w:p>
@@ -11034,7 +11034,7 @@
           <w:highlight w:val="cyan"/>
           <w:lang w:val="uk-UA"/>
         </w:rPr>
-        <w:t xml:space="preserve">Найкраща з базових моделей, SVM, досягає точності 79,70 %, на 11,43 п. п. нижче за систему (табл. 7). Після однієї епохи, тобто одного проходу навчальних даних, точність MLP становить 67,13 %, а CNN — 59,00 %. Повнота системи за класами лежить у межах 18,93 п. п., у SVM — у межах 49,25 п. п. Розрив створюють переважно класи 3, 5 і 8, а на класах 2 і 4 повнота SVM вища, ніж у системи.</w:t>
+        <w:t xml:space="preserve">Найкраща з базових моделей, SVM, досягає точності 79,69 %, на 11,21 п. п. нижче за систему (табл. 7). Після однієї епохи, тобто одного проходу навчальних даних, точність MLP становить 67,13 %, а CNN — 59,00 %. Повнота системи за класами лежить у межах 18,42 п. п., у SVM — у межах 49,25 п. п. Найбільше система випереджає SVM на класі 3: 95,67 % проти 48,09 %. На класах 2 і 4 вища повнота в SVM: 87,34 % проти 77,51 % і 91,61 % проти 83,74 %; на класах 1 і 6 SVM випереджає систему менш ніж на 2,3 п. п.</w:t>
       </w:r>
     </w:p>
     <w:p>
@@ -11200,7 +11200,7 @@
                 <w:highlight w:val="cyan"/>
                 <w:lang w:val="uk-UA"/>
               </w:rPr>
-              <w:t xml:space="preserve">91,13</w:t>
+              <w:t xml:space="preserve">90,90</w:t>
             </w:r>
           </w:p>
         </w:tc>
@@ -11218,7 +11218,7 @@
                 <w:highlight w:val="cyan"/>
                 <w:lang w:val="uk-UA"/>
               </w:rPr>
-              <w:t xml:space="preserve">77,59–96,52</w:t>
+              <w:t xml:space="preserve">77,51–95,93</w:t>
             </w:r>
           </w:p>
         </w:tc>
@@ -11274,7 +11274,7 @@
                 <w:highlight w:val="cyan"/>
                 <w:lang w:val="uk-UA"/>
               </w:rPr>
-              <w:t xml:space="preserve">79,70</w:t>
+              <w:t xml:space="preserve">79,69</w:t>
             </w:r>
           </w:p>
         </w:tc>
@@ -11348,7 +11348,7 @@
                 <w:highlight w:val="cyan"/>
                 <w:lang w:val="uk-UA"/>
               </w:rPr>
-              <w:t xml:space="preserve">75,71 ± 3,22</w:t>
+              <w:t xml:space="preserve">75,70 ± 3,22</w:t>
             </w:r>
           </w:p>
         </w:tc>
@@ -11422,7 +11422,7 @@
                 <w:highlight w:val="cyan"/>
                 <w:lang w:val="uk-UA"/>
               </w:rPr>
-              <w:t xml:space="preserve">75,33 ± 1,66</w:t>
+              <w:t xml:space="preserve">75,32 ± 1,66</w:t>
             </w:r>
           </w:p>
         </w:tc>
@@ -12111,7 +12111,7 @@
           <w:highlight w:val="cyan"/>
           <w:lang w:val="uk-UA"/>
         </w:rPr>
-        <w:t xml:space="preserve">Робота має фундаментальний характер: метод спершу перевіряють на простих структурах, а потім переносять на складніші. Прототип системи перевірено на шести класах [32], у цій статті — на десяти класах рукописних цифр MNIST, а наступним етапом заплановано набір рукописних символів Omniglot. Згорткові нейронні мережі так само відпрацьовували на рукописних цифрах, зокрема на MNIST [40], перш ніж перейти до складніших зображень. Практичним результатом уже є навчання з кількох прикладів (3–9 оригіналів на концепт), якого потребують задачі з малою кількістю розмічених даних: на тих самих зразках найкраща з базових моделей поступається системі на 11,43 п. п. (підрозділ 3.5). Цінність для прикладних задач є потенційною. Вона стосується задач, де кожне спірне рішення перевіряє людина: розпізнавання рукописних позначок у документообігу, контролю промислового маркування, навчальних систем, які мають показати причину оцінки. У статті показано властивість, на якій ґрунтується така придатність: рішення відтворюється за збереженими даними до поознакових вартостей, а концепт нового класу формується з кількох оригіналів. Застосування в цих задачах не перевіряли.</w:t>
+        <w:t xml:space="preserve">Робота має фундаментальний характер: метод спершу перевіряють на простих структурах, а потім переносять на складніші. Прототип системи перевірено на шести класах [32], у цій статті — на десяти класах рукописних цифр MNIST, а наступним етапом заплановано набір рукописних символів Omniglot. Згорткові нейронні мережі так само відпрацьовували на рукописних цифрах, зокрема на MNIST [40], перш ніж перейти до складніших зображень. Практичним результатом уже є навчання з кількох прикладів (3–9 оригіналів на концепт), якого потребують задачі з малою кількістю розмічених даних: на тих самих зразках найкраща з базових моделей поступається системі на 11,21 п. п. (підрозділ 3.5). Цінність для прикладних задач є потенційною. Вона стосується задач, де кожне спірне рішення перевіряє людина: розпізнавання рукописних позначок у документообігу, контролю промислового маркування, навчальних систем, які мають показати причину оцінки. У статті показано властивість, на якій ґрунтується така придатність: рішення відтворюється за збереженими даними до поознакових вартостей, а концепт нового класу формується з кількох оригіналів. Застосування в цих задачах не перевіряли.</w:t>
       </w:r>
     </w:p>
     <w:p>

--- a/papers/itssi_xai_2026/review_3/065_рец_3.docx
+++ b/papers/itssi_xai_2026/review_3/065_рец_3.docx
@@ -12111,7 +12111,7 @@
           <w:highlight w:val="cyan"/>
           <w:lang w:val="uk-UA"/>
         </w:rPr>
-        <w:t xml:space="preserve">Робота має фундаментальний характер: метод спершу перевіряють на простих структурах, а потім переносять на складніші. Прототип системи перевірено на шести класах [32], у цій статті — на десяти класах рукописних цифр MNIST, а наступним етапом заплановано набір рукописних символів Omniglot. Згорткові нейронні мережі так само відпрацьовували на рукописних цифрах, зокрема на MNIST [40], перш ніж перейти до складніших зображень. Практичним результатом уже є навчання з кількох прикладів (3–9 оригіналів на концепт), якого потребують задачі з малою кількістю розмічених даних: на тих самих зразках найкраща з базових моделей поступається системі на 11,21 п. п. (підрозділ 3.5). Цінність для прикладних задач є потенційною. Вона стосується задач, де кожне спірне рішення перевіряє людина: розпізнавання рукописних позначок у документообігу, контролю промислового маркування, навчальних систем, які мають показати причину оцінки. У статті показано властивість, на якій ґрунтується така придатність: рішення відтворюється за збереженими даними до поознакових вартостей, а концепт нового класу формується з кількох оригіналів. Застосування в цих задачах не перевіряли.</w:t>
+        <w:t xml:space="preserve">Робота має фундаментальний характер: метод спершу перевіряють на простих структурах, а потім переносять на складніші. Попередню версію системи перевірено на шести класах цифр MNIST [32], у цій статті — на всіх десяти, а наступним етапом заплановано набір рукописних символів Omniglot. Згорткові нейронні мережі так само відпрацьовували на рукописних цифрах, зокрема на MNIST [40], перш ніж перейти до складніших зображень. Практичним результатом уже є навчання з кількох прикладів (3–9 оригіналів на концепт), якого потребують задачі з малою кількістю розмічених даних: на тих самих зразках найкраща з базових моделей поступається системі на 11,21 п. п. (підрозділ 3.5). Цінність для прикладних задач є потенційною. Вона стосується задач, де кожне спірне рішення перевіряє людина: розпізнавання рукописних позначок у документообігу, контролю промислового маркування, навчальних систем, які мають показати причину оцінки. У статті показано властивість, на якій ґрунтується така придатність: рішення відтворюється за збереженими даними до поознакових вартостей, а концепт нового класу формується з кількох оригіналів. Застосування в цих задачах не перевіряли.</w:t>
       </w:r>
     </w:p>
     <w:p>

--- a/papers/itssi_xai_2026/review_3/065_рец_3.docx
+++ b/papers/itssi_xai_2026/review_3/065_рец_3.docx
@@ -21418,7 +21418,7 @@
           <w:highlight w:val="cyan"/>
           <w:lang w:val="uk-UA"/>
         </w:rPr>
-        <w:t xml:space="preserve">Помилкою вважають і віднесення зображення до хибного класу, і випадок, коли не активувався жоден концепт. Точність є часткою правильно розпізнаних зображень. Влучність, повноту й F1 обчислено для кожного класу та усереднено з вагами, пропорційними кількості зображень класу. Для точності та </w:t>
+        <w:t xml:space="preserve">Помилкою вважають і віднесення зображення до хибного класу, і випадок, коли не активувався жоден концепт. Якщо конвеєр не побудував граф зображення, воно не потрапляє до класифікатора. Основну точність обчислено на класифікованих зображеннях, а точність, у якій такі збої зараховано до помилок, наведено окремо. Точність є часткою правильно розпізнаних зображень. Влучність, повноту й F1 обчислено для кожного класу та усереднено з вагами, пропорційними кількості зображень класу. Для точності та </w:t>
       </w:r>
       <w:proofErr w:type="spellStart"/>
       <w:r>
@@ -23180,6 +23180,13 @@
           <w:lang w:val="ru-RU"/>
         </w:rPr>
         <w:t>.</w:t>
+      </w:r>
+      <w:r>
+        <w:rPr>
+          <w:highlight w:val="cyan"/>
+          <w:lang w:val="ru-RU"/>
+        </w:rPr>
+        <w:t xml:space="preserve"> Для 22 із 8 707 допущених зображень конвеєр не побудував граф, тому класифіковано 8 685 зображень. Точність на них становить 91,13 % (підрозділ 3.3). Якщо зарахувати ці 22 зображення до помилок, точність становить 90,90 % (7 915 з 8 707; 95 % ДІ 90,28–91,49 %).</w:t>
       </w:r>
     </w:p>
     <w:p>

--- a/papers/itssi_xai_2026/review_3/065_рец_3.docx
+++ b/papers/itssi_xai_2026/review_3/065_рец_3.docx
@@ -4407,6 +4407,13 @@
         </w:rPr>
         <w:t>Точність</w:t>
       </w:r>
+      <w:r>
+        <w:rPr>
+          <w:highlight w:val="cyan"/>
+          <w:lang w:val="ru-RU"/>
+        </w:rPr>
+        <w:t xml:space="preserve"> на 8 685 класифікованих зображеннях</w:t>
+      </w:r>
       <w:proofErr w:type="spellEnd"/>
       <w:r>
         <w:rPr>
@@ -32224,6 +32231,13 @@
         </w:rPr>
         <w:t>Точність</w:t>
       </w:r>
+      <w:r>
+        <w:rPr>
+          <w:highlight w:val="cyan"/>
+          <w:lang w:val="ru-RU"/>
+        </w:rPr>
+        <w:t xml:space="preserve"> на 8 685 класифікованих зображеннях</w:t>
+      </w:r>
       <w:proofErr w:type="spellEnd"/>
       <w:r>
         <w:rPr>
@@ -38534,7 +38548,16 @@
       </w:r>
       <w:r>
         <w:lastRenderedPageBreak/>
-        <w:t>admitted 8,707 of 10,000 images. Accuracy is 91.13 %</w:t>
+        <w:t>admitted 8,707 of 10,000 images. Accuracy</w:t>
+      </w:r>
+      <w:r>
+        <w:rPr>
+          <w:highlight w:val="cyan"/>
+        </w:rPr>
+        <w:t xml:space="preserve"> on the 8,685 classified images</w:t>
+      </w:r>
+      <w:r>
+        <w:t xml:space="preserve"> is 91.13 %</w:t>
       </w:r>
       <w:r>
         <w:rPr>
